--- a/00-首页/题组Word/第一轮·综合套卷/第一轮综合卷08-学生版.docx
+++ b/00-首页/题组Word/第一轮·综合套卷/第一轮综合卷08-学生版.docx
@@ -2,7 +2,7 @@
 <file path=word/document.xml><?xml version="1.0" encoding="utf-8"?>
 <w:document xmlns:w="http://schemas.openxmlformats.org/wordprocessingml/2006/main" xmlns:m="http://schemas.openxmlformats.org/officeDocument/2006/math" xmlns:r="http://schemas.openxmlformats.org/officeDocument/2006/relationships" xmlns:o="urn:schemas-microsoft-com:office:office" xmlns:v="urn:schemas-microsoft-com:vml" xmlns:w10="urn:schemas-microsoft-com:office:word" xmlns:a="http://schemas.openxmlformats.org/drawingml/2006/main" xmlns:pic="http://schemas.openxmlformats.org/drawingml/2006/picture" xmlns:wp="http://schemas.openxmlformats.org/drawingml/2006/wordprocessingDrawing">
   <w:body>
-    <w:bookmarkStart w:id="96" w:name="第一轮综合练习-第08卷"/>
+    <w:bookmarkStart w:id="98" w:name="第一轮综合练习-第08卷"/>
     <w:p>
       <w:pPr>
         <w:pStyle w:val="Heading1"/>
@@ -50,7 +50,7 @@
         </w:pict>
       </w:r>
     </w:p>
-    <w:bookmarkStart w:id="95" w:name="题目"/>
+    <w:bookmarkStart w:id="97" w:name="题目"/>
     <w:p>
       <w:pPr>
         <w:pStyle w:val="Heading2"/>
@@ -4111,7 +4111,55 @@
         <w:rPr>
           <w:rFonts w:hint="eastAsia" w:ascii="Times New Roman" w:hAnsi="Times New Roman" w:eastAsia="FangSong" w:cs="Times New Roman"/>
         </w:rPr>
-        <w:t>对于氢原子</w:t>
+        <w:t>我们所处的世界</w:t>
+      </w:r>
+      <w:r>
+        <w:rPr>
+          <w:rFonts w:hint="eastAsia" w:ascii="Times New Roman" w:hAnsi="Times New Roman" w:eastAsia="Times New Roman" w:cs="Times New Roman"/>
+        </w:rPr>
+        <w:t>,</w:t>
+      </w:r>
+      <w:r>
+        <w:rPr>
+          <w:rFonts w:ascii="Times New Roman" w:hAnsi="Times New Roman" w:eastAsia="Times New Roman" w:cs="Times New Roman"/>
+        </w:rPr>
+        <w:t xml:space="preserve"> </w:t>
+      </w:r>
+      <w:r>
+        <w:rPr>
+          <w:rFonts w:hint="eastAsia" w:ascii="Times New Roman" w:hAnsi="Times New Roman" w:eastAsia="FangSong" w:cs="Times New Roman"/>
+        </w:rPr>
+        <w:t xml:space="preserve">原子核外电子的排布是由</w:t>
+      </w:r>
+      <w:r>
+        <w:rPr>
+          <w:rFonts w:ascii="Times New Roman" w:hAnsi="Times New Roman" w:eastAsia="Times New Roman" w:cs="Times New Roman"/>
+        </w:rPr>
+        <w:t xml:space="preserve"> 4 </w:t>
+      </w:r>
+      <w:r>
+        <w:rPr>
+          <w:rFonts w:hint="eastAsia" w:ascii="Times New Roman" w:hAnsi="Times New Roman" w:eastAsia="FangSong" w:cs="Times New Roman"/>
+        </w:rPr>
+        <w:t>个量子数决定的</w:t>
+      </w:r>
+      <w:r>
+        <w:rPr>
+          <w:rFonts w:hint="eastAsia" w:ascii="Times New Roman" w:hAnsi="Times New Roman" w:eastAsia="Times New Roman" w:cs="Times New Roman"/>
+        </w:rPr>
+        <w:t>,</w:t>
+      </w:r>
+      <w:r>
+        <w:rPr>
+          <w:rFonts w:ascii="Times New Roman" w:hAnsi="Times New Roman" w:eastAsia="Times New Roman" w:cs="Times New Roman"/>
+        </w:rPr>
+        <w:t xml:space="preserve"> </w:t>
+      </w:r>
+      <w:r>
+        <w:rPr>
+          <w:rFonts w:hint="eastAsia" w:ascii="Times New Roman" w:hAnsi="Times New Roman" w:eastAsia="FangSong" w:cs="Times New Roman"/>
+        </w:rPr>
+        <w:t>各个量子数的取值如下</w:t>
       </w:r>
       <w:r>
         <w:rPr>
@@ -4119,109 +4167,302 @@
         </w:rPr>
         <w:t>:</w:t>
       </w:r>
-    </w:p>
-    <w:p>
-      <w:pPr>
-        <w:pStyle w:val="BodyText"/>
-      </w:pPr>
-      <w:r>
-        <w:rPr>
-          <w:rFonts w:ascii="Times New Roman" w:hAnsi="Times New Roman" w:eastAsia="Times New Roman" w:cs="Times New Roman"/>
-        </w:rPr>
-        <w:t xml:space="preserve">4-1 </w:t>
-      </w:r>
-      <w:r>
-        <w:rPr>
-          <w:rFonts w:hint="eastAsia" w:ascii="Times New Roman" w:hAnsi="Times New Roman" w:eastAsia="FangSong" w:cs="Times New Roman"/>
-        </w:rPr>
-        <w:t>分别计算从第一激发态和第六激发态跃迁到基态所产生的光谱线的波长</w:t>
-      </w:r>
-      <w:r>
-        <w:rPr>
-          <w:rFonts w:hint="eastAsia" w:ascii="Times New Roman" w:hAnsi="Times New Roman" w:eastAsia="Times New Roman" w:cs="Times New Roman"/>
-        </w:rPr>
-        <w:t>，</w:t>
-      </w:r>
-      <w:r>
-        <w:rPr>
-          <w:rFonts w:hint="eastAsia" w:ascii="Times New Roman" w:hAnsi="Times New Roman" w:eastAsia="FangSong" w:cs="Times New Roman"/>
-        </w:rPr>
-        <w:t>说明这些谱线属于什么线系及处于什么光谱范围</w:t>
-      </w:r>
-      <w:r>
-        <w:rPr>
-          <w:rFonts w:hint="eastAsia" w:ascii="Times New Roman" w:hAnsi="Times New Roman" w:eastAsia="Times New Roman" w:cs="Times New Roman"/>
-        </w:rPr>
-        <w:t>。</w:t>
-      </w:r>
-    </w:p>
-    <w:p>
-      <w:pPr>
-        <w:pStyle w:val="BodyText"/>
-      </w:pPr>
-      <w:r>
-        <w:rPr>
-          <w:rFonts w:ascii="Times New Roman" w:hAnsi="Times New Roman" w:eastAsia="Times New Roman" w:cs="Times New Roman"/>
-        </w:rPr>
-        <w:t xml:space="preserve">4-2 </w:t>
-      </w:r>
-      <w:r>
-        <w:rPr>
-          <w:rFonts w:hint="eastAsia" w:ascii="Times New Roman" w:hAnsi="Times New Roman" w:eastAsia="FangSong" w:cs="Times New Roman"/>
-        </w:rPr>
-        <w:t>上述两谱线产生的光子能否使</w:t>
-      </w:r>
-      <w:r>
-        <w:rPr>
-          <w:rFonts w:hint="eastAsia" w:ascii="Times New Roman" w:hAnsi="Times New Roman" w:eastAsia="Times New Roman" w:cs="Times New Roman"/>
-        </w:rPr>
-        <w:t>：</w:t>
-      </w:r>
-    </w:p>
-    <w:p>
-      <w:pPr>
-        <w:pStyle w:val="BodyText"/>
-      </w:pPr>
-      <w:r>
-        <w:rPr>
-          <w:rFonts w:ascii="Times New Roman" w:hAnsi="Times New Roman" w:eastAsia="Times New Roman" w:cs="Times New Roman"/>
-        </w:rPr>
-        <w:t xml:space="preserve">4-2-1 </w:t>
-      </w:r>
-      <w:r>
-        <w:rPr>
-          <w:rFonts w:hint="eastAsia" w:ascii="Times New Roman" w:hAnsi="Times New Roman" w:eastAsia="FangSong" w:cs="Times New Roman"/>
-        </w:rPr>
-        <w:t>处于基态的另外的氢原子电离</w:t>
-      </w:r>
-      <w:r>
-        <w:rPr>
-          <w:rFonts w:hint="eastAsia" w:ascii="Times New Roman" w:hAnsi="Times New Roman" w:eastAsia="Times New Roman" w:cs="Times New Roman"/>
-        </w:rPr>
-        <w:t>？</w:t>
-      </w:r>
-    </w:p>
-    <w:p>
-      <w:pPr>
-        <w:pStyle w:val="BodyText"/>
-      </w:pPr>
-      <w:r>
-        <w:rPr>
-          <w:rFonts w:ascii="Times New Roman" w:hAnsi="Times New Roman" w:eastAsia="Times New Roman" w:cs="Times New Roman"/>
-        </w:rPr>
-        <w:t xml:space="preserve">4-2-2 </w:t>
-      </w:r>
-      <w:r>
-        <w:rPr>
-          <w:rFonts w:hint="eastAsia" w:ascii="Times New Roman" w:hAnsi="Times New Roman" w:eastAsia="FangSong" w:cs="Times New Roman"/>
-        </w:rPr>
-        <w:t>晶体中的铜原子电离</w:t>
-      </w:r>
-      <w:r>
-        <w:rPr>
-          <w:rFonts w:hint="eastAsia" w:ascii="Times New Roman" w:hAnsi="Times New Roman" w:eastAsia="Times New Roman" w:cs="Times New Roman"/>
-        </w:rPr>
-        <w:t>(</w:t>
+      <w:r>
+        <w:rPr>
+          <w:rFonts w:ascii="Times New Roman" w:hAnsi="Times New Roman" w:eastAsia="Times New Roman" w:cs="Times New Roman"/>
+        </w:rPr>
+        <w:t xml:space="preserve"> </w:t>
+      </w:r>
+      <m:oMath>
+        <m:oMathPr>
+          <m:ctrlPr>
+            <w:rPr>
+              <w:sz w:val="28"/>
+              <w:szCs w:val="28"/>
+            </w:rPr>
+          </m:ctrlPr>
+        </m:oMathPr>
+        <m:r>
+          <m:t>n</m:t>
+        </m:r>
+        <m:r>
+          <m:rPr>
+            <m:sty m:val="p"/>
+          </m:rPr>
+          <m:t>=</m:t>
+        </m:r>
+        <m:r>
+          <m:t>1</m:t>
+        </m:r>
+        <m:r>
+          <m:rPr>
+            <m:sty m:val="p"/>
+          </m:rPr>
+          <m:t>,</m:t>
+        </m:r>
+        <m:r>
+          <m:t>2</m:t>
+        </m:r>
+        <m:r>
+          <m:rPr>
+            <m:sty m:val="p"/>
+          </m:rPr>
+          <m:t>,</m:t>
+        </m:r>
+        <m:r>
+          <m:t>3</m:t>
+        </m:r>
+        <m:r>
+          <m:rPr>
+            <m:sty m:val="p"/>
+          </m:rPr>
+          <m:t>,</m:t>
+        </m:r>
+        <m:r>
+          <m:t>4</m:t>
+        </m:r>
+        <m:r>
+          <m:rPr>
+            <m:sty m:val="p"/>
+          </m:rPr>
+          <m:t>,</m:t>
+        </m:r>
+        <m:r>
+          <m:t>5</m:t>
+        </m:r>
+        <m:r>
+          <m:rPr>
+            <m:sty m:val="p"/>
+          </m:rPr>
+          <m:t>,</m:t>
+        </m:r>
+        <m:r>
+          <m:rPr>
+            <m:sty m:val="p"/>
+          </m:rPr>
+          <m:t>…</m:t>
+        </m:r>
+      </m:oMath>
+      <w:r>
+        <w:rPr>
+          <w:rFonts w:ascii="Times New Roman" w:hAnsi="Times New Roman" w:eastAsia="Times New Roman" w:cs="Times New Roman"/>
+        </w:rPr>
+        <w:t xml:space="preserve"> </w:t>
+      </w:r>
+      <w:r>
+        <w:rPr>
+          <w:rFonts w:ascii="Times New Roman" w:hAnsi="Times New Roman" w:eastAsia="Times New Roman" w:cs="Times New Roman"/>
+        </w:rPr>
+        <w:t xml:space="preserve">;</w:t>
+      </w:r>
+      <w:r>
+        <w:rPr>
+          <w:rFonts w:ascii="Times New Roman" w:hAnsi="Times New Roman" w:eastAsia="Times New Roman" w:cs="Times New Roman"/>
+        </w:rPr>
+        <w:t xml:space="preserve"> </w:t>
+      </w:r>
+      <m:oMath>
+        <m:oMathPr>
+          <m:ctrlPr>
+            <w:rPr>
+              <w:sz w:val="28"/>
+              <w:szCs w:val="28"/>
+            </w:rPr>
+          </m:ctrlPr>
+        </m:oMathPr>
+        <m:r>
+          <m:t>l</m:t>
+        </m:r>
+        <m:r>
+          <m:rPr>
+            <m:sty m:val="p"/>
+          </m:rPr>
+          <m:t>=</m:t>
+        </m:r>
+        <m:r>
+          <m:t>0</m:t>
+        </m:r>
+        <m:r>
+          <m:rPr>
+            <m:sty m:val="p"/>
+          </m:rPr>
+          <m:t>,</m:t>
+        </m:r>
+        <m:r>
+          <m:t>1</m:t>
+        </m:r>
+        <m:r>
+          <m:rPr>
+            <m:sty m:val="p"/>
+          </m:rPr>
+          <m:t>,</m:t>
+        </m:r>
+        <m:r>
+          <m:t>2</m:t>
+        </m:r>
+        <m:r>
+          <m:rPr>
+            <m:sty m:val="p"/>
+          </m:rPr>
+          <m:t>,</m:t>
+        </m:r>
+        <m:r>
+          <m:t>3</m:t>
+        </m:r>
+        <m:r>
+          <m:rPr>
+            <m:sty m:val="p"/>
+          </m:rPr>
+          <m:t>,</m:t>
+        </m:r>
+        <m:r>
+          <m:rPr>
+            <m:sty m:val="p"/>
+          </m:rPr>
+          <m:t>…</m:t>
+        </m:r>
+        <m:r>
+          <m:rPr>
+            <m:sty m:val="p"/>
+          </m:rPr>
+          <m:t>,</m:t>
+        </m:r>
+        <m:r>
+          <m:t>n</m:t>
+        </m:r>
+        <m:r>
+          <m:rPr>
+            <m:sty m:val="p"/>
+          </m:rPr>
+          <m:t>−</m:t>
+        </m:r>
+        <m:r>
+          <m:t>1</m:t>
+        </m:r>
+      </m:oMath>
+      <w:r>
+        <w:rPr>
+          <w:rFonts w:ascii="Times New Roman" w:hAnsi="Times New Roman" w:eastAsia="Times New Roman" w:cs="Times New Roman"/>
+        </w:rPr>
+        <w:t xml:space="preserve"> </w:t>
+      </w:r>
+      <w:r>
+        <w:rPr>
+          <w:rFonts w:ascii="Times New Roman" w:hAnsi="Times New Roman" w:eastAsia="Times New Roman" w:cs="Times New Roman"/>
+        </w:rPr>
+        <w:t xml:space="preserve">;</w:t>
+      </w:r>
+      <w:r>
+        <w:rPr>
+          <w:rFonts w:ascii="Times New Roman" w:hAnsi="Times New Roman" w:eastAsia="Times New Roman" w:cs="Times New Roman"/>
+        </w:rPr>
+        <w:t xml:space="preserve"> </w:t>
+      </w:r>
+      <m:oMath>
+        <m:oMathPr>
+          <m:ctrlPr>
+            <w:rPr>
+              <w:sz w:val="28"/>
+              <w:szCs w:val="28"/>
+            </w:rPr>
+          </m:ctrlPr>
+        </m:oMathPr>
+        <m:r>
+          <m:t>m</m:t>
+        </m:r>
+        <m:r>
+          <m:rPr>
+            <m:sty m:val="p"/>
+          </m:rPr>
+          <m:t>=</m:t>
+        </m:r>
+        <m:r>
+          <m:t>0</m:t>
+        </m:r>
+        <m:r>
+          <m:rPr>
+            <m:sty m:val="p"/>
+          </m:rPr>
+          <m:t>,</m:t>
+        </m:r>
+        <m:r>
+          <m:rPr>
+            <m:sty m:val="p"/>
+          </m:rPr>
+          <m:t>±</m:t>
+        </m:r>
+        <m:r>
+          <m:t>1</m:t>
+        </m:r>
+        <m:r>
+          <m:rPr>
+            <m:sty m:val="p"/>
+          </m:rPr>
+          <m:t>,</m:t>
+        </m:r>
+        <m:r>
+          <m:rPr>
+            <m:sty m:val="p"/>
+          </m:rPr>
+          <m:t>±</m:t>
+        </m:r>
+        <m:r>
+          <m:t>2</m:t>
+        </m:r>
+        <m:r>
+          <m:rPr>
+            <m:sty m:val="p"/>
+          </m:rPr>
+          <m:t>,</m:t>
+        </m:r>
+        <m:r>
+          <m:rPr>
+            <m:sty m:val="p"/>
+          </m:rPr>
+          <m:t>±</m:t>
+        </m:r>
+        <m:r>
+          <m:t>3</m:t>
+        </m:r>
+        <m:r>
+          <m:rPr>
+            <m:sty m:val="p"/>
+          </m:rPr>
+          <m:t>,</m:t>
+        </m:r>
+        <m:r>
+          <m:rPr>
+            <m:sty m:val="p"/>
+          </m:rPr>
+          <m:t>…</m:t>
+        </m:r>
+        <m:r>
+          <m:rPr>
+            <m:sty m:val="p"/>
+          </m:rPr>
+          <m:t>,</m:t>
+        </m:r>
+        <m:r>
+          <m:rPr>
+            <m:sty m:val="p"/>
+          </m:rPr>
+          <m:t>±</m:t>
+        </m:r>
+        <m:r>
+          <m:t>1</m:t>
+        </m:r>
+      </m:oMath>
+      <w:r>
+        <w:rPr>
+          <w:rFonts w:ascii="Times New Roman" w:hAnsi="Times New Roman" w:eastAsia="Times New Roman" w:cs="Times New Roman"/>
+        </w:rPr>
+        <w:t xml:space="preserve"> </w:t>
+      </w:r>
+      <w:r>
+        <w:rPr>
+          <w:rFonts w:ascii="Times New Roman" w:hAnsi="Times New Roman" w:eastAsia="Times New Roman" w:cs="Times New Roman"/>
+        </w:rPr>
+        <w:t xml:space="preserve">;</w:t>
       </w:r>
       <w:r>
         <w:rPr>
@@ -4241,15 +4482,12 @@
         <m:sSub>
           <m:e>
             <m:r>
-              <m:t>ϕ</m:t>
+              <m:t>m</m:t>
             </m:r>
           </m:e>
           <m:sub>
             <m:r>
-              <m:t>C</m:t>
-            </m:r>
-            <m:r>
-              <m:t>u</m:t>
+              <m:t>s</m:t>
             </m:r>
           </m:sub>
         </m:sSub>
@@ -4260,35 +4498,26 @@
           <m:t>=</m:t>
         </m:r>
         <m:r>
-          <m:t>7.44</m:t>
-        </m:r>
-        <m:r>
           <m:rPr>
             <m:sty m:val="p"/>
           </m:rPr>
-          <m:t>×</m:t>
-        </m:r>
-        <m:sSup>
-          <m:e>
-            <m:r>
-              <m:t>10</m:t>
-            </m:r>
-          </m:e>
-          <m:sup>
-            <m:r>
-              <m:rPr>
-                <m:sty m:val="p"/>
-              </m:rPr>
-              <m:t>−</m:t>
-            </m:r>
-            <m:r>
-              <m:t>19</m:t>
-            </m:r>
-          </m:sup>
-        </m:sSup>
-        <m:r>
-          <m:t>J</m:t>
-        </m:r>
+          <m:t>±</m:t>
+        </m:r>
+        <m:f>
+          <m:fPr>
+            <m:type m:val="bar"/>
+          </m:fPr>
+          <m:num>
+            <m:r>
+              <m:t>1</m:t>
+            </m:r>
+          </m:num>
+          <m:den>
+            <m:r>
+              <m:t>2</m:t>
+            </m:r>
+          </m:den>
+        </m:f>
       </m:oMath>
       <w:r>
         <w:rPr>
@@ -4298,162 +4527,45 @@
       </w:r>
       <w:r>
         <w:rPr>
-          <w:rFonts w:ascii="Times New Roman" w:hAnsi="Times New Roman" w:eastAsia="Times New Roman" w:cs="Times New Roman"/>
-        </w:rPr>
-        <w:t xml:space="preserve">)?</w:t>
-      </w:r>
-    </w:p>
-    <w:p>
-      <w:pPr>
-        <w:pStyle w:val="BodyText"/>
-      </w:pPr>
-      <w:r>
-        <w:rPr>
-          <w:rFonts w:ascii="Times New Roman" w:hAnsi="Times New Roman" w:eastAsia="Times New Roman" w:cs="Times New Roman"/>
-        </w:rPr>
-        <w:t xml:space="preserve">4-2-3 </w:t>
-      </w:r>
-      <w:r>
-        <w:rPr>
-          <w:rFonts w:hint="eastAsia" w:ascii="Times New Roman" w:hAnsi="Times New Roman" w:eastAsia="FangSong" w:cs="Times New Roman"/>
-        </w:rPr>
-        <w:t>若上述两谱线所产生的光子能使铜晶体电离</w:t>
-      </w:r>
-      <w:r>
-        <w:rPr>
-          <w:rFonts w:hint="eastAsia" w:ascii="Times New Roman" w:hAnsi="Times New Roman" w:eastAsia="Times New Roman" w:cs="Times New Roman"/>
-        </w:rPr>
-        <w:t>，</w:t>
-      </w:r>
-      <w:r>
-        <w:rPr>
-          <w:rFonts w:hint="eastAsia" w:ascii="Times New Roman" w:hAnsi="Times New Roman" w:eastAsia="FangSong" w:cs="Times New Roman"/>
-        </w:rPr>
-        <w:t>计算从铜晶体发射出的电子的德布罗意波长</w:t>
-      </w:r>
-      <w:r>
-        <w:rPr>
           <w:rFonts w:hint="eastAsia" w:ascii="Times New Roman" w:hAnsi="Times New Roman" w:eastAsia="Times New Roman" w:cs="Times New Roman"/>
         </w:rPr>
         <w:t>。</w:t>
       </w:r>
-    </w:p>
-    <w:p>
-      <w:pPr>
-        <w:spacing w:before="160" w:after="80"/>
-      </w:pPr>
-      <w:r>
-        <w:pict>
-          <v:rect style="width:0;height:1.5pt" o:hralign="center" o:hrstd="t" o:hr="t"/>
-        </w:pict>
-      </w:r>
-    </w:p>
-    <w:bookmarkEnd w:id="18"/>
-    <w:bookmarkStart w:id="19" w:name="第8题"/>
-    <w:p>
-      <w:pPr>
-        <w:pStyle w:val="Heading3"/>
-        <w:spacing w:before="280" w:after="120"/>
-      </w:pPr>
-      <w:r>
-        <w:rPr>
-          <w:rFonts w:hint="eastAsia" w:ascii="Times New Roman" w:hAnsi="Times New Roman" w:eastAsia="SimHei" w:cs="Times New Roman"/>
-        </w:rPr>
-        <w:t>第</w:t>
-      </w:r>
-      <w:r>
-        <w:rPr>
-          <w:rFonts w:hint="eastAsia" w:ascii="Times New Roman" w:hAnsi="Times New Roman" w:eastAsia="Times New Roman" w:cs="Times New Roman"/>
-        </w:rPr>
-        <w:t>8</w:t>
-      </w:r>
-      <w:r>
-        <w:rPr>
-          <w:rFonts w:hint="eastAsia" w:ascii="Times New Roman" w:hAnsi="Times New Roman" w:eastAsia="SimHei" w:cs="Times New Roman"/>
-        </w:rPr>
-        <w:t>题</w:t>
-      </w:r>
-    </w:p>
-    <w:p>
-      <w:pPr>
-        <w:pStyle w:val="FirstParagraph"/>
-      </w:pPr>
-      <w:r>
-        <w:rPr>
-          <w:rFonts w:hint="eastAsia" w:ascii="Times New Roman" w:hAnsi="Times New Roman" w:eastAsia="FangSong" w:cs="Times New Roman"/>
-        </w:rPr>
-        <w:t>由于在人工放射性方面的工作成就</w:t>
-      </w:r>
-      <w:r>
-        <w:rPr>
-          <w:rFonts w:hint="eastAsia" w:ascii="Times New Roman" w:hAnsi="Times New Roman" w:eastAsia="Times New Roman" w:cs="Times New Roman"/>
-        </w:rPr>
-        <w:t>，</w:t>
-      </w:r>
-      <w:r>
-        <w:rPr>
-          <w:rFonts w:hint="eastAsia" w:ascii="Times New Roman" w:hAnsi="Times New Roman" w:eastAsia="FangSong" w:cs="Times New Roman"/>
-        </w:rPr>
-        <w:t>约里奥</w:t>
-      </w:r>
-      <w:r>
-        <w:rPr>
-          <w:rFonts w:hint="eastAsia" w:ascii="Times New Roman" w:hAnsi="Times New Roman" w:eastAsia="Times New Roman" w:cs="Times New Roman"/>
-        </w:rPr>
-        <w:t>·</w:t>
-      </w:r>
-      <w:r>
-        <w:rPr>
-          <w:rFonts w:hint="eastAsia" w:ascii="Times New Roman" w:hAnsi="Times New Roman" w:eastAsia="FangSong" w:cs="Times New Roman"/>
-        </w:rPr>
-        <w:t>居里夫妇获得了</w:t>
-      </w:r>
-      <w:r>
-        <w:rPr>
-          <w:rFonts w:ascii="Times New Roman" w:hAnsi="Times New Roman" w:eastAsia="Times New Roman" w:cs="Times New Roman"/>
-        </w:rPr>
-        <w:t xml:space="preserve"> 1935 </w:t>
-      </w:r>
-      <w:r>
-        <w:rPr>
-          <w:rFonts w:hint="eastAsia" w:ascii="Times New Roman" w:hAnsi="Times New Roman" w:eastAsia="FangSong" w:cs="Times New Roman"/>
-        </w:rPr>
-        <w:t>年的诺贝尔化学奖</w:t>
-      </w:r>
-      <w:r>
-        <w:rPr>
-          <w:rFonts w:hint="eastAsia" w:ascii="Times New Roman" w:hAnsi="Times New Roman" w:eastAsia="Times New Roman" w:cs="Times New Roman"/>
-        </w:rPr>
-        <w:t>。</w:t>
-      </w:r>
-      <w:r>
-        <w:rPr>
-          <w:rFonts w:hint="eastAsia" w:ascii="Times New Roman" w:hAnsi="Times New Roman" w:eastAsia="FangSong" w:cs="Times New Roman"/>
-        </w:rPr>
-        <w:t>当他们用</w:t>
-      </w:r>
-      <w:r>
-        <w:rPr>
-          <w:rFonts w:ascii="Times New Roman" w:hAnsi="Times New Roman" w:eastAsia="Times New Roman" w:cs="Times New Roman"/>
-        </w:rPr>
-        <w:t xml:space="preserve"> </w:t>
-      </w:r>
-      <m:oMath>
-        <m:r>
-          <m:t>α</m:t>
-        </m:r>
-      </m:oMath>
-      <w:r>
-        <w:rPr>
-          <w:rFonts w:ascii="Times New Roman" w:hAnsi="Times New Roman" w:eastAsia="Times New Roman" w:cs="Times New Roman"/>
-        </w:rPr>
-        <w:t xml:space="preserve"> </w:t>
-      </w:r>
-      <w:r>
-        <w:rPr>
-          <w:rFonts w:hint="eastAsia" w:ascii="Times New Roman" w:hAnsi="Times New Roman" w:eastAsia="FangSong" w:cs="Times New Roman"/>
-        </w:rPr>
-        <w:t xml:space="preserve">粒子轰击金属铝</w:t>
+      <w:r>
+        <w:rPr>
+          <w:rFonts w:hint="eastAsia" w:ascii="Times New Roman" w:hAnsi="Times New Roman" w:eastAsia="FangSong" w:cs="Times New Roman"/>
+        </w:rPr>
+        <w:t>若有一个</w:t>
+      </w:r>
+      <w:r>
+        <w:rPr>
+          <w:rFonts w:hint="eastAsia" w:ascii="Times New Roman" w:hAnsi="Times New Roman" w:eastAsia="Times New Roman" w:cs="Times New Roman"/>
+        </w:rPr>
+        <w:t>“</w:t>
+      </w:r>
+      <w:r>
+        <w:rPr>
+          <w:rFonts w:hint="eastAsia" w:ascii="Times New Roman" w:hAnsi="Times New Roman" w:eastAsia="FangSong" w:cs="Times New Roman"/>
+        </w:rPr>
+        <w:t>世界</w:t>
+      </w:r>
+      <w:r>
+        <w:rPr>
+          <w:rFonts w:hint="eastAsia" w:ascii="Times New Roman" w:hAnsi="Times New Roman" w:eastAsia="Times New Roman" w:cs="Times New Roman"/>
+        </w:rPr>
+        <w:t>”</w:t>
+      </w:r>
+      <w:r>
+        <w:rPr>
+          <w:rFonts w:hint="eastAsia" w:ascii="Times New Roman" w:hAnsi="Times New Roman" w:eastAsia="FangSong" w:cs="Times New Roman"/>
+        </w:rPr>
+        <w:t>各个量子数的取值如下</w:t>
+      </w:r>
+      <w:r>
+        <w:rPr>
+          <w:rFonts w:hint="eastAsia" w:ascii="Times New Roman" w:hAnsi="Times New Roman" w:eastAsia="Times New Roman" w:cs="Times New Roman"/>
+        </w:rPr>
+        <w:t>:</w:t>
       </w:r>
       <w:r>
         <w:rPr>
@@ -4470,34 +4582,65 @@
             </w:rPr>
           </m:ctrlPr>
         </m:oMathPr>
-        <m:sSubSup>
-          <m:e>
-            <m:r>
-              <m:t>​</m:t>
-            </m:r>
-          </m:e>
-          <m:sub>
-            <m:r>
-              <m:t>13</m:t>
-            </m:r>
-          </m:sub>
-          <m:sup>
-            <m:r>
-              <m:t>27</m:t>
-            </m:r>
-          </m:sup>
-        </m:sSubSup>
+        <m:r>
+          <m:t>n</m:t>
+        </m:r>
         <m:r>
           <m:rPr>
             <m:sty m:val="p"/>
           </m:rPr>
-          <m:t>A</m:t>
+          <m:t>=</m:t>
+        </m:r>
+        <m:r>
+          <m:t>1</m:t>
         </m:r>
         <m:r>
           <m:rPr>
             <m:sty m:val="p"/>
           </m:rPr>
-          <m:t>l</m:t>
+          <m:t>,</m:t>
+        </m:r>
+        <m:r>
+          <m:t>2</m:t>
+        </m:r>
+        <m:r>
+          <m:rPr>
+            <m:sty m:val="p"/>
+          </m:rPr>
+          <m:t>,</m:t>
+        </m:r>
+        <m:r>
+          <m:t>3</m:t>
+        </m:r>
+        <m:r>
+          <m:rPr>
+            <m:sty m:val="p"/>
+          </m:rPr>
+          <m:t>,</m:t>
+        </m:r>
+        <m:r>
+          <m:t>4</m:t>
+        </m:r>
+        <m:r>
+          <m:rPr>
+            <m:sty m:val="p"/>
+          </m:rPr>
+          <m:t>,</m:t>
+        </m:r>
+        <m:r>
+          <m:t>5</m:t>
+        </m:r>
+        <m:r>
+          <m:rPr>
+            <m:sty m:val="p"/>
+          </m:rPr>
+          <m:t>,</m:t>
+        </m:r>
+        <m:r>
+          <m:rPr>
+            <m:sty m:val="p"/>
+          </m:rPr>
+          <m:t>…</m:t>
         </m:r>
       </m:oMath>
       <w:r>
@@ -4508,21 +4651,9 @@
       </w:r>
       <w:r>
         <w:rPr>
-          <w:rFonts w:hint="eastAsia" w:ascii="Times New Roman" w:hAnsi="Times New Roman" w:eastAsia="FangSong" w:cs="Times New Roman"/>
-        </w:rPr>
-        <w:t>时</w:t>
-      </w:r>
-      <w:r>
-        <w:rPr>
-          <w:rFonts w:hint="eastAsia" w:ascii="Times New Roman" w:hAnsi="Times New Roman" w:eastAsia="Times New Roman" w:cs="Times New Roman"/>
-        </w:rPr>
-        <w:t>，</w:t>
-      </w:r>
-      <w:r>
-        <w:rPr>
-          <w:rFonts w:hint="eastAsia" w:ascii="Times New Roman" w:hAnsi="Times New Roman" w:eastAsia="FangSong" w:cs="Times New Roman"/>
-        </w:rPr>
-        <w:t>首先得到</w:t>
+          <w:rFonts w:ascii="Times New Roman" w:hAnsi="Times New Roman" w:eastAsia="Times New Roman" w:cs="Times New Roman"/>
+        </w:rPr>
+        <w:t xml:space="preserve">;</w:t>
       </w:r>
       <w:r>
         <w:rPr>
@@ -4539,28 +4670,56 @@
             </w:rPr>
           </m:ctrlPr>
         </m:oMathPr>
-        <m:sSubSup>
-          <m:e>
-            <m:r>
-              <m:t>​</m:t>
-            </m:r>
-          </m:e>
-          <m:sub>
-            <m:r>
-              <m:t>15</m:t>
-            </m:r>
-          </m:sub>
-          <m:sup>
-            <m:r>
-              <m:t>30</m:t>
-            </m:r>
-          </m:sup>
-        </m:sSubSup>
+        <m:r>
+          <m:t>l</m:t>
+        </m:r>
         <m:r>
           <m:rPr>
             <m:sty m:val="p"/>
           </m:rPr>
-          <m:t>P</m:t>
+          <m:t>=</m:t>
+        </m:r>
+        <m:r>
+          <m:t>1</m:t>
+        </m:r>
+        <m:r>
+          <m:rPr>
+            <m:sty m:val="p"/>
+          </m:rPr>
+          <m:t>,</m:t>
+        </m:r>
+        <m:r>
+          <m:t>2</m:t>
+        </m:r>
+        <m:r>
+          <m:rPr>
+            <m:sty m:val="p"/>
+          </m:rPr>
+          <m:t>,</m:t>
+        </m:r>
+        <m:r>
+          <m:t>3</m:t>
+        </m:r>
+        <m:r>
+          <m:rPr>
+            <m:sty m:val="p"/>
+          </m:rPr>
+          <m:t>,</m:t>
+        </m:r>
+        <m:r>
+          <m:rPr>
+            <m:sty m:val="p"/>
+          </m:rPr>
+          <m:t>…</m:t>
+        </m:r>
+        <m:r>
+          <m:rPr>
+            <m:sty m:val="p"/>
+          </m:rPr>
+          <m:t>,</m:t>
+        </m:r>
+        <m:r>
+          <m:t>n</m:t>
         </m:r>
       </m:oMath>
       <w:r>
@@ -4571,15 +4730,47 @@
       </w:r>
       <w:r>
         <w:rPr>
-          <w:rFonts w:hint="eastAsia" w:ascii="Times New Roman" w:hAnsi="Times New Roman" w:eastAsia="Times New Roman" w:cs="Times New Roman"/>
-        </w:rPr>
-        <w:t>，</w:t>
-      </w:r>
-      <w:r>
-        <w:rPr>
-          <w:rFonts w:hint="eastAsia" w:ascii="Times New Roman" w:hAnsi="Times New Roman" w:eastAsia="FangSong" w:cs="Times New Roman"/>
-        </w:rPr>
-        <w:t>然后</w:t>
+          <w:rFonts w:ascii="Times New Roman" w:hAnsi="Times New Roman" w:eastAsia="Times New Roman" w:cs="Times New Roman"/>
+        </w:rPr>
+        <w:t xml:space="preserve">;</w:t>
+      </w:r>
+      <w:r>
+        <w:rPr>
+          <w:rFonts w:ascii="Times New Roman" w:hAnsi="Times New Roman" w:eastAsia="Times New Roman" w:cs="Times New Roman"/>
+        </w:rPr>
+        <w:t xml:space="preserve"> </w:t>
+      </w:r>
+      <m:oMath>
+        <m:r>
+          <m:t>m</m:t>
+        </m:r>
+        <m:r>
+          <m:rPr>
+            <m:sty m:val="p"/>
+          </m:rPr>
+          <m:t>=</m:t>
+        </m:r>
+        <m:r>
+          <m:rPr>
+            <m:sty m:val="p"/>
+          </m:rPr>
+          <m:t>±</m:t>
+        </m:r>
+        <m:r>
+          <m:t>l</m:t>
+        </m:r>
+      </m:oMath>
+      <w:r>
+        <w:rPr>
+          <w:rFonts w:ascii="Times New Roman" w:hAnsi="Times New Roman" w:eastAsia="Times New Roman" w:cs="Times New Roman"/>
+        </w:rPr>
+        <w:t xml:space="preserve"> </w:t>
+      </w:r>
+      <w:r>
+        <w:rPr>
+          <w:rFonts w:ascii="Times New Roman" w:hAnsi="Times New Roman" w:eastAsia="Times New Roman" w:cs="Times New Roman"/>
+        </w:rPr>
+        <w:t xml:space="preserve">;</w:t>
       </w:r>
       <w:r>
         <w:rPr>
@@ -4596,29 +4787,45 @@
             </w:rPr>
           </m:ctrlPr>
         </m:oMathPr>
-        <m:sSubSup>
+        <m:sSub>
           <m:e>
             <m:r>
-              <m:t>​</m:t>
+              <m:t>m</m:t>
             </m:r>
           </m:e>
           <m:sub>
             <m:r>
-              <m:t>15</m:t>
+              <m:t>s</m:t>
             </m:r>
           </m:sub>
-          <m:sup>
-            <m:r>
-              <m:t>30</m:t>
-            </m:r>
-          </m:sup>
-        </m:sSubSup>
+        </m:sSub>
         <m:r>
           <m:rPr>
             <m:sty m:val="p"/>
           </m:rPr>
-          <m:t>P</m:t>
-        </m:r>
+          <m:t>=</m:t>
+        </m:r>
+        <m:r>
+          <m:rPr>
+            <m:sty m:val="p"/>
+          </m:rPr>
+          <m:t>±</m:t>
+        </m:r>
+        <m:f>
+          <m:fPr>
+            <m:type m:val="bar"/>
+          </m:fPr>
+          <m:num>
+            <m:r>
+              <m:t>1</m:t>
+            </m:r>
+          </m:num>
+          <m:den>
+            <m:r>
+              <m:t>2</m:t>
+            </m:r>
+          </m:den>
+        </m:f>
       </m:oMath>
       <w:r>
         <w:rPr>
@@ -4628,9 +4835,139 @@
       </w:r>
       <w:r>
         <w:rPr>
-          <w:rFonts w:hint="eastAsia" w:ascii="Times New Roman" w:hAnsi="Times New Roman" w:eastAsia="FangSong" w:cs="Times New Roman"/>
-        </w:rPr>
-        <w:t xml:space="preserve">放出一种射线变成</w:t>
+          <w:rFonts w:ascii="Times New Roman" w:hAnsi="Times New Roman" w:eastAsia="Times New Roman" w:cs="Times New Roman"/>
+        </w:rPr>
+        <w:t xml:space="preserve">,</w:t>
+      </w:r>
+      <w:r>
+        <w:rPr>
+          <w:rFonts w:ascii="Times New Roman" w:hAnsi="Times New Roman" w:eastAsia="Times New Roman" w:cs="Times New Roman"/>
+        </w:rPr>
+        <w:t xml:space="preserve"> </w:t>
+      </w:r>
+      <m:oMath>
+        <m:r>
+          <m:rPr>
+            <m:sty m:val="p"/>
+          </m:rPr>
+          <m:t>±</m:t>
+        </m:r>
+        <m:f>
+          <m:fPr>
+            <m:type m:val="bar"/>
+          </m:fPr>
+          <m:num>
+            <m:r>
+              <m:t>3</m:t>
+            </m:r>
+          </m:num>
+          <m:den>
+            <m:r>
+              <m:t>2</m:t>
+            </m:r>
+          </m:den>
+        </m:f>
+      </m:oMath>
+      <w:r>
+        <w:rPr>
+          <w:rFonts w:ascii="Times New Roman" w:hAnsi="Times New Roman" w:eastAsia="Times New Roman" w:cs="Times New Roman"/>
+        </w:rPr>
+        <w:t xml:space="preserve"> </w:t>
+      </w:r>
+      <w:r>
+        <w:rPr>
+          <w:rFonts w:hint="eastAsia" w:ascii="Times New Roman" w:hAnsi="Times New Roman" w:eastAsia="Times New Roman" w:cs="Times New Roman"/>
+        </w:rPr>
+        <w:t>。</w:t>
+      </w:r>
+      <w:r>
+        <w:rPr>
+          <w:rFonts w:hint="eastAsia" w:ascii="Times New Roman" w:hAnsi="Times New Roman" w:eastAsia="FangSong" w:cs="Times New Roman"/>
+        </w:rPr>
+        <w:t>这时</w:t>
+      </w:r>
+      <w:r>
+        <w:rPr>
+          <w:rFonts w:hint="eastAsia" w:ascii="Times New Roman" w:hAnsi="Times New Roman" w:eastAsia="Times New Roman" w:cs="Times New Roman"/>
+        </w:rPr>
+        <w:t>:</w:t>
+      </w:r>
+    </w:p>
+    <w:p>
+      <w:pPr>
+        <w:spacing w:before="160" w:after="80"/>
+      </w:pPr>
+      <w:r>
+        <w:pict>
+          <v:rect style="width:0;height:1.5pt" o:hralign="center" o:hrstd="t" o:hr="t"/>
+        </w:pict>
+      </w:r>
+    </w:p>
+    <w:bookmarkEnd w:id="18"/>
+    <w:bookmarkStart w:id="19" w:name="第8题"/>
+    <w:p>
+      <w:pPr>
+        <w:pStyle w:val="Heading3"/>
+        <w:spacing w:before="280" w:after="120"/>
+      </w:pPr>
+      <w:r>
+        <w:rPr>
+          <w:rFonts w:hint="eastAsia" w:ascii="Times New Roman" w:hAnsi="Times New Roman" w:eastAsia="SimHei" w:cs="Times New Roman"/>
+        </w:rPr>
+        <w:t>第</w:t>
+      </w:r>
+      <w:r>
+        <w:rPr>
+          <w:rFonts w:hint="eastAsia" w:ascii="Times New Roman" w:hAnsi="Times New Roman" w:eastAsia="Times New Roman" w:cs="Times New Roman"/>
+        </w:rPr>
+        <w:t>8</w:t>
+      </w:r>
+      <w:r>
+        <w:rPr>
+          <w:rFonts w:hint="eastAsia" w:ascii="Times New Roman" w:hAnsi="Times New Roman" w:eastAsia="SimHei" w:cs="Times New Roman"/>
+        </w:rPr>
+        <w:t>题</w:t>
+      </w:r>
+    </w:p>
+    <w:p>
+      <w:pPr>
+        <w:pStyle w:val="FirstParagraph"/>
+      </w:pPr>
+      <w:r>
+        <w:rPr>
+          <w:rFonts w:hint="eastAsia" w:ascii="Times New Roman" w:hAnsi="Times New Roman" w:eastAsia="FangSong" w:cs="Times New Roman"/>
+        </w:rPr>
+        <w:t>若有一个</w:t>
+      </w:r>
+      <w:r>
+        <w:rPr>
+          <w:rFonts w:hint="eastAsia" w:ascii="Times New Roman" w:hAnsi="Times New Roman" w:eastAsia="Times New Roman" w:cs="Times New Roman"/>
+        </w:rPr>
+        <w:t>“</w:t>
+      </w:r>
+      <w:r>
+        <w:rPr>
+          <w:rFonts w:hint="eastAsia" w:ascii="Times New Roman" w:hAnsi="Times New Roman" w:eastAsia="FangSong" w:cs="Times New Roman"/>
+        </w:rPr>
+        <w:t>世界</w:t>
+      </w:r>
+      <w:r>
+        <w:rPr>
+          <w:rFonts w:hint="eastAsia" w:ascii="Times New Roman" w:hAnsi="Times New Roman" w:eastAsia="Times New Roman" w:cs="Times New Roman"/>
+        </w:rPr>
+        <w:t>”</w:t>
+      </w:r>
+      <w:r>
+        <w:rPr>
+          <w:rFonts w:hint="eastAsia" w:ascii="Times New Roman" w:hAnsi="Times New Roman" w:eastAsia="FangSong" w:cs="Times New Roman"/>
+        </w:rPr>
+        <w:t>各个量子数的取值如下</w:t>
+      </w:r>
+      <w:r>
+        <w:rPr>
+          <w:rFonts w:hint="eastAsia" w:ascii="Times New Roman" w:hAnsi="Times New Roman" w:eastAsia="Times New Roman" w:cs="Times New Roman"/>
+        </w:rPr>
+        <w:t>：</w:t>
       </w:r>
       <w:r>
         <w:rPr>
@@ -4647,947 +4984,65 @@
             </w:rPr>
           </m:ctrlPr>
         </m:oMathPr>
-        <m:sSubSup>
-          <m:e>
-            <m:r>
-              <m:t>​</m:t>
-            </m:r>
-          </m:e>
-          <m:sub>
-            <m:r>
-              <m:t>14</m:t>
-            </m:r>
-          </m:sub>
-          <m:sup>
-            <m:r>
-              <m:t>30</m:t>
-            </m:r>
-          </m:sup>
-        </m:sSubSup>
+        <m:r>
+          <m:t>n</m:t>
+        </m:r>
         <m:r>
           <m:rPr>
             <m:sty m:val="p"/>
           </m:rPr>
-          <m:t>S</m:t>
+          <m:t>=</m:t>
+        </m:r>
+        <m:r>
+          <m:t>1</m:t>
         </m:r>
         <m:r>
           <m:rPr>
             <m:sty m:val="p"/>
           </m:rPr>
-          <m:t>i</m:t>
-        </m:r>
-      </m:oMath>
-      <w:r>
-        <w:rPr>
-          <w:rFonts w:ascii="Times New Roman" w:hAnsi="Times New Roman" w:eastAsia="Times New Roman" w:cs="Times New Roman"/>
-        </w:rPr>
-        <w:t xml:space="preserve"> </w:t>
-      </w:r>
-      <w:r>
-        <w:rPr>
-          <w:rFonts w:hint="eastAsia" w:ascii="Times New Roman" w:hAnsi="Times New Roman" w:eastAsia="Times New Roman" w:cs="Times New Roman"/>
-        </w:rPr>
-        <w:t>，</w:t>
-      </w:r>
-      <w:r>
-        <w:rPr>
-          <w:rFonts w:hint="eastAsia" w:ascii="Times New Roman" w:hAnsi="Times New Roman" w:eastAsia="FangSong" w:cs="Times New Roman"/>
-        </w:rPr>
-        <w:t>上述核反应中人工获得的元素具有放射性</w:t>
-      </w:r>
-      <w:r>
-        <w:rPr>
-          <w:rFonts w:hint="eastAsia" w:ascii="Times New Roman" w:hAnsi="Times New Roman" w:eastAsia="Times New Roman" w:cs="Times New Roman"/>
-        </w:rPr>
-        <w:t>。</w:t>
-      </w:r>
-      <w:r>
-        <w:rPr>
-          <w:rFonts w:hint="eastAsia" w:ascii="Times New Roman" w:hAnsi="Times New Roman" w:eastAsia="FangSong" w:cs="Times New Roman"/>
-        </w:rPr>
-        <w:t>写出上述过程的核反应方程式</w:t>
-      </w:r>
-      <w:r>
-        <w:rPr>
-          <w:rFonts w:hint="eastAsia" w:ascii="Times New Roman" w:hAnsi="Times New Roman" w:eastAsia="Times New Roman" w:cs="Times New Roman"/>
-        </w:rPr>
-        <w:t>。</w:t>
-      </w:r>
-    </w:p>
-    <w:p>
-      <w:pPr>
-        <w:spacing w:before="160" w:after="80"/>
-      </w:pPr>
-      <w:r>
-        <w:pict>
-          <v:rect style="width:0;height:1.5pt" o:hralign="center" o:hrstd="t" o:hr="t"/>
-        </w:pict>
-      </w:r>
-    </w:p>
-    <w:bookmarkEnd w:id="19"/>
-    <w:bookmarkStart w:id="20" w:name="第9题"/>
-    <w:p>
-      <w:pPr>
-        <w:pStyle w:val="Heading3"/>
-        <w:spacing w:before="280" w:after="120"/>
-      </w:pPr>
-      <w:r>
-        <w:rPr>
-          <w:rFonts w:hint="eastAsia" w:ascii="Times New Roman" w:hAnsi="Times New Roman" w:eastAsia="SimHei" w:cs="Times New Roman"/>
-        </w:rPr>
-        <w:t>第</w:t>
-      </w:r>
-      <w:r>
-        <w:rPr>
-          <w:rFonts w:hint="eastAsia" w:ascii="Times New Roman" w:hAnsi="Times New Roman" w:eastAsia="Times New Roman" w:cs="Times New Roman"/>
-        </w:rPr>
-        <w:t>9</w:t>
-      </w:r>
-      <w:r>
-        <w:rPr>
-          <w:rFonts w:hint="eastAsia" w:ascii="Times New Roman" w:hAnsi="Times New Roman" w:eastAsia="SimHei" w:cs="Times New Roman"/>
-        </w:rPr>
-        <w:t>题</w:t>
-      </w:r>
-    </w:p>
-    <w:p>
-      <w:pPr>
-        <w:pStyle w:val="FirstParagraph"/>
-      </w:pPr>
-      <w:r>
-        <w:rPr>
-          <w:rFonts w:hint="eastAsia" w:ascii="Times New Roman" w:hAnsi="Times New Roman" w:eastAsia="FangSong" w:cs="Times New Roman"/>
-        </w:rPr>
-        <w:t xml:space="preserve">下表给出由</w:t>
-      </w:r>
-      <w:r>
-        <w:rPr>
-          <w:rFonts w:ascii="Times New Roman" w:hAnsi="Times New Roman" w:eastAsia="Times New Roman" w:cs="Times New Roman"/>
-        </w:rPr>
-        <w:t xml:space="preserve"> X </w:t>
-      </w:r>
-      <w:r>
-        <w:rPr>
-          <w:rFonts w:hint="eastAsia" w:ascii="Times New Roman" w:hAnsi="Times New Roman" w:eastAsia="FangSong" w:cs="Times New Roman"/>
-        </w:rPr>
-        <w:t>射线衍射法测得的一些链型高分子的周期</w:t>
-      </w:r>
-      <w:r>
-        <w:rPr>
-          <w:rFonts w:hint="eastAsia" w:ascii="Times New Roman" w:hAnsi="Times New Roman" w:eastAsia="Times New Roman" w:cs="Times New Roman"/>
-        </w:rPr>
-        <w:t>。</w:t>
-      </w:r>
-      <w:r>
-        <w:rPr>
-          <w:rFonts w:hint="eastAsia" w:ascii="Times New Roman" w:hAnsi="Times New Roman" w:eastAsia="FangSong" w:cs="Times New Roman"/>
-        </w:rPr>
-        <w:t>试根据碳原子的立体化学</w:t>
-      </w:r>
-      <w:r>
-        <w:rPr>
-          <w:rFonts w:hint="eastAsia" w:ascii="Times New Roman" w:hAnsi="Times New Roman" w:eastAsia="Times New Roman" w:cs="Times New Roman"/>
-        </w:rPr>
-        <w:t>，</w:t>
-      </w:r>
-      <w:r>
-        <w:rPr>
-          <w:rFonts w:hint="eastAsia" w:ascii="Times New Roman" w:hAnsi="Times New Roman" w:eastAsia="FangSong" w:cs="Times New Roman"/>
-        </w:rPr>
-        <w:t>画出这些聚合物的一维结构</w:t>
-      </w:r>
-      <w:r>
-        <w:rPr>
-          <w:rFonts w:hint="eastAsia" w:ascii="Times New Roman" w:hAnsi="Times New Roman" w:eastAsia="Times New Roman" w:cs="Times New Roman"/>
-        </w:rPr>
-        <w:t>；</w:t>
-      </w:r>
-      <w:r>
-        <w:rPr>
-          <w:rFonts w:hint="eastAsia" w:ascii="Times New Roman" w:hAnsi="Times New Roman" w:eastAsia="FangSong" w:cs="Times New Roman"/>
-        </w:rPr>
-        <w:t>找出它们的结构基元</w:t>
-      </w:r>
-      <w:r>
-        <w:rPr>
-          <w:rFonts w:hint="eastAsia" w:ascii="Times New Roman" w:hAnsi="Times New Roman" w:eastAsia="Times New Roman" w:cs="Times New Roman"/>
-        </w:rPr>
-        <w:t>；</w:t>
-      </w:r>
-      <w:r>
-        <w:rPr>
-          <w:rFonts w:hint="eastAsia" w:ascii="Times New Roman" w:hAnsi="Times New Roman" w:eastAsia="FangSong" w:cs="Times New Roman"/>
-        </w:rPr>
-        <w:t>比较这些聚合物链周期的大小</w:t>
-      </w:r>
-      <w:r>
-        <w:rPr>
-          <w:rFonts w:hint="eastAsia" w:ascii="Times New Roman" w:hAnsi="Times New Roman" w:eastAsia="Times New Roman" w:cs="Times New Roman"/>
-        </w:rPr>
-        <w:t>，</w:t>
-      </w:r>
-      <w:r>
-        <w:rPr>
-          <w:rFonts w:hint="eastAsia" w:ascii="Times New Roman" w:hAnsi="Times New Roman" w:eastAsia="FangSong" w:cs="Times New Roman"/>
-        </w:rPr>
-        <w:t>并解释原因</w:t>
-      </w:r>
-      <w:r>
-        <w:rPr>
-          <w:rFonts w:hint="eastAsia" w:ascii="Times New Roman" w:hAnsi="Times New Roman" w:eastAsia="Times New Roman" w:cs="Times New Roman"/>
-        </w:rPr>
-        <w:t>。</w:t>
-      </w:r>
-    </w:p>
-    <w:p>
-      <w:pPr>
-        <w:spacing w:before="160" w:after="80"/>
-      </w:pPr>
-      <w:r>
-        <w:pict>
-          <v:rect style="width:0;height:1.5pt" o:hralign="center" o:hrstd="t" o:hr="t"/>
-        </w:pict>
-      </w:r>
-    </w:p>
-    <w:bookmarkEnd w:id="20"/>
-    <w:bookmarkStart w:id="21" w:name="第10题"/>
-    <w:p>
-      <w:pPr>
-        <w:pStyle w:val="Heading3"/>
-        <w:spacing w:before="280" w:after="120"/>
-      </w:pPr>
-      <w:r>
-        <w:rPr>
-          <w:rFonts w:hint="eastAsia" w:ascii="Times New Roman" w:hAnsi="Times New Roman" w:eastAsia="SimHei" w:cs="Times New Roman"/>
-        </w:rPr>
-        <w:t>第</w:t>
-      </w:r>
-      <w:r>
-        <w:rPr>
-          <w:rFonts w:hint="eastAsia" w:ascii="Times New Roman" w:hAnsi="Times New Roman" w:eastAsia="Times New Roman" w:cs="Times New Roman"/>
-        </w:rPr>
-        <w:t>10</w:t>
-      </w:r>
-      <w:r>
-        <w:rPr>
-          <w:rFonts w:hint="eastAsia" w:ascii="Times New Roman" w:hAnsi="Times New Roman" w:eastAsia="SimHei" w:cs="Times New Roman"/>
-        </w:rPr>
-        <w:t>题</w:t>
-      </w:r>
-    </w:p>
-    <w:p>
-      <w:pPr>
-        <w:pStyle w:val="FirstParagraph"/>
-      </w:pPr>
-      <w:r>
-        <w:rPr>
-          <w:rFonts w:ascii="Times New Roman" w:hAnsi="Times New Roman" w:eastAsia="Times New Roman" w:cs="Times New Roman"/>
-        </w:rPr>
-        <w:t xml:space="preserve">NaCl </w:t>
-      </w:r>
-      <w:r>
-        <w:rPr>
-          <w:rFonts w:hint="eastAsia" w:ascii="Times New Roman" w:hAnsi="Times New Roman" w:eastAsia="FangSong" w:cs="Times New Roman"/>
-        </w:rPr>
-        <w:t>是日常生活中常见的一种晶体</w:t>
-      </w:r>
-      <w:r>
-        <w:rPr>
-          <w:rFonts w:hint="eastAsia" w:ascii="Times New Roman" w:hAnsi="Times New Roman" w:eastAsia="Times New Roman" w:cs="Times New Roman"/>
-        </w:rPr>
-        <w:t>，</w:t>
-      </w:r>
-      <w:r>
-        <w:rPr>
-          <w:rFonts w:hint="eastAsia" w:ascii="Times New Roman" w:hAnsi="Times New Roman" w:eastAsia="FangSong" w:cs="Times New Roman"/>
-        </w:rPr>
-        <w:t>本题讨论关于</w:t>
-      </w:r>
-      <w:r>
-        <w:rPr>
-          <w:rFonts w:ascii="Times New Roman" w:hAnsi="Times New Roman" w:eastAsia="Times New Roman" w:cs="Times New Roman"/>
-        </w:rPr>
-        <w:t xml:space="preserve"> NaCl </w:t>
-      </w:r>
-      <w:r>
-        <w:rPr>
-          <w:rFonts w:hint="eastAsia" w:ascii="Times New Roman" w:hAnsi="Times New Roman" w:eastAsia="FangSong" w:cs="Times New Roman"/>
-        </w:rPr>
-        <w:t>的几个晶体结构问题</w:t>
-      </w:r>
-      <w:r>
-        <w:rPr>
-          <w:rFonts w:hint="eastAsia" w:ascii="Times New Roman" w:hAnsi="Times New Roman" w:eastAsia="Times New Roman" w:cs="Times New Roman"/>
-        </w:rPr>
-        <w:t>：</w:t>
-      </w:r>
-    </w:p>
-    <w:p>
-      <w:pPr>
-        <w:spacing w:before="160" w:after="80"/>
-      </w:pPr>
-      <w:r>
-        <w:pict>
-          <v:rect style="width:0;height:1.5pt" o:hralign="center" o:hrstd="t" o:hr="t"/>
-        </w:pict>
-      </w:r>
-    </w:p>
-    <w:bookmarkEnd w:id="21"/>
-    <w:bookmarkStart w:id="22" w:name="第11题"/>
-    <w:p>
-      <w:pPr>
-        <w:pStyle w:val="Heading3"/>
-        <w:spacing w:before="280" w:after="120"/>
-      </w:pPr>
-      <w:r>
-        <w:rPr>
-          <w:rFonts w:hint="eastAsia" w:ascii="Times New Roman" w:hAnsi="Times New Roman" w:eastAsia="SimHei" w:cs="Times New Roman"/>
-        </w:rPr>
-        <w:t>第</w:t>
-      </w:r>
-      <w:r>
-        <w:rPr>
-          <w:rFonts w:hint="eastAsia" w:ascii="Times New Roman" w:hAnsi="Times New Roman" w:eastAsia="Times New Roman" w:cs="Times New Roman"/>
-        </w:rPr>
-        <w:t>11</w:t>
-      </w:r>
-      <w:r>
-        <w:rPr>
-          <w:rFonts w:hint="eastAsia" w:ascii="Times New Roman" w:hAnsi="Times New Roman" w:eastAsia="SimHei" w:cs="Times New Roman"/>
-        </w:rPr>
-        <w:t>题</w:t>
-      </w:r>
-    </w:p>
-    <w:p>
-      <w:pPr>
-        <w:pStyle w:val="FirstParagraph"/>
-      </w:pPr>
-      <w:r>
-        <w:rPr>
-          <w:rFonts w:hint="eastAsia" w:ascii="Times New Roman" w:hAnsi="Times New Roman" w:eastAsia="FangSong" w:cs="Times New Roman"/>
-        </w:rPr>
-        <w:t>研究离子晶体</w:t>
-      </w:r>
-      <w:r>
-        <w:rPr>
-          <w:rFonts w:hint="eastAsia" w:ascii="Times New Roman" w:hAnsi="Times New Roman" w:eastAsia="Times New Roman" w:cs="Times New Roman"/>
-        </w:rPr>
-        <w:t>，</w:t>
-      </w:r>
-      <w:r>
-        <w:rPr>
-          <w:rFonts w:hint="eastAsia" w:ascii="Times New Roman" w:hAnsi="Times New Roman" w:eastAsia="FangSong" w:cs="Times New Roman"/>
-        </w:rPr>
-        <w:t>常考察以一个离子为中心时</w:t>
-      </w:r>
-      <w:r>
-        <w:rPr>
-          <w:rFonts w:hint="eastAsia" w:ascii="Times New Roman" w:hAnsi="Times New Roman" w:eastAsia="Times New Roman" w:cs="Times New Roman"/>
-        </w:rPr>
-        <w:t>，</w:t>
-      </w:r>
-      <w:r>
-        <w:rPr>
-          <w:rFonts w:hint="eastAsia" w:ascii="Times New Roman" w:hAnsi="Times New Roman" w:eastAsia="FangSong" w:cs="Times New Roman"/>
-        </w:rPr>
-        <w:t>其周围不同距离的离子对它的吸引或排斥的静电作用力</w:t>
-      </w:r>
-      <w:r>
-        <w:rPr>
-          <w:rFonts w:hint="eastAsia" w:ascii="Times New Roman" w:hAnsi="Times New Roman" w:eastAsia="Times New Roman" w:cs="Times New Roman"/>
-        </w:rPr>
-        <w:t>。</w:t>
-      </w:r>
-      <w:r>
-        <w:rPr>
-          <w:rFonts w:hint="eastAsia" w:ascii="Times New Roman" w:hAnsi="Times New Roman" w:eastAsia="FangSong" w:cs="Times New Roman"/>
-        </w:rPr>
-        <w:t>现以</w:t>
-      </w:r>
-      <w:r>
-        <w:rPr>
-          <w:rFonts w:ascii="Times New Roman" w:hAnsi="Times New Roman" w:eastAsia="Times New Roman" w:cs="Times New Roman"/>
-        </w:rPr>
-        <w:t xml:space="preserve"> NaCl </w:t>
-      </w:r>
-      <w:r>
-        <w:rPr>
-          <w:rFonts w:hint="eastAsia" w:ascii="Times New Roman" w:hAnsi="Times New Roman" w:eastAsia="FangSong" w:cs="Times New Roman"/>
-        </w:rPr>
-        <w:t>为研究对象</w:t>
-      </w:r>
-      <w:r>
-        <w:rPr>
-          <w:rFonts w:hint="eastAsia" w:ascii="Times New Roman" w:hAnsi="Times New Roman" w:eastAsia="Times New Roman" w:cs="Times New Roman"/>
-        </w:rPr>
-        <w:t>，</w:t>
-      </w:r>
-      <w:r>
-        <w:rPr>
-          <w:rFonts w:hint="eastAsia" w:ascii="Times New Roman" w:hAnsi="Times New Roman" w:eastAsia="FangSong" w:cs="Times New Roman"/>
-        </w:rPr>
-        <w:t>设氯化钠晶体中钠离子跟离它最近的氯离子之间的距离为</w:t>
-      </w:r>
-      <w:r>
-        <w:rPr>
-          <w:rFonts w:ascii="Times New Roman" w:hAnsi="Times New Roman" w:eastAsia="Times New Roman" w:cs="Times New Roman"/>
-        </w:rPr>
-        <w:t xml:space="preserve"> </w:t>
-      </w:r>
-      <w:r>
-        <w:rPr>
-          <w:rFonts w:hint="eastAsia" w:ascii="Times New Roman" w:hAnsi="Times New Roman" w:eastAsia="Times New Roman" w:cs="Times New Roman"/>
-        </w:rPr>
-        <w:t>d，</w:t>
-      </w:r>
-      <w:r>
-        <w:rPr>
-          <w:rFonts w:hint="eastAsia" w:ascii="Times New Roman" w:hAnsi="Times New Roman" w:eastAsia="FangSong" w:cs="Times New Roman"/>
-        </w:rPr>
-        <w:t>以钠离子为中心</w:t>
-      </w:r>
-      <w:r>
-        <w:rPr>
-          <w:rFonts w:hint="eastAsia" w:ascii="Times New Roman" w:hAnsi="Times New Roman" w:eastAsia="Times New Roman" w:cs="Times New Roman"/>
-        </w:rPr>
-        <w:t>，</w:t>
-      </w:r>
-      <w:r>
-        <w:rPr>
-          <w:rFonts w:hint="eastAsia" w:ascii="Times New Roman" w:hAnsi="Times New Roman" w:eastAsia="FangSong" w:cs="Times New Roman"/>
-        </w:rPr>
-        <w:t>则</w:t>
-      </w:r>
-      <w:r>
-        <w:rPr>
-          <w:rFonts w:hint="eastAsia" w:ascii="Times New Roman" w:hAnsi="Times New Roman" w:eastAsia="Times New Roman" w:cs="Times New Roman"/>
-        </w:rPr>
-        <w:t>：21-1</w:t>
-      </w:r>
-      <w:r>
-        <w:rPr>
-          <w:rFonts w:ascii="Times New Roman" w:hAnsi="Times New Roman" w:eastAsia="Times New Roman" w:cs="Times New Roman"/>
-        </w:rPr>
-        <w:t xml:space="preserve"> </w:t>
-      </w:r>
-      <w:r>
-        <w:rPr>
-          <w:rFonts w:hint="eastAsia" w:ascii="Times New Roman" w:hAnsi="Times New Roman" w:eastAsia="FangSong" w:cs="Times New Roman"/>
-        </w:rPr>
-        <w:t>离中心离子最近的阴阳离子分别有多少</w:t>
-      </w:r>
-      <w:r>
-        <w:rPr>
-          <w:rFonts w:hint="eastAsia" w:ascii="Times New Roman" w:hAnsi="Times New Roman" w:eastAsia="Times New Roman" w:cs="Times New Roman"/>
-        </w:rPr>
-        <w:t>？</w:t>
-      </w:r>
-      <w:r>
-        <w:rPr>
-          <w:rFonts w:hint="eastAsia" w:ascii="Times New Roman" w:hAnsi="Times New Roman" w:eastAsia="FangSong" w:cs="Times New Roman"/>
-        </w:rPr>
-        <w:t>距离是多少</w:t>
-      </w:r>
-      <w:r>
-        <w:rPr>
-          <w:rFonts w:hint="eastAsia" w:ascii="Times New Roman" w:hAnsi="Times New Roman" w:eastAsia="Times New Roman" w:cs="Times New Roman"/>
-        </w:rPr>
-        <w:t>(</w:t>
-      </w:r>
-      <w:r>
-        <w:rPr>
-          <w:rFonts w:hint="eastAsia" w:ascii="Times New Roman" w:hAnsi="Times New Roman" w:eastAsia="FangSong" w:cs="Times New Roman"/>
-        </w:rPr>
-        <w:t>用</w:t>
-      </w:r>
-      <w:r>
-        <w:rPr>
-          <w:rFonts w:ascii="Times New Roman" w:hAnsi="Times New Roman" w:eastAsia="Times New Roman" w:cs="Times New Roman"/>
-        </w:rPr>
-        <w:t xml:space="preserve"> d </w:t>
-      </w:r>
-      <w:r>
-        <w:rPr>
-          <w:rFonts w:hint="eastAsia" w:ascii="Times New Roman" w:hAnsi="Times New Roman" w:eastAsia="FangSong" w:cs="Times New Roman"/>
-        </w:rPr>
-        <w:t>的代数式表示</w:t>
-      </w:r>
-      <w:r>
-        <w:rPr>
-          <w:rFonts w:hint="eastAsia" w:ascii="Times New Roman" w:hAnsi="Times New Roman" w:eastAsia="Times New Roman" w:cs="Times New Roman"/>
-        </w:rPr>
-        <w:t>)？</w:t>
-      </w:r>
-      <w:r>
-        <w:rPr>
-          <w:rFonts w:hint="eastAsia" w:ascii="Times New Roman" w:hAnsi="Times New Roman" w:eastAsia="FangSong" w:cs="Times New Roman"/>
-        </w:rPr>
-        <w:t>在立方复格子示意图中分别画出他们的位置</w:t>
-      </w:r>
-      <w:r>
-        <w:rPr>
-          <w:rFonts w:hint="eastAsia" w:ascii="Times New Roman" w:hAnsi="Times New Roman" w:eastAsia="Times New Roman" w:cs="Times New Roman"/>
-        </w:rPr>
-        <w:t>。</w:t>
-      </w:r>
-    </w:p>
-    <w:p>
-      <w:pPr>
-        <w:spacing w:before="160" w:after="80"/>
-      </w:pPr>
-      <w:r>
-        <w:pict>
-          <v:rect style="width:0;height:1.5pt" o:hralign="center" o:hrstd="t" o:hr="t"/>
-        </w:pict>
-      </w:r>
-    </w:p>
-    <w:bookmarkEnd w:id="22"/>
-    <w:bookmarkStart w:id="23" w:name="第12题"/>
-    <w:p>
-      <w:pPr>
-        <w:pStyle w:val="Heading3"/>
-        <w:spacing w:before="280" w:after="120"/>
-      </w:pPr>
-      <w:r>
-        <w:rPr>
-          <w:rFonts w:hint="eastAsia" w:ascii="Times New Roman" w:hAnsi="Times New Roman" w:eastAsia="SimHei" w:cs="Times New Roman"/>
-        </w:rPr>
-        <w:t>第</w:t>
-      </w:r>
-      <w:r>
-        <w:rPr>
-          <w:rFonts w:hint="eastAsia" w:ascii="Times New Roman" w:hAnsi="Times New Roman" w:eastAsia="Times New Roman" w:cs="Times New Roman"/>
-        </w:rPr>
-        <w:t>12</w:t>
-      </w:r>
-      <w:r>
-        <w:rPr>
-          <w:rFonts w:hint="eastAsia" w:ascii="Times New Roman" w:hAnsi="Times New Roman" w:eastAsia="SimHei" w:cs="Times New Roman"/>
-        </w:rPr>
-        <w:t>题</w:t>
-      </w:r>
-    </w:p>
-    <w:p>
-      <w:pPr>
-        <w:pStyle w:val="FirstParagraph"/>
-      </w:pPr>
-      <m:oMath>
-        <m:r>
-          <m:t>γ</m:t>
-        </m:r>
-      </m:oMath>
-      <w:r>
-        <w:rPr>
-          <w:rFonts w:ascii="Times New Roman" w:hAnsi="Times New Roman" w:eastAsia="Times New Roman" w:cs="Times New Roman"/>
-        </w:rPr>
-        <w:t xml:space="preserve"> </w:t>
-      </w:r>
-      <w:r>
-        <w:rPr>
-          <w:rFonts w:ascii="Times New Roman" w:hAnsi="Times New Roman" w:eastAsia="Times New Roman" w:cs="Times New Roman"/>
-        </w:rPr>
-        <w:t xml:space="preserve">-AgI </w:t>
-      </w:r>
-      <w:r>
-        <w:rPr>
-          <w:rFonts w:hint="eastAsia" w:ascii="Times New Roman" w:hAnsi="Times New Roman" w:eastAsia="FangSong" w:cs="Times New Roman"/>
-        </w:rPr>
-        <w:t xml:space="preserve">和</w:t>
-      </w:r>
-      <w:r>
-        <w:rPr>
-          <w:rFonts w:ascii="Times New Roman" w:hAnsi="Times New Roman" w:eastAsia="Times New Roman" w:cs="Times New Roman"/>
-        </w:rPr>
-        <w:t xml:space="preserve"> </w:t>
-      </w:r>
-      <m:oMath>
-        <m:r>
-          <m:t>β</m:t>
-        </m:r>
-      </m:oMath>
-      <w:r>
-        <w:rPr>
-          <w:rFonts w:ascii="Times New Roman" w:hAnsi="Times New Roman" w:eastAsia="Times New Roman" w:cs="Times New Roman"/>
-        </w:rPr>
-        <w:t xml:space="preserve"> </w:t>
-      </w:r>
-      <w:r>
-        <w:rPr>
-          <w:rFonts w:ascii="Times New Roman" w:hAnsi="Times New Roman" w:eastAsia="Times New Roman" w:cs="Times New Roman"/>
-        </w:rPr>
-        <w:t xml:space="preserve">-AgI </w:t>
-      </w:r>
-      <w:r>
-        <w:rPr>
-          <w:rFonts w:hint="eastAsia" w:ascii="Times New Roman" w:hAnsi="Times New Roman" w:eastAsia="FangSong" w:cs="Times New Roman"/>
-        </w:rPr>
-        <w:t>晶体的导电性极差</w:t>
-      </w:r>
-      <w:r>
-        <w:rPr>
-          <w:rFonts w:hint="eastAsia" w:ascii="Times New Roman" w:hAnsi="Times New Roman" w:eastAsia="Times New Roman" w:cs="Times New Roman"/>
-        </w:rPr>
-        <w:t>。</w:t>
-      </w:r>
-      <w:r>
-        <w:rPr>
-          <w:rFonts w:hint="eastAsia" w:ascii="Times New Roman" w:hAnsi="Times New Roman" w:eastAsia="FangSong" w:cs="Times New Roman"/>
-        </w:rPr>
-        <w:t>其中</w:t>
-      </w:r>
-      <w:r>
-        <w:rPr>
-          <w:rFonts w:ascii="Times New Roman" w:hAnsi="Times New Roman" w:eastAsia="Times New Roman" w:cs="Times New Roman"/>
-        </w:rPr>
-        <w:t xml:space="preserve"> </w:t>
-      </w:r>
-      <m:oMath>
-        <m:r>
-          <m:t>γ</m:t>
-        </m:r>
-      </m:oMath>
-      <w:r>
-        <w:rPr>
-          <w:rFonts w:ascii="Times New Roman" w:hAnsi="Times New Roman" w:eastAsia="Times New Roman" w:cs="Times New Roman"/>
-        </w:rPr>
-        <w:t xml:space="preserve"> </w:t>
-      </w:r>
-      <w:r>
-        <w:rPr>
-          <w:rFonts w:ascii="Times New Roman" w:hAnsi="Times New Roman" w:eastAsia="Times New Roman" w:cs="Times New Roman"/>
-        </w:rPr>
-        <w:t xml:space="preserve">-AgI </w:t>
-      </w:r>
-      <w:r>
-        <w:rPr>
-          <w:rFonts w:hint="eastAsia" w:ascii="Times New Roman" w:hAnsi="Times New Roman" w:eastAsia="FangSong" w:cs="Times New Roman"/>
-        </w:rPr>
-        <w:t>晶体属立方晶系</w:t>
-      </w:r>
-      <w:r>
-        <w:rPr>
-          <w:rFonts w:hint="eastAsia" w:ascii="Times New Roman" w:hAnsi="Times New Roman" w:eastAsia="Times New Roman" w:cs="Times New Roman"/>
-        </w:rPr>
-        <w:t>，</w:t>
-      </w:r>
-      <w:r>
-        <w:rPr>
-          <w:rFonts w:hint="eastAsia" w:ascii="Times New Roman" w:hAnsi="Times New Roman" w:eastAsia="FangSong" w:cs="Times New Roman"/>
-        </w:rPr>
-        <w:t>其晶胞截面图如下所示</w:t>
-      </w:r>
-      <w:r>
-        <w:rPr>
-          <w:rFonts w:hint="eastAsia" w:ascii="Times New Roman" w:hAnsi="Times New Roman" w:eastAsia="Times New Roman" w:cs="Times New Roman"/>
-        </w:rPr>
-        <w:t>。</w:t>
-      </w:r>
-      <w:r>
-        <w:rPr>
-          <w:rFonts w:hint="eastAsia" w:ascii="Times New Roman" w:hAnsi="Times New Roman" w:eastAsia="FangSong" w:cs="Times New Roman"/>
-        </w:rPr>
-        <w:t>图中空心圆和实心圆分别表示</w:t>
-      </w:r>
-      <w:r>
-        <w:rPr>
-          <w:rFonts w:ascii="Times New Roman" w:hAnsi="Times New Roman" w:eastAsia="Times New Roman" w:cs="Times New Roman"/>
-        </w:rPr>
-        <w:t xml:space="preserve"> </w:t>
-      </w:r>
-      <m:oMath>
-        <m:sSup>
-          <m:e>
-            <m:r>
-              <m:rPr>
-                <m:sty m:val="p"/>
-              </m:rPr>
-              <m:t>A</m:t>
-            </m:r>
-            <m:r>
-              <m:rPr>
-                <m:sty m:val="p"/>
-              </m:rPr>
-              <m:t>g</m:t>
-            </m:r>
-          </m:e>
-          <m:sup>
-            <m:r>
-              <m:rPr>
-                <m:sty m:val="p"/>
-              </m:rPr>
-              <m:t>+</m:t>
-            </m:r>
-          </m:sup>
-        </m:sSup>
-      </m:oMath>
-      <w:r>
-        <w:rPr>
-          <w:rFonts w:ascii="Times New Roman" w:hAnsi="Times New Roman" w:eastAsia="Times New Roman" w:cs="Times New Roman"/>
-        </w:rPr>
-        <w:t xml:space="preserve"> </w:t>
-      </w:r>
-      <w:r>
-        <w:rPr>
-          <w:rFonts w:hint="eastAsia" w:ascii="Times New Roman" w:hAnsi="Times New Roman" w:eastAsia="FangSong" w:cs="Times New Roman"/>
-        </w:rPr>
-        <w:t xml:space="preserve">和</w:t>
-      </w:r>
-      <w:r>
-        <w:rPr>
-          <w:rFonts w:ascii="Times New Roman" w:hAnsi="Times New Roman" w:eastAsia="Times New Roman" w:cs="Times New Roman"/>
-        </w:rPr>
-        <w:t xml:space="preserve"> </w:t>
-      </w:r>
-      <m:oMath>
-        <m:sSup>
-          <m:e>
-            <m:r>
-              <m:rPr>
-                <m:sty m:val="p"/>
-              </m:rPr>
-              <m:t>I</m:t>
-            </m:r>
-          </m:e>
-          <m:sup>
-            <m:r>
-              <m:rPr>
-                <m:sty m:val="p"/>
-              </m:rPr>
-              <m:t>−</m:t>
-            </m:r>
-          </m:sup>
-        </m:sSup>
-      </m:oMath>
-      <w:r>
-        <w:rPr>
-          <w:rFonts w:ascii="Times New Roman" w:hAnsi="Times New Roman" w:eastAsia="Times New Roman" w:cs="Times New Roman"/>
-        </w:rPr>
-        <w:t xml:space="preserve"> </w:t>
-      </w:r>
-      <w:r>
-        <w:rPr>
-          <w:rFonts w:hint="eastAsia" w:ascii="Times New Roman" w:hAnsi="Times New Roman" w:eastAsia="Times New Roman" w:cs="Times New Roman"/>
-        </w:rPr>
-        <w:t xml:space="preserve">，a</w:t>
-      </w:r>
-      <w:r>
-        <w:rPr>
-          <w:rFonts w:ascii="Times New Roman" w:hAnsi="Times New Roman" w:eastAsia="Times New Roman" w:cs="Times New Roman"/>
-        </w:rPr>
-        <w:t xml:space="preserve"> </w:t>
-      </w:r>
-      <w:r>
-        <w:rPr>
-          <w:rFonts w:hint="eastAsia" w:ascii="Times New Roman" w:hAnsi="Times New Roman" w:eastAsia="FangSong" w:cs="Times New Roman"/>
-        </w:rPr>
-        <w:t>为晶胞边长</w:t>
-      </w:r>
-      <w:r>
-        <w:rPr>
-          <w:rFonts w:hint="eastAsia" w:ascii="Times New Roman" w:hAnsi="Times New Roman" w:eastAsia="Times New Roman" w:cs="Times New Roman"/>
-        </w:rPr>
-        <w:t>。</w:t>
-      </w:r>
-      <w:r>
-        <w:rPr>
-          <w:rFonts w:hint="eastAsia" w:ascii="Times New Roman" w:hAnsi="Times New Roman" w:eastAsia="FangSong" w:cs="Times New Roman"/>
-        </w:rPr>
-        <w:t>试指出</w:t>
-      </w:r>
-      <w:r>
-        <w:rPr>
-          <w:rFonts w:ascii="Times New Roman" w:hAnsi="Times New Roman" w:eastAsia="Times New Roman" w:cs="Times New Roman"/>
-        </w:rPr>
-        <w:t xml:space="preserve"> </w:t>
-      </w:r>
-      <m:oMath>
-        <m:r>
-          <m:t>γ</m:t>
-        </m:r>
-      </m:oMath>
-      <w:r>
-        <w:rPr>
-          <w:rFonts w:ascii="Times New Roman" w:hAnsi="Times New Roman" w:eastAsia="Times New Roman" w:cs="Times New Roman"/>
-        </w:rPr>
-        <w:t xml:space="preserve"> </w:t>
-      </w:r>
-      <w:r>
-        <w:rPr>
-          <w:rFonts w:ascii="Times New Roman" w:hAnsi="Times New Roman" w:eastAsia="Times New Roman" w:cs="Times New Roman"/>
-        </w:rPr>
-        <w:t xml:space="preserve">-AgI </w:t>
-      </w:r>
-      <w:r>
-        <w:rPr>
-          <w:rFonts w:hint="eastAsia" w:ascii="Times New Roman" w:hAnsi="Times New Roman" w:eastAsia="FangSong" w:cs="Times New Roman"/>
-        </w:rPr>
-        <w:t xml:space="preserve">晶体中</w:t>
-      </w:r>
-      <w:r>
-        <w:rPr>
-          <w:rFonts w:ascii="Times New Roman" w:hAnsi="Times New Roman" w:eastAsia="Times New Roman" w:cs="Times New Roman"/>
-        </w:rPr>
-        <w:t xml:space="preserve"> </w:t>
-      </w:r>
-      <m:oMath>
-        <m:sSup>
-          <m:e>
-            <m:r>
-              <m:rPr>
-                <m:sty m:val="p"/>
-              </m:rPr>
-              <m:t>A</m:t>
-            </m:r>
-            <m:r>
-              <m:rPr>
-                <m:sty m:val="p"/>
-              </m:rPr>
-              <m:t>g</m:t>
-            </m:r>
-          </m:e>
-          <m:sup>
-            <m:r>
-              <m:rPr>
-                <m:sty m:val="p"/>
-              </m:rPr>
-              <m:t>+</m:t>
-            </m:r>
-          </m:sup>
-        </m:sSup>
-      </m:oMath>
-      <w:r>
-        <w:rPr>
-          <w:rFonts w:ascii="Times New Roman" w:hAnsi="Times New Roman" w:eastAsia="Times New Roman" w:cs="Times New Roman"/>
-        </w:rPr>
-        <w:t xml:space="preserve"> </w:t>
-      </w:r>
-      <w:r>
-        <w:rPr>
-          <w:rFonts w:ascii="Times New Roman" w:hAnsi="Times New Roman" w:eastAsia="Times New Roman" w:cs="Times New Roman"/>
-        </w:rPr>
-        <w:t xml:space="preserve">、</w:t>
-      </w:r>
-      <w:r>
-        <w:rPr>
-          <w:rFonts w:ascii="Times New Roman" w:hAnsi="Times New Roman" w:eastAsia="Times New Roman" w:cs="Times New Roman"/>
-        </w:rPr>
-        <w:t xml:space="preserve"> </w:t>
-      </w:r>
-      <m:oMath>
-        <m:sSup>
-          <m:e>
-            <m:r>
-              <m:rPr>
-                <m:sty m:val="p"/>
-              </m:rPr>
-              <m:t>I</m:t>
-            </m:r>
-          </m:e>
-          <m:sup>
-            <m:r>
-              <m:rPr>
-                <m:sty m:val="p"/>
-              </m:rPr>
-              <m:t>−</m:t>
-            </m:r>
-          </m:sup>
-        </m:sSup>
-      </m:oMath>
-      <w:r>
-        <w:rPr>
-          <w:rFonts w:ascii="Times New Roman" w:hAnsi="Times New Roman" w:eastAsia="Times New Roman" w:cs="Times New Roman"/>
-        </w:rPr>
-        <w:t xml:space="preserve"> </w:t>
-      </w:r>
-      <w:r>
-        <w:rPr>
-          <w:rFonts w:hint="eastAsia" w:ascii="Times New Roman" w:hAnsi="Times New Roman" w:eastAsia="FangSong" w:cs="Times New Roman"/>
-        </w:rPr>
-        <w:t>各自的配位数</w:t>
-      </w:r>
-      <w:r>
-        <w:rPr>
-          <w:rFonts w:hint="eastAsia" w:ascii="Times New Roman" w:hAnsi="Times New Roman" w:eastAsia="Times New Roman" w:cs="Times New Roman"/>
-        </w:rPr>
-        <w:t>，</w:t>
-      </w:r>
-      <w:r>
-        <w:rPr>
-          <w:rFonts w:hint="eastAsia" w:ascii="Times New Roman" w:hAnsi="Times New Roman" w:eastAsia="FangSong" w:cs="Times New Roman"/>
-        </w:rPr>
-        <w:t>并画出晶胞图</w:t>
-      </w:r>
-      <w:r>
-        <w:rPr>
-          <w:rFonts w:hint="eastAsia" w:ascii="Times New Roman" w:hAnsi="Times New Roman" w:eastAsia="Times New Roman" w:cs="Times New Roman"/>
-        </w:rPr>
-        <w:t>(</w:t>
-      </w:r>
-      <w:r>
-        <w:rPr>
-          <w:rFonts w:hint="eastAsia" w:ascii="Times New Roman" w:hAnsi="Times New Roman" w:eastAsia="FangSong" w:cs="Times New Roman"/>
-        </w:rPr>
-        <w:t>已知</w:t>
-      </w:r>
-      <w:r>
-        <w:rPr>
-          <w:rFonts w:ascii="Times New Roman" w:hAnsi="Times New Roman" w:eastAsia="Times New Roman" w:cs="Times New Roman"/>
-        </w:rPr>
-        <w:t xml:space="preserve"> </w:t>
-      </w:r>
-      <m:oMath>
-        <m:sSup>
-          <m:e>
-            <m:r>
-              <m:rPr>
-                <m:sty m:val="p"/>
-              </m:rPr>
-              <m:t>I</m:t>
-            </m:r>
-          </m:e>
-          <m:sup>
-            <m:r>
-              <m:rPr>
-                <m:sty m:val="p"/>
-              </m:rPr>
-              <m:t>−</m:t>
-            </m:r>
-          </m:sup>
-        </m:sSup>
-      </m:oMath>
-      <w:r>
-        <w:rPr>
-          <w:rFonts w:ascii="Times New Roman" w:hAnsi="Times New Roman" w:eastAsia="Times New Roman" w:cs="Times New Roman"/>
-        </w:rPr>
-        <w:t xml:space="preserve"> </w:t>
-      </w:r>
-      <w:r>
-        <w:rPr>
-          <w:rFonts w:hint="eastAsia" w:ascii="Times New Roman" w:hAnsi="Times New Roman" w:eastAsia="FangSong" w:cs="Times New Roman"/>
-        </w:rPr>
-        <w:t xml:space="preserve">的半径为</w:t>
-      </w:r>
-      <w:r>
-        <w:rPr>
-          <w:rFonts w:ascii="Times New Roman" w:hAnsi="Times New Roman" w:eastAsia="Times New Roman" w:cs="Times New Roman"/>
-        </w:rPr>
-        <w:t xml:space="preserve"> </w:t>
-      </w:r>
-      <m:oMath>
-        <m:r>
-          <m:t>220</m:t>
+          <m:t>,</m:t>
+        </m:r>
+        <m:r>
+          <m:t>2</m:t>
         </m:r>
         <m:r>
           <m:rPr>
             <m:sty m:val="p"/>
           </m:rPr>
-          <m:t>p</m:t>
+          <m:t>,</m:t>
+        </m:r>
+        <m:r>
+          <m:t>3</m:t>
         </m:r>
         <m:r>
           <m:rPr>
             <m:sty m:val="p"/>
           </m:rPr>
-          <m:t>m</m:t>
+          <m:t>,</m:t>
+        </m:r>
+        <m:r>
+          <m:t>4</m:t>
+        </m:r>
+        <m:r>
+          <m:rPr>
+            <m:sty m:val="p"/>
+          </m:rPr>
+          <m:t>,</m:t>
+        </m:r>
+        <m:r>
+          <m:t>5</m:t>
+        </m:r>
+        <m:r>
+          <m:rPr>
+            <m:sty m:val="p"/>
+          </m:rPr>
+          <m:t>,</m:t>
+        </m:r>
+        <m:r>
+          <m:rPr>
+            <m:sty m:val="p"/>
+          </m:rPr>
+          <m:t>…</m:t>
         </m:r>
       </m:oMath>
       <w:r>
@@ -5598,53 +5053,9 @@
       </w:r>
       <w:r>
         <w:rPr>
-          <w:rFonts w:hint="eastAsia" w:ascii="Times New Roman" w:hAnsi="Times New Roman" w:eastAsia="Times New Roman" w:cs="Times New Roman"/>
-        </w:rPr>
-        <w:t xml:space="preserve">，</w:t>
-      </w:r>
-      <w:r>
-        <w:rPr>
-          <w:rFonts w:ascii="Times New Roman" w:hAnsi="Times New Roman" w:eastAsia="Times New Roman" w:cs="Times New Roman"/>
-        </w:rPr>
-        <w:t xml:space="preserve"> </w:t>
-      </w:r>
-      <m:oMath>
-        <m:sSup>
-          <m:e>
-            <m:r>
-              <m:rPr>
-                <m:sty m:val="p"/>
-              </m:rPr>
-              <m:t>A</m:t>
-            </m:r>
-            <m:r>
-              <m:rPr>
-                <m:sty m:val="p"/>
-              </m:rPr>
-              <m:t>g</m:t>
-            </m:r>
-          </m:e>
-          <m:sup>
-            <m:r>
-              <m:rPr>
-                <m:sty m:val="p"/>
-              </m:rPr>
-              <m:t>+</m:t>
-            </m:r>
-          </m:sup>
-        </m:sSup>
-      </m:oMath>
-      <w:r>
-        <w:rPr>
-          <w:rFonts w:ascii="Times New Roman" w:hAnsi="Times New Roman" w:eastAsia="Times New Roman" w:cs="Times New Roman"/>
-        </w:rPr>
-        <w:t xml:space="preserve"> </w:t>
-      </w:r>
-      <w:r>
-        <w:rPr>
-          <w:rFonts w:hint="eastAsia" w:ascii="Times New Roman" w:hAnsi="Times New Roman" w:eastAsia="FangSong" w:cs="Times New Roman"/>
-        </w:rPr>
-        <w:t xml:space="preserve">的半径为</w:t>
+          <w:rFonts w:ascii="Times New Roman" w:hAnsi="Times New Roman" w:eastAsia="Times New Roman" w:cs="Times New Roman"/>
+        </w:rPr>
+        <w:t xml:space="preserve">;</w:t>
       </w:r>
       <w:r>
         <w:rPr>
@@ -5662,28 +5073,64 @@
           </m:ctrlPr>
         </m:oMathPr>
         <m:r>
-          <m:t>100</m:t>
+          <m:t>l</m:t>
         </m:r>
         <m:r>
           <m:rPr>
             <m:sty m:val="p"/>
           </m:rPr>
-          <m:t>∼</m:t>
-        </m:r>
-        <m:r>
-          <m:t>150</m:t>
+          <m:t>=</m:t>
+        </m:r>
+        <m:r>
+          <m:t>0</m:t>
         </m:r>
         <m:r>
           <m:rPr>
             <m:sty m:val="p"/>
           </m:rPr>
-          <m:t>p</m:t>
+          <m:t>,</m:t>
+        </m:r>
+        <m:r>
+          <m:t>1</m:t>
         </m:r>
         <m:r>
           <m:rPr>
             <m:sty m:val="p"/>
           </m:rPr>
-          <m:t>m</m:t>
+          <m:t>,</m:t>
+        </m:r>
+        <m:r>
+          <m:t>2</m:t>
+        </m:r>
+        <m:r>
+          <m:rPr>
+            <m:sty m:val="p"/>
+          </m:rPr>
+          <m:t>,</m:t>
+        </m:r>
+        <m:r>
+          <m:rPr>
+            <m:sty m:val="p"/>
+          </m:rPr>
+          <m:t>…</m:t>
+        </m:r>
+        <m:r>
+          <m:rPr>
+            <m:sty m:val="p"/>
+          </m:rPr>
+          <m:t>,</m:t>
+        </m:r>
+        <m:r>
+          <m:t>n</m:t>
+        </m:r>
+        <m:r>
+          <m:rPr>
+            <m:sty m:val="p"/>
+          </m:rPr>
+          <m:t>−</m:t>
+        </m:r>
+        <m:r>
+          <m:t>1</m:t>
         </m:r>
       </m:oMath>
       <w:r>
@@ -5696,585 +5143,7 @@
         <w:rPr>
           <w:rFonts w:ascii="Times New Roman" w:hAnsi="Times New Roman" w:eastAsia="Times New Roman" w:cs="Times New Roman"/>
         </w:rPr>
-        <w:t xml:space="preserve">)。</w:t>
-      </w:r>
-    </w:p>
-    <w:p>
-      <w:pPr>
-        <w:spacing w:before="160" w:after="80"/>
-      </w:pPr>
-      <w:r>
-        <w:pict>
-          <v:rect style="width:0;height:1.5pt" o:hralign="center" o:hrstd="t" o:hr="t"/>
-        </w:pict>
-      </w:r>
-    </w:p>
-    <w:bookmarkEnd w:id="23"/>
-    <w:bookmarkStart w:id="24" w:name="第13题"/>
-    <w:p>
-      <w:pPr>
-        <w:pStyle w:val="Heading3"/>
-        <w:spacing w:before="280" w:after="120"/>
-      </w:pPr>
-      <w:r>
-        <w:rPr>
-          <w:rFonts w:hint="eastAsia" w:ascii="Times New Roman" w:hAnsi="Times New Roman" w:eastAsia="SimHei" w:cs="Times New Roman"/>
-        </w:rPr>
-        <w:t>第</w:t>
-      </w:r>
-      <w:r>
-        <w:rPr>
-          <w:rFonts w:hint="eastAsia" w:ascii="Times New Roman" w:hAnsi="Times New Roman" w:eastAsia="Times New Roman" w:cs="Times New Roman"/>
-        </w:rPr>
-        <w:t>13</w:t>
-      </w:r>
-      <w:r>
-        <w:rPr>
-          <w:rFonts w:hint="eastAsia" w:ascii="Times New Roman" w:hAnsi="Times New Roman" w:eastAsia="SimHei" w:cs="Times New Roman"/>
-        </w:rPr>
-        <w:t>题</w:t>
-      </w:r>
-    </w:p>
-    <w:p>
-      <w:pPr>
-        <w:pStyle w:val="FirstParagraph"/>
-      </w:pPr>
-      <w:r>
-        <w:rPr>
-          <w:rFonts w:hint="eastAsia" w:ascii="Times New Roman" w:hAnsi="Times New Roman" w:eastAsia="FangSong" w:cs="Times New Roman"/>
-          <w:b/>
-          <w:bCs/>
-        </w:rPr>
-        <w:t xml:space="preserve">题目</w:t>
-      </w:r>
-      <w:r>
-        <w:rPr>
-          <w:rFonts w:hint="eastAsia" w:ascii="Times New Roman" w:hAnsi="Times New Roman" w:eastAsia="Times New Roman" w:cs="Times New Roman"/>
-        </w:rPr>
-        <w:t xml:space="preserve">：</w:t>
-      </w:r>
-      <w:r>
-        <w:rPr>
-          <w:rFonts w:ascii="Times New Roman" w:hAnsi="Times New Roman" w:eastAsia="Times New Roman" w:cs="Times New Roman"/>
-        </w:rPr>
-        <w:t xml:space="preserve"> </w:t>
-      </w:r>
-      <w:r>
-        <w:rPr>
-          <w:rFonts w:hint="eastAsia" w:ascii="Times New Roman" w:hAnsi="Times New Roman" w:eastAsia="FangSong" w:cs="Times New Roman"/>
-        </w:rPr>
-        <w:t>一般说来</w:t>
-      </w:r>
-      <w:r>
-        <w:rPr>
-          <w:rFonts w:hint="eastAsia" w:ascii="Times New Roman" w:hAnsi="Times New Roman" w:eastAsia="Times New Roman" w:cs="Times New Roman"/>
-        </w:rPr>
-        <w:t>,</w:t>
-      </w:r>
-      <w:r>
-        <w:rPr>
-          <w:rFonts w:ascii="Times New Roman" w:hAnsi="Times New Roman" w:eastAsia="Times New Roman" w:cs="Times New Roman"/>
-        </w:rPr>
-        <w:t xml:space="preserve"> Co(Ⅲ) </w:t>
-      </w:r>
-      <w:r>
-        <w:rPr>
-          <w:rFonts w:hint="eastAsia" w:ascii="Times New Roman" w:hAnsi="Times New Roman" w:eastAsia="FangSong" w:cs="Times New Roman"/>
-        </w:rPr>
-        <w:t>具有强氧化性</w:t>
-      </w:r>
-      <w:r>
-        <w:rPr>
-          <w:rFonts w:hint="eastAsia" w:ascii="Times New Roman" w:hAnsi="Times New Roman" w:eastAsia="Times New Roman" w:cs="Times New Roman"/>
-        </w:rPr>
-        <w:t>,</w:t>
-      </w:r>
-      <w:r>
-        <w:rPr>
-          <w:rFonts w:ascii="Times New Roman" w:hAnsi="Times New Roman" w:eastAsia="Times New Roman" w:cs="Times New Roman"/>
-        </w:rPr>
-        <w:t xml:space="preserve"> </w:t>
-      </w:r>
-      <w:r>
-        <w:rPr>
-          <w:rFonts w:hint="eastAsia" w:ascii="Times New Roman" w:hAnsi="Times New Roman" w:eastAsia="FangSong" w:cs="Times New Roman"/>
-        </w:rPr>
-        <w:t xml:space="preserve">极易被还原为</w:t>
-      </w:r>
-      <w:r>
-        <w:rPr>
-          <w:rFonts w:ascii="Times New Roman" w:hAnsi="Times New Roman" w:eastAsia="Times New Roman" w:cs="Times New Roman"/>
-        </w:rPr>
-        <w:t xml:space="preserve"> </w:t>
-      </w:r>
-      <w:r>
-        <w:rPr>
-          <w:rFonts w:hint="eastAsia" w:ascii="Times New Roman" w:hAnsi="Times New Roman" w:eastAsia="Times New Roman" w:cs="Times New Roman"/>
-        </w:rPr>
-        <w:t>Co(Ⅱ)。</w:t>
-      </w:r>
-      <w:r>
-        <w:rPr>
-          <w:rFonts w:hint="eastAsia" w:ascii="Times New Roman" w:hAnsi="Times New Roman" w:eastAsia="FangSong" w:cs="Times New Roman"/>
-        </w:rPr>
-        <w:t>然而在配合物中</w:t>
-      </w:r>
-      <w:r>
-        <w:rPr>
-          <w:rFonts w:hint="eastAsia" w:ascii="Times New Roman" w:hAnsi="Times New Roman" w:eastAsia="Times New Roman" w:cs="Times New Roman"/>
-        </w:rPr>
-        <w:t>,</w:t>
-      </w:r>
-      <w:r>
-        <w:rPr>
-          <w:rFonts w:ascii="Times New Roman" w:hAnsi="Times New Roman" w:eastAsia="Times New Roman" w:cs="Times New Roman"/>
-        </w:rPr>
-        <w:t xml:space="preserve"> Co(Ⅲ) </w:t>
-      </w:r>
-      <w:r>
-        <w:rPr>
-          <w:rFonts w:hint="eastAsia" w:ascii="Times New Roman" w:hAnsi="Times New Roman" w:eastAsia="FangSong" w:cs="Times New Roman"/>
-        </w:rPr>
-        <w:t xml:space="preserve">配合物的稳定性却大于</w:t>
-      </w:r>
-      <w:r>
-        <w:rPr>
-          <w:rFonts w:ascii="Times New Roman" w:hAnsi="Times New Roman" w:eastAsia="Times New Roman" w:cs="Times New Roman"/>
-        </w:rPr>
-        <w:t xml:space="preserve"> </w:t>
-      </w:r>
-      <w:r>
-        <w:rPr>
-          <w:rFonts w:hint="eastAsia" w:ascii="Times New Roman" w:hAnsi="Times New Roman" w:eastAsia="Times New Roman" w:cs="Times New Roman"/>
-        </w:rPr>
-        <w:t>Co(Ⅱ)。</w:t>
-      </w:r>
-      <w:r>
-        <w:rPr>
-          <w:rFonts w:hint="eastAsia" w:ascii="Times New Roman" w:hAnsi="Times New Roman" w:eastAsia="FangSong" w:cs="Times New Roman"/>
-        </w:rPr>
-        <w:t>有人通过</w:t>
-      </w:r>
-      <w:r>
-        <w:rPr>
-          <w:rFonts w:ascii="Times New Roman" w:hAnsi="Times New Roman" w:eastAsia="Times New Roman" w:cs="Times New Roman"/>
-        </w:rPr>
-        <w:t xml:space="preserve"> 8.076g CoCl</w:t>
-      </w:r>
-      <w:r>
-        <w:rPr>
-          <w:rFonts w:ascii="Times New Roman" w:hAnsi="Times New Roman" w:eastAsia="Times New Roman" w:cs="Times New Roman"/>
-          <w:vertAlign w:val="subscript"/>
-        </w:rPr>
-        <w:t>2</w:t>
-      </w:r>
-      <w:r>
-        <w:rPr>
-          <w:rFonts w:ascii="Times New Roman" w:hAnsi="Times New Roman" w:eastAsia="Times New Roman" w:cs="Times New Roman"/>
-        </w:rPr>
-        <w:t>·4H</w:t>
-      </w:r>
-      <w:r>
-        <w:rPr>
-          <w:rFonts w:ascii="Times New Roman" w:hAnsi="Times New Roman" w:eastAsia="Times New Roman" w:cs="Times New Roman"/>
-          <w:vertAlign w:val="subscript"/>
-        </w:rPr>
-        <w:t>2</w:t>
-      </w:r>
-      <w:r>
-        <w:rPr>
-          <w:rFonts w:ascii="Times New Roman" w:hAnsi="Times New Roman" w:eastAsia="Times New Roman" w:cs="Times New Roman"/>
-        </w:rPr>
-        <w:t xml:space="preserve">O </w:t>
-      </w:r>
-      <w:r>
-        <w:rPr>
-          <w:rFonts w:hint="eastAsia" w:ascii="Times New Roman" w:hAnsi="Times New Roman" w:eastAsia="FangSong" w:cs="Times New Roman"/>
-        </w:rPr>
-        <w:t xml:space="preserve">与过量过氧化氢和足量氨的乙醇溶液反应正好得</w:t>
-      </w:r>
-      <w:r>
-        <w:rPr>
-          <w:rFonts w:ascii="Times New Roman" w:hAnsi="Times New Roman" w:eastAsia="Times New Roman" w:cs="Times New Roman"/>
-        </w:rPr>
-        <w:t xml:space="preserve"> 8.076g </w:t>
-      </w:r>
-      <w:r>
-        <w:rPr>
-          <w:rFonts w:hint="eastAsia" w:ascii="Times New Roman" w:hAnsi="Times New Roman" w:eastAsia="FangSong" w:cs="Times New Roman"/>
-        </w:rPr>
-        <w:t xml:space="preserve">的</w:t>
-      </w:r>
-      <w:r>
-        <w:rPr>
-          <w:rFonts w:ascii="Times New Roman" w:hAnsi="Times New Roman" w:eastAsia="Times New Roman" w:cs="Times New Roman"/>
-        </w:rPr>
-        <w:t xml:space="preserve"> A </w:t>
-      </w:r>
-      <w:r>
-        <w:rPr>
-          <w:rFonts w:hint="eastAsia" w:ascii="Times New Roman" w:hAnsi="Times New Roman" w:eastAsia="FangSong" w:cs="Times New Roman"/>
-        </w:rPr>
-        <w:t>物质</w:t>
-      </w:r>
-      <w:r>
-        <w:rPr>
-          <w:rFonts w:hint="eastAsia" w:ascii="Times New Roman" w:hAnsi="Times New Roman" w:eastAsia="Times New Roman" w:cs="Times New Roman"/>
-        </w:rPr>
-        <w:t>,</w:t>
-      </w:r>
-      <w:r>
-        <w:rPr>
-          <w:rFonts w:ascii="Times New Roman" w:hAnsi="Times New Roman" w:eastAsia="Times New Roman" w:cs="Times New Roman"/>
-        </w:rPr>
-        <w:t xml:space="preserve"> </w:t>
-      </w:r>
-      <w:r>
-        <w:rPr>
-          <w:rFonts w:hint="eastAsia" w:ascii="Times New Roman" w:hAnsi="Times New Roman" w:eastAsia="FangSong" w:cs="Times New Roman"/>
-        </w:rPr>
-        <w:t xml:space="preserve">产率为</w:t>
-      </w:r>
-      <w:r>
-        <w:rPr>
-          <w:rFonts w:ascii="Times New Roman" w:hAnsi="Times New Roman" w:eastAsia="Times New Roman" w:cs="Times New Roman"/>
-        </w:rPr>
-        <w:t xml:space="preserve"> </w:t>
-      </w:r>
-      <w:r>
-        <w:rPr>
-          <w:rFonts w:hint="eastAsia" w:ascii="Times New Roman" w:hAnsi="Times New Roman" w:eastAsia="Times New Roman" w:cs="Times New Roman"/>
-        </w:rPr>
-        <w:t>90.96%。</w:t>
-      </w:r>
-      <w:r>
-        <w:rPr>
-          <w:rFonts w:hint="eastAsia" w:ascii="Times New Roman" w:hAnsi="Times New Roman" w:eastAsia="FangSong" w:cs="Times New Roman"/>
-        </w:rPr>
-        <w:t>元素分析表明</w:t>
-      </w:r>
-      <w:r>
-        <w:rPr>
-          <w:rFonts w:ascii="Times New Roman" w:hAnsi="Times New Roman" w:eastAsia="Times New Roman" w:cs="Times New Roman"/>
-        </w:rPr>
-        <w:t xml:space="preserve"> A </w:t>
-      </w:r>
-      <w:r>
-        <w:rPr>
-          <w:rFonts w:hint="eastAsia" w:ascii="Times New Roman" w:hAnsi="Times New Roman" w:eastAsia="FangSong" w:cs="Times New Roman"/>
-        </w:rPr>
-        <w:t xml:space="preserve">中含</w:t>
-      </w:r>
-      <w:r>
-        <w:rPr>
-          <w:rFonts w:ascii="Times New Roman" w:hAnsi="Times New Roman" w:eastAsia="Times New Roman" w:cs="Times New Roman"/>
-        </w:rPr>
-        <w:t xml:space="preserve"> Cl 31.94%, </w:t>
-      </w:r>
-      <w:r>
-        <w:rPr>
-          <w:rFonts w:hint="eastAsia" w:ascii="Times New Roman" w:hAnsi="Times New Roman" w:eastAsia="FangSong" w:cs="Times New Roman"/>
-        </w:rPr>
-        <w:t xml:space="preserve">含</w:t>
-      </w:r>
-      <w:r>
-        <w:rPr>
-          <w:rFonts w:ascii="Times New Roman" w:hAnsi="Times New Roman" w:eastAsia="Times New Roman" w:cs="Times New Roman"/>
-        </w:rPr>
-        <w:t xml:space="preserve"> N </w:t>
-      </w:r>
-      <w:r>
-        <w:rPr>
-          <w:rFonts w:hint="eastAsia" w:ascii="Times New Roman" w:hAnsi="Times New Roman" w:eastAsia="Times New Roman" w:cs="Times New Roman"/>
-        </w:rPr>
-        <w:t>28.40%。</w:t>
-      </w:r>
-      <w:r>
-        <w:rPr>
-          <w:rFonts w:hint="eastAsia" w:ascii="Times New Roman" w:hAnsi="Times New Roman" w:eastAsia="FangSong" w:cs="Times New Roman"/>
-        </w:rPr>
-        <w:t>红外光谱中没有发现</w:t>
-      </w:r>
-      <w:r>
-        <w:rPr>
-          <w:rFonts w:ascii="Times New Roman" w:hAnsi="Times New Roman" w:eastAsia="Times New Roman" w:cs="Times New Roman"/>
-        </w:rPr>
-        <w:t xml:space="preserve"> Co—Cl </w:t>
-      </w:r>
-      <w:r>
-        <w:rPr>
-          <w:rFonts w:hint="eastAsia" w:ascii="Times New Roman" w:hAnsi="Times New Roman" w:eastAsia="FangSong" w:cs="Times New Roman"/>
-        </w:rPr>
-        <w:t>键</w:t>
-      </w:r>
-      <w:r>
-        <w:rPr>
-          <w:rFonts w:hint="eastAsia" w:ascii="Times New Roman" w:hAnsi="Times New Roman" w:eastAsia="Times New Roman" w:cs="Times New Roman"/>
-        </w:rPr>
-        <w:t>。</w:t>
-      </w:r>
-      <w:r>
-        <w:rPr>
-          <w:rFonts w:hint="eastAsia" w:ascii="Times New Roman" w:hAnsi="Times New Roman" w:eastAsia="FangSong" w:cs="Times New Roman"/>
-        </w:rPr>
-        <w:t>单晶衍射表明</w:t>
-      </w:r>
-      <w:r>
-        <w:rPr>
-          <w:rFonts w:ascii="Times New Roman" w:hAnsi="Times New Roman" w:eastAsia="Times New Roman" w:cs="Times New Roman"/>
-        </w:rPr>
-        <w:t xml:space="preserve"> A </w:t>
-      </w:r>
-      <w:r>
-        <w:rPr>
-          <w:rFonts w:hint="eastAsia" w:ascii="Times New Roman" w:hAnsi="Times New Roman" w:eastAsia="FangSong" w:cs="Times New Roman"/>
-        </w:rPr>
-        <w:t>分子中含有对称面</w:t>
-      </w:r>
-      <w:r>
-        <w:rPr>
-          <w:rFonts w:hint="eastAsia" w:ascii="Times New Roman" w:hAnsi="Times New Roman" w:eastAsia="Times New Roman" w:cs="Times New Roman"/>
-        </w:rPr>
-        <w:t>。</w:t>
-      </w:r>
-      <w:r>
-        <w:rPr>
-          <w:rFonts w:hint="eastAsia" w:ascii="Times New Roman" w:hAnsi="Times New Roman" w:eastAsia="FangSong" w:cs="Times New Roman"/>
-        </w:rPr>
-        <w:t>分子呈顺磁性</w:t>
-      </w:r>
-      <w:r>
-        <w:rPr>
-          <w:rFonts w:hint="eastAsia" w:ascii="Times New Roman" w:hAnsi="Times New Roman" w:eastAsia="Times New Roman" w:cs="Times New Roman"/>
-        </w:rPr>
-        <w:t>。</w:t>
-      </w:r>
-    </w:p>
-    <w:p>
-      <w:pPr>
-        <w:pStyle w:val="Compact"/>
-        <w:numPr>
-          <w:ilvl w:val="0"/>
-          <w:numId w:val="1006"/>
-        </w:numPr>
-      </w:pPr>
-      <w:r>
-        <w:rPr>
-          <w:rFonts w:hint="eastAsia" w:ascii="Times New Roman" w:hAnsi="Times New Roman" w:eastAsia="FangSong" w:cs="Times New Roman"/>
-        </w:rPr>
-        <w:t xml:space="preserve">推出</w:t>
-      </w:r>
-      <w:r>
-        <w:rPr>
-          <w:rFonts w:ascii="Times New Roman" w:hAnsi="Times New Roman" w:eastAsia="Times New Roman" w:cs="Times New Roman"/>
-        </w:rPr>
-        <w:t xml:space="preserve"> A </w:t>
-      </w:r>
-      <w:r>
-        <w:rPr>
-          <w:rFonts w:hint="eastAsia" w:ascii="Times New Roman" w:hAnsi="Times New Roman" w:eastAsia="FangSong" w:cs="Times New Roman"/>
-        </w:rPr>
-        <w:t>的分子式并画出其结构式</w:t>
-      </w:r>
-      <w:r>
-        <w:rPr>
-          <w:rFonts w:hint="eastAsia" w:ascii="Times New Roman" w:hAnsi="Times New Roman" w:eastAsia="Times New Roman" w:cs="Times New Roman"/>
-        </w:rPr>
-        <w:t>。</w:t>
-      </w:r>
-    </w:p>
-    <w:p>
-      <w:pPr>
-        <w:pStyle w:val="Compact"/>
-        <w:numPr>
-          <w:ilvl w:val="0"/>
-          <w:numId w:val="1006"/>
-        </w:numPr>
-      </w:pPr>
-      <w:r>
-        <w:rPr>
-          <w:rFonts w:hint="eastAsia" w:ascii="Times New Roman" w:hAnsi="Times New Roman" w:eastAsia="FangSong" w:cs="Times New Roman"/>
-        </w:rPr>
-        <w:t xml:space="preserve">写出合成</w:t>
-      </w:r>
-      <w:r>
-        <w:rPr>
-          <w:rFonts w:ascii="Times New Roman" w:hAnsi="Times New Roman" w:eastAsia="Times New Roman" w:cs="Times New Roman"/>
-        </w:rPr>
-        <w:t xml:space="preserve"> A </w:t>
-      </w:r>
-      <w:r>
-        <w:rPr>
-          <w:rFonts w:hint="eastAsia" w:ascii="Times New Roman" w:hAnsi="Times New Roman" w:eastAsia="FangSong" w:cs="Times New Roman"/>
-        </w:rPr>
-        <w:t>的反应方程式</w:t>
-      </w:r>
-      <w:r>
-        <w:rPr>
-          <w:rFonts w:hint="eastAsia" w:ascii="Times New Roman" w:hAnsi="Times New Roman" w:eastAsia="Times New Roman" w:cs="Times New Roman"/>
-        </w:rPr>
-        <w:t>。</w:t>
-      </w:r>
-    </w:p>
-    <w:p>
-      <w:pPr>
-        <w:pStyle w:val="Compact"/>
-        <w:numPr>
-          <w:ilvl w:val="0"/>
-          <w:numId w:val="1006"/>
-        </w:numPr>
-      </w:pPr>
-      <w:r>
-        <w:rPr>
-          <w:rFonts w:hint="eastAsia" w:ascii="Times New Roman" w:hAnsi="Times New Roman" w:eastAsia="FangSong" w:cs="Times New Roman"/>
-        </w:rPr>
-        <w:t xml:space="preserve">指出</w:t>
-      </w:r>
-      <w:r>
-        <w:rPr>
-          <w:rFonts w:ascii="Times New Roman" w:hAnsi="Times New Roman" w:eastAsia="Times New Roman" w:cs="Times New Roman"/>
-        </w:rPr>
-        <w:t xml:space="preserve"> A </w:t>
-      </w:r>
-      <w:r>
-        <w:rPr>
-          <w:rFonts w:hint="eastAsia" w:ascii="Times New Roman" w:hAnsi="Times New Roman" w:eastAsia="FangSong" w:cs="Times New Roman"/>
-        </w:rPr>
-        <w:t>中氧元素的氧化态以及中心钴离子的价电子排布和杂化方式</w:t>
-      </w:r>
-      <w:r>
-        <w:rPr>
-          <w:rFonts w:hint="eastAsia" w:ascii="Times New Roman" w:hAnsi="Times New Roman" w:eastAsia="Times New Roman" w:cs="Times New Roman"/>
-        </w:rPr>
-        <w:t>。</w:t>
-      </w:r>
-    </w:p>
-    <w:p>
-      <w:pPr>
-        <w:pStyle w:val="FirstParagraph"/>
-      </w:pPr>
-      <w:r>
-        <w:rPr>
-          <w:rFonts w:hint="eastAsia" w:ascii="Times New Roman" w:hAnsi="Times New Roman" w:eastAsia="FangSong" w:cs="Times New Roman"/>
-          <w:b/>
-          <w:bCs/>
-        </w:rPr>
-        <w:t xml:space="preserve">来源</w:t>
-      </w:r>
-      <w:r>
-        <w:rPr>
-          <w:rFonts w:hint="eastAsia" w:ascii="Times New Roman" w:hAnsi="Times New Roman" w:eastAsia="Times New Roman" w:cs="Times New Roman"/>
-        </w:rPr>
-        <w:t>：</w:t>
-      </w:r>
-      <w:r>
-        <w:rPr>
-          <w:rFonts w:hint="eastAsia" w:ascii="Times New Roman" w:hAnsi="Times New Roman" w:eastAsia="FangSong" w:cs="Times New Roman"/>
-        </w:rPr>
-        <w:t>化学竞赛初赛讲义</w:t>
-      </w:r>
-      <w:r>
-        <w:rPr>
-          <w:rFonts w:ascii="Times New Roman" w:hAnsi="Times New Roman" w:eastAsia="Times New Roman" w:cs="Times New Roman"/>
-        </w:rPr>
-        <w:t xml:space="preserve"> </w:t>
-      </w:r>
-      <w:r>
-        <w:rPr>
-          <w:rFonts w:hint="eastAsia" w:ascii="Times New Roman" w:hAnsi="Times New Roman" w:eastAsia="FangSong" w:cs="Times New Roman"/>
-        </w:rPr>
-        <w:t>第</w:t>
-      </w:r>
-      <w:r>
-        <w:rPr>
-          <w:rFonts w:hint="eastAsia" w:ascii="Times New Roman" w:hAnsi="Times New Roman" w:eastAsia="Times New Roman" w:cs="Times New Roman"/>
-        </w:rPr>
-        <w:t>4</w:t>
-      </w:r>
-      <w:r>
-        <w:rPr>
-          <w:rFonts w:hint="eastAsia" w:ascii="Times New Roman" w:hAnsi="Times New Roman" w:eastAsia="FangSong" w:cs="Times New Roman"/>
-        </w:rPr>
-        <w:t>讲</w:t>
-      </w:r>
-      <w:r>
-        <w:rPr>
-          <w:rFonts w:ascii="Times New Roman" w:hAnsi="Times New Roman" w:eastAsia="Times New Roman" w:cs="Times New Roman"/>
-        </w:rPr>
-        <w:t xml:space="preserve"> </w:t>
-      </w:r>
-      <w:r>
-        <w:rPr>
-          <w:rFonts w:hint="eastAsia" w:ascii="Times New Roman" w:hAnsi="Times New Roman" w:eastAsia="FangSong" w:cs="Times New Roman"/>
-        </w:rPr>
-        <w:t>第</w:t>
-      </w:r>
-      <w:r>
-        <w:rPr>
-          <w:rFonts w:hint="eastAsia" w:ascii="Times New Roman" w:hAnsi="Times New Roman" w:eastAsia="Times New Roman" w:cs="Times New Roman"/>
-        </w:rPr>
-        <w:t>4</w:t>
-      </w:r>
-      <w:r>
-        <w:rPr>
-          <w:rFonts w:hint="eastAsia" w:ascii="Times New Roman" w:hAnsi="Times New Roman" w:eastAsia="FangSong" w:cs="Times New Roman"/>
-        </w:rPr>
-        <w:t>讲习题</w:t>
-      </w:r>
-    </w:p>
-    <w:p>
-      <w:pPr>
-        <w:spacing w:before="160" w:after="80"/>
-      </w:pPr>
-      <w:r>
-        <w:pict>
-          <v:rect style="width:0;height:1.5pt" o:hralign="center" o:hrstd="t" o:hr="t"/>
-        </w:pict>
-      </w:r>
-    </w:p>
-    <w:bookmarkEnd w:id="24"/>
-    <w:bookmarkStart w:id="28" w:name="第14题"/>
-    <w:p>
-      <w:pPr>
-        <w:pStyle w:val="Heading3"/>
-        <w:spacing w:before="280" w:after="120"/>
-      </w:pPr>
-      <w:r>
-        <w:rPr>
-          <w:rFonts w:hint="eastAsia" w:ascii="Times New Roman" w:hAnsi="Times New Roman" w:eastAsia="SimHei" w:cs="Times New Roman"/>
-        </w:rPr>
-        <w:t>第</w:t>
-      </w:r>
-      <w:r>
-        <w:rPr>
-          <w:rFonts w:hint="eastAsia" w:ascii="Times New Roman" w:hAnsi="Times New Roman" w:eastAsia="Times New Roman" w:cs="Times New Roman"/>
-        </w:rPr>
-        <w:t>14</w:t>
-      </w:r>
-      <w:r>
-        <w:rPr>
-          <w:rFonts w:hint="eastAsia" w:ascii="Times New Roman" w:hAnsi="Times New Roman" w:eastAsia="SimHei" w:cs="Times New Roman"/>
-        </w:rPr>
-        <w:t>题</w:t>
-      </w:r>
-    </w:p>
-    <w:p>
-      <w:pPr>
-        <w:pStyle w:val="FirstParagraph"/>
-      </w:pPr>
-      <w:r>
-        <w:rPr>
-          <w:rFonts w:hint="eastAsia" w:ascii="Times New Roman" w:hAnsi="Times New Roman" w:eastAsia="FangSong" w:cs="Times New Roman"/>
-          <w:b/>
-          <w:bCs/>
-        </w:rPr>
-        <w:t xml:space="preserve">题目</w:t>
-      </w:r>
-      <w:r>
-        <w:rPr>
-          <w:rFonts w:hint="eastAsia" w:ascii="Times New Roman" w:hAnsi="Times New Roman" w:eastAsia="Times New Roman" w:cs="Times New Roman"/>
-        </w:rPr>
-        <w:t xml:space="preserve">：</w:t>
+        <w:t xml:space="preserve">;</w:t>
       </w:r>
       <w:r>
         <w:rPr>
@@ -6292,6 +5161,1228 @@
           </m:ctrlPr>
         </m:oMathPr>
         <m:r>
+          <m:t>m</m:t>
+        </m:r>
+        <m:r>
+          <m:rPr>
+            <m:sty m:val="p"/>
+          </m:rPr>
+          <m:t>=</m:t>
+        </m:r>
+        <m:r>
+          <m:t>0</m:t>
+        </m:r>
+        <m:r>
+          <m:rPr>
+            <m:sty m:val="p"/>
+          </m:rPr>
+          <m:t>,</m:t>
+        </m:r>
+        <m:r>
+          <m:rPr>
+            <m:sty m:val="p"/>
+          </m:rPr>
+          <m:t>±</m:t>
+        </m:r>
+        <m:r>
+          <m:t>1</m:t>
+        </m:r>
+        <m:r>
+          <m:rPr>
+            <m:sty m:val="p"/>
+          </m:rPr>
+          <m:t>,</m:t>
+        </m:r>
+        <m:r>
+          <m:rPr>
+            <m:sty m:val="p"/>
+          </m:rPr>
+          <m:t>±</m:t>
+        </m:r>
+        <m:r>
+          <m:t>2</m:t>
+        </m:r>
+        <m:r>
+          <m:rPr>
+            <m:sty m:val="p"/>
+          </m:rPr>
+          <m:t>,</m:t>
+        </m:r>
+        <m:r>
+          <m:rPr>
+            <m:sty m:val="p"/>
+          </m:rPr>
+          <m:t>…</m:t>
+        </m:r>
+        <m:r>
+          <m:rPr>
+            <m:sty m:val="p"/>
+          </m:rPr>
+          <m:t>,</m:t>
+        </m:r>
+        <m:r>
+          <m:rPr>
+            <m:sty m:val="p"/>
+          </m:rPr>
+          <m:t>±</m:t>
+        </m:r>
+        <m:r>
+          <m:t>l</m:t>
+        </m:r>
+      </m:oMath>
+      <w:r>
+        <w:rPr>
+          <w:rFonts w:ascii="Times New Roman" w:hAnsi="Times New Roman" w:eastAsia="Times New Roman" w:cs="Times New Roman"/>
+        </w:rPr>
+        <w:t xml:space="preserve"> </w:t>
+      </w:r>
+      <w:r>
+        <w:rPr>
+          <w:rFonts w:ascii="Times New Roman" w:hAnsi="Times New Roman" w:eastAsia="Times New Roman" w:cs="Times New Roman"/>
+        </w:rPr>
+        <w:t xml:space="preserve">;</w:t>
+      </w:r>
+      <w:r>
+        <w:rPr>
+          <w:rFonts w:ascii="Times New Roman" w:hAnsi="Times New Roman" w:eastAsia="Times New Roman" w:cs="Times New Roman"/>
+        </w:rPr>
+        <w:t xml:space="preserve"> </w:t>
+      </w:r>
+      <m:oMath>
+        <m:sSub>
+          <m:e>
+            <m:r>
+              <m:t>m</m:t>
+            </m:r>
+          </m:e>
+          <m:sub>
+            <m:r>
+              <m:t>s</m:t>
+            </m:r>
+          </m:sub>
+        </m:sSub>
+      </m:oMath>
+      <w:r>
+        <w:rPr>
+          <w:rFonts w:ascii="Times New Roman" w:hAnsi="Times New Roman" w:eastAsia="Times New Roman" w:cs="Times New Roman"/>
+        </w:rPr>
+        <w:t xml:space="preserve"> </w:t>
+      </w:r>
+      <w:r>
+        <w:rPr>
+          <w:rFonts w:hint="eastAsia" w:ascii="Times New Roman" w:hAnsi="Times New Roman" w:eastAsia="FangSong" w:cs="Times New Roman"/>
+        </w:rPr>
+        <w:t xml:space="preserve">的最大值为</w:t>
+      </w:r>
+      <w:r>
+        <w:rPr>
+          <w:rFonts w:ascii="Times New Roman" w:hAnsi="Times New Roman" w:eastAsia="Times New Roman" w:cs="Times New Roman"/>
+        </w:rPr>
+        <w:t xml:space="preserve"> </w:t>
+      </w:r>
+      <m:oMath>
+        <m:r>
+          <m:rPr>
+            <m:sty m:val="p"/>
+          </m:rPr>
+          <m:t>±</m:t>
+        </m:r>
+        <m:f>
+          <m:fPr>
+            <m:type m:val="bar"/>
+          </m:fPr>
+          <m:num>
+            <m:r>
+              <m:t>3</m:t>
+            </m:r>
+          </m:num>
+          <m:den>
+            <m:r>
+              <m:t>2</m:t>
+            </m:r>
+          </m:den>
+        </m:f>
+      </m:oMath>
+      <w:r>
+        <w:rPr>
+          <w:rFonts w:ascii="Times New Roman" w:hAnsi="Times New Roman" w:eastAsia="Times New Roman" w:cs="Times New Roman"/>
+        </w:rPr>
+        <w:t xml:space="preserve"> </w:t>
+      </w:r>
+      <w:r>
+        <w:rPr>
+          <w:rFonts w:hint="eastAsia" w:ascii="Times New Roman" w:hAnsi="Times New Roman" w:eastAsia="Times New Roman" w:cs="Times New Roman"/>
+        </w:rPr>
+        <w:t>，</w:t>
+      </w:r>
+      <w:r>
+        <w:rPr>
+          <w:rFonts w:hint="eastAsia" w:ascii="Times New Roman" w:hAnsi="Times New Roman" w:eastAsia="FangSong" w:cs="Times New Roman"/>
+        </w:rPr>
+        <w:t>这时</w:t>
+      </w:r>
+      <w:r>
+        <w:rPr>
+          <w:rFonts w:hint="eastAsia" w:ascii="Times New Roman" w:hAnsi="Times New Roman" w:eastAsia="Times New Roman" w:cs="Times New Roman"/>
+        </w:rPr>
+        <w:t>：</w:t>
+      </w:r>
+    </w:p>
+    <w:p>
+      <w:pPr>
+        <w:spacing w:before="160" w:after="80"/>
+      </w:pPr>
+      <w:r>
+        <w:pict>
+          <v:rect style="width:0;height:1.5pt" o:hralign="center" o:hrstd="t" o:hr="t"/>
+        </w:pict>
+      </w:r>
+    </w:p>
+    <w:bookmarkEnd w:id="19"/>
+    <w:bookmarkStart w:id="20" w:name="第9题"/>
+    <w:p>
+      <w:pPr>
+        <w:pStyle w:val="Heading3"/>
+        <w:spacing w:before="280" w:after="120"/>
+      </w:pPr>
+      <w:r>
+        <w:rPr>
+          <w:rFonts w:hint="eastAsia" w:ascii="Times New Roman" w:hAnsi="Times New Roman" w:eastAsia="SimHei" w:cs="Times New Roman"/>
+        </w:rPr>
+        <w:t>第</w:t>
+      </w:r>
+      <w:r>
+        <w:rPr>
+          <w:rFonts w:hint="eastAsia" w:ascii="Times New Roman" w:hAnsi="Times New Roman" w:eastAsia="Times New Roman" w:cs="Times New Roman"/>
+        </w:rPr>
+        <w:t>9</w:t>
+      </w:r>
+      <w:r>
+        <w:rPr>
+          <w:rFonts w:hint="eastAsia" w:ascii="Times New Roman" w:hAnsi="Times New Roman" w:eastAsia="SimHei" w:cs="Times New Roman"/>
+        </w:rPr>
+        <w:t>题</w:t>
+      </w:r>
+    </w:p>
+    <w:p>
+      <w:pPr>
+        <w:pStyle w:val="FirstParagraph"/>
+      </w:pPr>
+      <w:r>
+        <w:rPr>
+          <w:rFonts w:hint="eastAsia" w:ascii="Times New Roman" w:hAnsi="Times New Roman" w:eastAsia="FangSong" w:cs="Times New Roman"/>
+        </w:rPr>
+        <w:t xml:space="preserve">下表给出由</w:t>
+      </w:r>
+      <w:r>
+        <w:rPr>
+          <w:rFonts w:ascii="Times New Roman" w:hAnsi="Times New Roman" w:eastAsia="Times New Roman" w:cs="Times New Roman"/>
+        </w:rPr>
+        <w:t xml:space="preserve"> X </w:t>
+      </w:r>
+      <w:r>
+        <w:rPr>
+          <w:rFonts w:hint="eastAsia" w:ascii="Times New Roman" w:hAnsi="Times New Roman" w:eastAsia="FangSong" w:cs="Times New Roman"/>
+        </w:rPr>
+        <w:t>射线衍射法测得的一些链型高分子的周期</w:t>
+      </w:r>
+      <w:r>
+        <w:rPr>
+          <w:rFonts w:hint="eastAsia" w:ascii="Times New Roman" w:hAnsi="Times New Roman" w:eastAsia="Times New Roman" w:cs="Times New Roman"/>
+        </w:rPr>
+        <w:t>。</w:t>
+      </w:r>
+      <w:r>
+        <w:rPr>
+          <w:rFonts w:hint="eastAsia" w:ascii="Times New Roman" w:hAnsi="Times New Roman" w:eastAsia="FangSong" w:cs="Times New Roman"/>
+        </w:rPr>
+        <w:t>试根据碳原子的立体化学</w:t>
+      </w:r>
+      <w:r>
+        <w:rPr>
+          <w:rFonts w:hint="eastAsia" w:ascii="Times New Roman" w:hAnsi="Times New Roman" w:eastAsia="Times New Roman" w:cs="Times New Roman"/>
+        </w:rPr>
+        <w:t>，</w:t>
+      </w:r>
+      <w:r>
+        <w:rPr>
+          <w:rFonts w:hint="eastAsia" w:ascii="Times New Roman" w:hAnsi="Times New Roman" w:eastAsia="FangSong" w:cs="Times New Roman"/>
+        </w:rPr>
+        <w:t>画出这些聚合物的一维结构</w:t>
+      </w:r>
+      <w:r>
+        <w:rPr>
+          <w:rFonts w:hint="eastAsia" w:ascii="Times New Roman" w:hAnsi="Times New Roman" w:eastAsia="Times New Roman" w:cs="Times New Roman"/>
+        </w:rPr>
+        <w:t>；</w:t>
+      </w:r>
+      <w:r>
+        <w:rPr>
+          <w:rFonts w:hint="eastAsia" w:ascii="Times New Roman" w:hAnsi="Times New Roman" w:eastAsia="FangSong" w:cs="Times New Roman"/>
+        </w:rPr>
+        <w:t>找出它们的结构基元</w:t>
+      </w:r>
+      <w:r>
+        <w:rPr>
+          <w:rFonts w:hint="eastAsia" w:ascii="Times New Roman" w:hAnsi="Times New Roman" w:eastAsia="Times New Roman" w:cs="Times New Roman"/>
+        </w:rPr>
+        <w:t>；</w:t>
+      </w:r>
+      <w:r>
+        <w:rPr>
+          <w:rFonts w:hint="eastAsia" w:ascii="Times New Roman" w:hAnsi="Times New Roman" w:eastAsia="FangSong" w:cs="Times New Roman"/>
+        </w:rPr>
+        <w:t>比较这些聚合物链周期的大小</w:t>
+      </w:r>
+      <w:r>
+        <w:rPr>
+          <w:rFonts w:hint="eastAsia" w:ascii="Times New Roman" w:hAnsi="Times New Roman" w:eastAsia="Times New Roman" w:cs="Times New Roman"/>
+        </w:rPr>
+        <w:t>，</w:t>
+      </w:r>
+      <w:r>
+        <w:rPr>
+          <w:rFonts w:hint="eastAsia" w:ascii="Times New Roman" w:hAnsi="Times New Roman" w:eastAsia="FangSong" w:cs="Times New Roman"/>
+        </w:rPr>
+        <w:t>并解释原因</w:t>
+      </w:r>
+      <w:r>
+        <w:rPr>
+          <w:rFonts w:hint="eastAsia" w:ascii="Times New Roman" w:hAnsi="Times New Roman" w:eastAsia="Times New Roman" w:cs="Times New Roman"/>
+        </w:rPr>
+        <w:t>。</w:t>
+      </w:r>
+    </w:p>
+    <w:p>
+      <w:pPr>
+        <w:spacing w:before="160" w:after="80"/>
+      </w:pPr>
+      <w:r>
+        <w:pict>
+          <v:rect style="width:0;height:1.5pt" o:hralign="center" o:hrstd="t" o:hr="t"/>
+        </w:pict>
+      </w:r>
+    </w:p>
+    <w:bookmarkEnd w:id="20"/>
+    <w:bookmarkStart w:id="21" w:name="第10题"/>
+    <w:p>
+      <w:pPr>
+        <w:pStyle w:val="Heading3"/>
+        <w:spacing w:before="280" w:after="120"/>
+      </w:pPr>
+      <w:r>
+        <w:rPr>
+          <w:rFonts w:hint="eastAsia" w:ascii="Times New Roman" w:hAnsi="Times New Roman" w:eastAsia="SimHei" w:cs="Times New Roman"/>
+        </w:rPr>
+        <w:t>第</w:t>
+      </w:r>
+      <w:r>
+        <w:rPr>
+          <w:rFonts w:hint="eastAsia" w:ascii="Times New Roman" w:hAnsi="Times New Roman" w:eastAsia="Times New Roman" w:cs="Times New Roman"/>
+        </w:rPr>
+        <w:t>10</w:t>
+      </w:r>
+      <w:r>
+        <w:rPr>
+          <w:rFonts w:hint="eastAsia" w:ascii="Times New Roman" w:hAnsi="Times New Roman" w:eastAsia="SimHei" w:cs="Times New Roman"/>
+        </w:rPr>
+        <w:t>题</w:t>
+      </w:r>
+    </w:p>
+    <w:p>
+      <w:pPr>
+        <w:pStyle w:val="FirstParagraph"/>
+      </w:pPr>
+      <w:r>
+        <w:rPr>
+          <w:rFonts w:ascii="Times New Roman" w:hAnsi="Times New Roman" w:eastAsia="Times New Roman" w:cs="Times New Roman"/>
+        </w:rPr>
+        <w:t xml:space="preserve">NaCl </w:t>
+      </w:r>
+      <w:r>
+        <w:rPr>
+          <w:rFonts w:hint="eastAsia" w:ascii="Times New Roman" w:hAnsi="Times New Roman" w:eastAsia="FangSong" w:cs="Times New Roman"/>
+        </w:rPr>
+        <w:t>是日常生活中常见的一种晶体</w:t>
+      </w:r>
+      <w:r>
+        <w:rPr>
+          <w:rFonts w:hint="eastAsia" w:ascii="Times New Roman" w:hAnsi="Times New Roman" w:eastAsia="Times New Roman" w:cs="Times New Roman"/>
+        </w:rPr>
+        <w:t>，</w:t>
+      </w:r>
+      <w:r>
+        <w:rPr>
+          <w:rFonts w:hint="eastAsia" w:ascii="Times New Roman" w:hAnsi="Times New Roman" w:eastAsia="FangSong" w:cs="Times New Roman"/>
+        </w:rPr>
+        <w:t>本题讨论关于</w:t>
+      </w:r>
+      <w:r>
+        <w:rPr>
+          <w:rFonts w:ascii="Times New Roman" w:hAnsi="Times New Roman" w:eastAsia="Times New Roman" w:cs="Times New Roman"/>
+        </w:rPr>
+        <w:t xml:space="preserve"> NaCl </w:t>
+      </w:r>
+      <w:r>
+        <w:rPr>
+          <w:rFonts w:hint="eastAsia" w:ascii="Times New Roman" w:hAnsi="Times New Roman" w:eastAsia="FangSong" w:cs="Times New Roman"/>
+        </w:rPr>
+        <w:t>的几个晶体结构问题</w:t>
+      </w:r>
+      <w:r>
+        <w:rPr>
+          <w:rFonts w:hint="eastAsia" w:ascii="Times New Roman" w:hAnsi="Times New Roman" w:eastAsia="Times New Roman" w:cs="Times New Roman"/>
+        </w:rPr>
+        <w:t>：</w:t>
+      </w:r>
+    </w:p>
+    <w:p>
+      <w:pPr>
+        <w:spacing w:before="160" w:after="80"/>
+      </w:pPr>
+      <w:r>
+        <w:pict>
+          <v:rect style="width:0;height:1.5pt" o:hralign="center" o:hrstd="t" o:hr="t"/>
+        </w:pict>
+      </w:r>
+    </w:p>
+    <w:bookmarkEnd w:id="21"/>
+    <w:bookmarkStart w:id="22" w:name="第11题"/>
+    <w:p>
+      <w:pPr>
+        <w:pStyle w:val="Heading3"/>
+        <w:spacing w:before="280" w:after="120"/>
+      </w:pPr>
+      <w:r>
+        <w:rPr>
+          <w:rFonts w:hint="eastAsia" w:ascii="Times New Roman" w:hAnsi="Times New Roman" w:eastAsia="SimHei" w:cs="Times New Roman"/>
+        </w:rPr>
+        <w:t>第</w:t>
+      </w:r>
+      <w:r>
+        <w:rPr>
+          <w:rFonts w:hint="eastAsia" w:ascii="Times New Roman" w:hAnsi="Times New Roman" w:eastAsia="Times New Roman" w:cs="Times New Roman"/>
+        </w:rPr>
+        <w:t>11</w:t>
+      </w:r>
+      <w:r>
+        <w:rPr>
+          <w:rFonts w:hint="eastAsia" w:ascii="Times New Roman" w:hAnsi="Times New Roman" w:eastAsia="SimHei" w:cs="Times New Roman"/>
+        </w:rPr>
+        <w:t>题</w:t>
+      </w:r>
+    </w:p>
+    <w:p>
+      <w:pPr>
+        <w:pStyle w:val="FirstParagraph"/>
+      </w:pPr>
+      <w:r>
+        <w:rPr>
+          <w:rFonts w:hint="eastAsia" w:ascii="Times New Roman" w:hAnsi="Times New Roman" w:eastAsia="FangSong" w:cs="Times New Roman"/>
+        </w:rPr>
+        <w:t>研究离子晶体</w:t>
+      </w:r>
+      <w:r>
+        <w:rPr>
+          <w:rFonts w:hint="eastAsia" w:ascii="Times New Roman" w:hAnsi="Times New Roman" w:eastAsia="Times New Roman" w:cs="Times New Roman"/>
+        </w:rPr>
+        <w:t>，</w:t>
+      </w:r>
+      <w:r>
+        <w:rPr>
+          <w:rFonts w:hint="eastAsia" w:ascii="Times New Roman" w:hAnsi="Times New Roman" w:eastAsia="FangSong" w:cs="Times New Roman"/>
+        </w:rPr>
+        <w:t>常考察以一个离子为中心时</w:t>
+      </w:r>
+      <w:r>
+        <w:rPr>
+          <w:rFonts w:hint="eastAsia" w:ascii="Times New Roman" w:hAnsi="Times New Roman" w:eastAsia="Times New Roman" w:cs="Times New Roman"/>
+        </w:rPr>
+        <w:t>，</w:t>
+      </w:r>
+      <w:r>
+        <w:rPr>
+          <w:rFonts w:hint="eastAsia" w:ascii="Times New Roman" w:hAnsi="Times New Roman" w:eastAsia="FangSong" w:cs="Times New Roman"/>
+        </w:rPr>
+        <w:t>其周围不同距离的离子对它的吸引或排斥的静电作用力</w:t>
+      </w:r>
+      <w:r>
+        <w:rPr>
+          <w:rFonts w:hint="eastAsia" w:ascii="Times New Roman" w:hAnsi="Times New Roman" w:eastAsia="Times New Roman" w:cs="Times New Roman"/>
+        </w:rPr>
+        <w:t>。</w:t>
+      </w:r>
+      <w:r>
+        <w:rPr>
+          <w:rFonts w:hint="eastAsia" w:ascii="Times New Roman" w:hAnsi="Times New Roman" w:eastAsia="FangSong" w:cs="Times New Roman"/>
+        </w:rPr>
+        <w:t>现以</w:t>
+      </w:r>
+      <w:r>
+        <w:rPr>
+          <w:rFonts w:ascii="Times New Roman" w:hAnsi="Times New Roman" w:eastAsia="Times New Roman" w:cs="Times New Roman"/>
+        </w:rPr>
+        <w:t xml:space="preserve"> NaCl </w:t>
+      </w:r>
+      <w:r>
+        <w:rPr>
+          <w:rFonts w:hint="eastAsia" w:ascii="Times New Roman" w:hAnsi="Times New Roman" w:eastAsia="FangSong" w:cs="Times New Roman"/>
+        </w:rPr>
+        <w:t>为研究对象</w:t>
+      </w:r>
+      <w:r>
+        <w:rPr>
+          <w:rFonts w:hint="eastAsia" w:ascii="Times New Roman" w:hAnsi="Times New Roman" w:eastAsia="Times New Roman" w:cs="Times New Roman"/>
+        </w:rPr>
+        <w:t>，</w:t>
+      </w:r>
+      <w:r>
+        <w:rPr>
+          <w:rFonts w:hint="eastAsia" w:ascii="Times New Roman" w:hAnsi="Times New Roman" w:eastAsia="FangSong" w:cs="Times New Roman"/>
+        </w:rPr>
+        <w:t>设氯化钠晶体中钠离子跟离它最近的氯离子之间的距离为</w:t>
+      </w:r>
+      <w:r>
+        <w:rPr>
+          <w:rFonts w:ascii="Times New Roman" w:hAnsi="Times New Roman" w:eastAsia="Times New Roman" w:cs="Times New Roman"/>
+        </w:rPr>
+        <w:t xml:space="preserve"> </w:t>
+      </w:r>
+      <w:r>
+        <w:rPr>
+          <w:rFonts w:hint="eastAsia" w:ascii="Times New Roman" w:hAnsi="Times New Roman" w:eastAsia="Times New Roman" w:cs="Times New Roman"/>
+        </w:rPr>
+        <w:t>d，</w:t>
+      </w:r>
+      <w:r>
+        <w:rPr>
+          <w:rFonts w:hint="eastAsia" w:ascii="Times New Roman" w:hAnsi="Times New Roman" w:eastAsia="FangSong" w:cs="Times New Roman"/>
+        </w:rPr>
+        <w:t>以钠离子为中心</w:t>
+      </w:r>
+      <w:r>
+        <w:rPr>
+          <w:rFonts w:hint="eastAsia" w:ascii="Times New Roman" w:hAnsi="Times New Roman" w:eastAsia="Times New Roman" w:cs="Times New Roman"/>
+        </w:rPr>
+        <w:t>，</w:t>
+      </w:r>
+      <w:r>
+        <w:rPr>
+          <w:rFonts w:hint="eastAsia" w:ascii="Times New Roman" w:hAnsi="Times New Roman" w:eastAsia="FangSong" w:cs="Times New Roman"/>
+        </w:rPr>
+        <w:t>则</w:t>
+      </w:r>
+      <w:r>
+        <w:rPr>
+          <w:rFonts w:hint="eastAsia" w:ascii="Times New Roman" w:hAnsi="Times New Roman" w:eastAsia="Times New Roman" w:cs="Times New Roman"/>
+        </w:rPr>
+        <w:t>：21-1</w:t>
+      </w:r>
+      <w:r>
+        <w:rPr>
+          <w:rFonts w:ascii="Times New Roman" w:hAnsi="Times New Roman" w:eastAsia="Times New Roman" w:cs="Times New Roman"/>
+        </w:rPr>
+        <w:t xml:space="preserve"> </w:t>
+      </w:r>
+      <w:r>
+        <w:rPr>
+          <w:rFonts w:hint="eastAsia" w:ascii="Times New Roman" w:hAnsi="Times New Roman" w:eastAsia="FangSong" w:cs="Times New Roman"/>
+        </w:rPr>
+        <w:t>离中心离子最近的阴阳离子分别有多少</w:t>
+      </w:r>
+      <w:r>
+        <w:rPr>
+          <w:rFonts w:hint="eastAsia" w:ascii="Times New Roman" w:hAnsi="Times New Roman" w:eastAsia="Times New Roman" w:cs="Times New Roman"/>
+        </w:rPr>
+        <w:t>？</w:t>
+      </w:r>
+      <w:r>
+        <w:rPr>
+          <w:rFonts w:hint="eastAsia" w:ascii="Times New Roman" w:hAnsi="Times New Roman" w:eastAsia="FangSong" w:cs="Times New Roman"/>
+        </w:rPr>
+        <w:t>距离是多少</w:t>
+      </w:r>
+      <w:r>
+        <w:rPr>
+          <w:rFonts w:hint="eastAsia" w:ascii="Times New Roman" w:hAnsi="Times New Roman" w:eastAsia="Times New Roman" w:cs="Times New Roman"/>
+        </w:rPr>
+        <w:t>(</w:t>
+      </w:r>
+      <w:r>
+        <w:rPr>
+          <w:rFonts w:hint="eastAsia" w:ascii="Times New Roman" w:hAnsi="Times New Roman" w:eastAsia="FangSong" w:cs="Times New Roman"/>
+        </w:rPr>
+        <w:t>用</w:t>
+      </w:r>
+      <w:r>
+        <w:rPr>
+          <w:rFonts w:ascii="Times New Roman" w:hAnsi="Times New Roman" w:eastAsia="Times New Roman" w:cs="Times New Roman"/>
+        </w:rPr>
+        <w:t xml:space="preserve"> d </w:t>
+      </w:r>
+      <w:r>
+        <w:rPr>
+          <w:rFonts w:hint="eastAsia" w:ascii="Times New Roman" w:hAnsi="Times New Roman" w:eastAsia="FangSong" w:cs="Times New Roman"/>
+        </w:rPr>
+        <w:t>的代数式表示</w:t>
+      </w:r>
+      <w:r>
+        <w:rPr>
+          <w:rFonts w:hint="eastAsia" w:ascii="Times New Roman" w:hAnsi="Times New Roman" w:eastAsia="Times New Roman" w:cs="Times New Roman"/>
+        </w:rPr>
+        <w:t>)？</w:t>
+      </w:r>
+      <w:r>
+        <w:rPr>
+          <w:rFonts w:hint="eastAsia" w:ascii="Times New Roman" w:hAnsi="Times New Roman" w:eastAsia="FangSong" w:cs="Times New Roman"/>
+        </w:rPr>
+        <w:t>在立方复格子示意图中分别画出他们的位置</w:t>
+      </w:r>
+      <w:r>
+        <w:rPr>
+          <w:rFonts w:hint="eastAsia" w:ascii="Times New Roman" w:hAnsi="Times New Roman" w:eastAsia="Times New Roman" w:cs="Times New Roman"/>
+        </w:rPr>
+        <w:t>。</w:t>
+      </w:r>
+    </w:p>
+    <w:p>
+      <w:pPr>
+        <w:spacing w:before="160" w:after="80"/>
+      </w:pPr>
+      <w:r>
+        <w:pict>
+          <v:rect style="width:0;height:1.5pt" o:hralign="center" o:hrstd="t" o:hr="t"/>
+        </w:pict>
+      </w:r>
+    </w:p>
+    <w:bookmarkEnd w:id="22"/>
+    <w:bookmarkStart w:id="23" w:name="第12题"/>
+    <w:p>
+      <w:pPr>
+        <w:pStyle w:val="Heading3"/>
+        <w:spacing w:before="280" w:after="120"/>
+      </w:pPr>
+      <w:r>
+        <w:rPr>
+          <w:rFonts w:hint="eastAsia" w:ascii="Times New Roman" w:hAnsi="Times New Roman" w:eastAsia="SimHei" w:cs="Times New Roman"/>
+        </w:rPr>
+        <w:t>第</w:t>
+      </w:r>
+      <w:r>
+        <w:rPr>
+          <w:rFonts w:hint="eastAsia" w:ascii="Times New Roman" w:hAnsi="Times New Roman" w:eastAsia="Times New Roman" w:cs="Times New Roman"/>
+        </w:rPr>
+        <w:t>12</w:t>
+      </w:r>
+      <w:r>
+        <w:rPr>
+          <w:rFonts w:hint="eastAsia" w:ascii="Times New Roman" w:hAnsi="Times New Roman" w:eastAsia="SimHei" w:cs="Times New Roman"/>
+        </w:rPr>
+        <w:t>题</w:t>
+      </w:r>
+    </w:p>
+    <w:p>
+      <w:pPr>
+        <w:pStyle w:val="FirstParagraph"/>
+      </w:pPr>
+      <m:oMath>
+        <m:r>
+          <m:t>γ</m:t>
+        </m:r>
+      </m:oMath>
+      <w:r>
+        <w:rPr>
+          <w:rFonts w:ascii="Times New Roman" w:hAnsi="Times New Roman" w:eastAsia="Times New Roman" w:cs="Times New Roman"/>
+        </w:rPr>
+        <w:t xml:space="preserve"> </w:t>
+      </w:r>
+      <w:r>
+        <w:rPr>
+          <w:rFonts w:ascii="Times New Roman" w:hAnsi="Times New Roman" w:eastAsia="Times New Roman" w:cs="Times New Roman"/>
+        </w:rPr>
+        <w:t xml:space="preserve">-AgI </w:t>
+      </w:r>
+      <w:r>
+        <w:rPr>
+          <w:rFonts w:hint="eastAsia" w:ascii="Times New Roman" w:hAnsi="Times New Roman" w:eastAsia="FangSong" w:cs="Times New Roman"/>
+        </w:rPr>
+        <w:t xml:space="preserve">和</w:t>
+      </w:r>
+      <w:r>
+        <w:rPr>
+          <w:rFonts w:ascii="Times New Roman" w:hAnsi="Times New Roman" w:eastAsia="Times New Roman" w:cs="Times New Roman"/>
+        </w:rPr>
+        <w:t xml:space="preserve"> </w:t>
+      </w:r>
+      <m:oMath>
+        <m:r>
+          <m:t>β</m:t>
+        </m:r>
+      </m:oMath>
+      <w:r>
+        <w:rPr>
+          <w:rFonts w:ascii="Times New Roman" w:hAnsi="Times New Roman" w:eastAsia="Times New Roman" w:cs="Times New Roman"/>
+        </w:rPr>
+        <w:t xml:space="preserve"> </w:t>
+      </w:r>
+      <w:r>
+        <w:rPr>
+          <w:rFonts w:ascii="Times New Roman" w:hAnsi="Times New Roman" w:eastAsia="Times New Roman" w:cs="Times New Roman"/>
+        </w:rPr>
+        <w:t xml:space="preserve">-AgI </w:t>
+      </w:r>
+      <w:r>
+        <w:rPr>
+          <w:rFonts w:hint="eastAsia" w:ascii="Times New Roman" w:hAnsi="Times New Roman" w:eastAsia="FangSong" w:cs="Times New Roman"/>
+        </w:rPr>
+        <w:t>晶体的导电性极差</w:t>
+      </w:r>
+      <w:r>
+        <w:rPr>
+          <w:rFonts w:hint="eastAsia" w:ascii="Times New Roman" w:hAnsi="Times New Roman" w:eastAsia="Times New Roman" w:cs="Times New Roman"/>
+        </w:rPr>
+        <w:t>。</w:t>
+      </w:r>
+      <w:r>
+        <w:rPr>
+          <w:rFonts w:hint="eastAsia" w:ascii="Times New Roman" w:hAnsi="Times New Roman" w:eastAsia="FangSong" w:cs="Times New Roman"/>
+        </w:rPr>
+        <w:t>其中</w:t>
+      </w:r>
+      <w:r>
+        <w:rPr>
+          <w:rFonts w:ascii="Times New Roman" w:hAnsi="Times New Roman" w:eastAsia="Times New Roman" w:cs="Times New Roman"/>
+        </w:rPr>
+        <w:t xml:space="preserve"> </w:t>
+      </w:r>
+      <m:oMath>
+        <m:r>
+          <m:t>γ</m:t>
+        </m:r>
+      </m:oMath>
+      <w:r>
+        <w:rPr>
+          <w:rFonts w:ascii="Times New Roman" w:hAnsi="Times New Roman" w:eastAsia="Times New Roman" w:cs="Times New Roman"/>
+        </w:rPr>
+        <w:t xml:space="preserve"> </w:t>
+      </w:r>
+      <w:r>
+        <w:rPr>
+          <w:rFonts w:ascii="Times New Roman" w:hAnsi="Times New Roman" w:eastAsia="Times New Roman" w:cs="Times New Roman"/>
+        </w:rPr>
+        <w:t xml:space="preserve">-AgI </w:t>
+      </w:r>
+      <w:r>
+        <w:rPr>
+          <w:rFonts w:hint="eastAsia" w:ascii="Times New Roman" w:hAnsi="Times New Roman" w:eastAsia="FangSong" w:cs="Times New Roman"/>
+        </w:rPr>
+        <w:t>晶体属立方晶系</w:t>
+      </w:r>
+      <w:r>
+        <w:rPr>
+          <w:rFonts w:hint="eastAsia" w:ascii="Times New Roman" w:hAnsi="Times New Roman" w:eastAsia="Times New Roman" w:cs="Times New Roman"/>
+        </w:rPr>
+        <w:t>，</w:t>
+      </w:r>
+      <w:r>
+        <w:rPr>
+          <w:rFonts w:hint="eastAsia" w:ascii="Times New Roman" w:hAnsi="Times New Roman" w:eastAsia="FangSong" w:cs="Times New Roman"/>
+        </w:rPr>
+        <w:t>其晶胞截面图如下所示</w:t>
+      </w:r>
+      <w:r>
+        <w:rPr>
+          <w:rFonts w:hint="eastAsia" w:ascii="Times New Roman" w:hAnsi="Times New Roman" w:eastAsia="Times New Roman" w:cs="Times New Roman"/>
+        </w:rPr>
+        <w:t>。</w:t>
+      </w:r>
+      <w:r>
+        <w:rPr>
+          <w:rFonts w:hint="eastAsia" w:ascii="Times New Roman" w:hAnsi="Times New Roman" w:eastAsia="FangSong" w:cs="Times New Roman"/>
+        </w:rPr>
+        <w:t>图中空心圆和实心圆分别表示</w:t>
+      </w:r>
+      <w:r>
+        <w:rPr>
+          <w:rFonts w:ascii="Times New Roman" w:hAnsi="Times New Roman" w:eastAsia="Times New Roman" w:cs="Times New Roman"/>
+        </w:rPr>
+        <w:t xml:space="preserve"> </w:t>
+      </w:r>
+      <m:oMath>
+        <m:sSup>
+          <m:e>
+            <m:r>
+              <m:rPr>
+                <m:sty m:val="p"/>
+              </m:rPr>
+              <m:t>A</m:t>
+            </m:r>
+            <m:r>
+              <m:rPr>
+                <m:sty m:val="p"/>
+              </m:rPr>
+              <m:t>g</m:t>
+            </m:r>
+          </m:e>
+          <m:sup>
+            <m:r>
+              <m:rPr>
+                <m:sty m:val="p"/>
+              </m:rPr>
+              <m:t>+</m:t>
+            </m:r>
+          </m:sup>
+        </m:sSup>
+      </m:oMath>
+      <w:r>
+        <w:rPr>
+          <w:rFonts w:ascii="Times New Roman" w:hAnsi="Times New Roman" w:eastAsia="Times New Roman" w:cs="Times New Roman"/>
+        </w:rPr>
+        <w:t xml:space="preserve"> </w:t>
+      </w:r>
+      <w:r>
+        <w:rPr>
+          <w:rFonts w:hint="eastAsia" w:ascii="Times New Roman" w:hAnsi="Times New Roman" w:eastAsia="FangSong" w:cs="Times New Roman"/>
+        </w:rPr>
+        <w:t xml:space="preserve">和</w:t>
+      </w:r>
+      <w:r>
+        <w:rPr>
+          <w:rFonts w:ascii="Times New Roman" w:hAnsi="Times New Roman" w:eastAsia="Times New Roman" w:cs="Times New Roman"/>
+        </w:rPr>
+        <w:t xml:space="preserve"> </w:t>
+      </w:r>
+      <m:oMath>
+        <m:sSup>
+          <m:e>
+            <m:r>
+              <m:rPr>
+                <m:sty m:val="p"/>
+              </m:rPr>
+              <m:t>I</m:t>
+            </m:r>
+          </m:e>
+          <m:sup>
+            <m:r>
+              <m:rPr>
+                <m:sty m:val="p"/>
+              </m:rPr>
+              <m:t>−</m:t>
+            </m:r>
+          </m:sup>
+        </m:sSup>
+      </m:oMath>
+      <w:r>
+        <w:rPr>
+          <w:rFonts w:ascii="Times New Roman" w:hAnsi="Times New Roman" w:eastAsia="Times New Roman" w:cs="Times New Roman"/>
+        </w:rPr>
+        <w:t xml:space="preserve"> </w:t>
+      </w:r>
+      <w:r>
+        <w:rPr>
+          <w:rFonts w:hint="eastAsia" w:ascii="Times New Roman" w:hAnsi="Times New Roman" w:eastAsia="Times New Roman" w:cs="Times New Roman"/>
+        </w:rPr>
+        <w:t xml:space="preserve">，a</w:t>
+      </w:r>
+      <w:r>
+        <w:rPr>
+          <w:rFonts w:ascii="Times New Roman" w:hAnsi="Times New Roman" w:eastAsia="Times New Roman" w:cs="Times New Roman"/>
+        </w:rPr>
+        <w:t xml:space="preserve"> </w:t>
+      </w:r>
+      <w:r>
+        <w:rPr>
+          <w:rFonts w:hint="eastAsia" w:ascii="Times New Roman" w:hAnsi="Times New Roman" w:eastAsia="FangSong" w:cs="Times New Roman"/>
+        </w:rPr>
+        <w:t>为晶胞边长</w:t>
+      </w:r>
+      <w:r>
+        <w:rPr>
+          <w:rFonts w:hint="eastAsia" w:ascii="Times New Roman" w:hAnsi="Times New Roman" w:eastAsia="Times New Roman" w:cs="Times New Roman"/>
+        </w:rPr>
+        <w:t>。</w:t>
+      </w:r>
+      <w:r>
+        <w:rPr>
+          <w:rFonts w:hint="eastAsia" w:ascii="Times New Roman" w:hAnsi="Times New Roman" w:eastAsia="FangSong" w:cs="Times New Roman"/>
+        </w:rPr>
+        <w:t>试指出</w:t>
+      </w:r>
+      <w:r>
+        <w:rPr>
+          <w:rFonts w:ascii="Times New Roman" w:hAnsi="Times New Roman" w:eastAsia="Times New Roman" w:cs="Times New Roman"/>
+        </w:rPr>
+        <w:t xml:space="preserve"> </w:t>
+      </w:r>
+      <m:oMath>
+        <m:r>
+          <m:t>γ</m:t>
+        </m:r>
+      </m:oMath>
+      <w:r>
+        <w:rPr>
+          <w:rFonts w:ascii="Times New Roman" w:hAnsi="Times New Roman" w:eastAsia="Times New Roman" w:cs="Times New Roman"/>
+        </w:rPr>
+        <w:t xml:space="preserve"> </w:t>
+      </w:r>
+      <w:r>
+        <w:rPr>
+          <w:rFonts w:ascii="Times New Roman" w:hAnsi="Times New Roman" w:eastAsia="Times New Roman" w:cs="Times New Roman"/>
+        </w:rPr>
+        <w:t xml:space="preserve">-AgI </w:t>
+      </w:r>
+      <w:r>
+        <w:rPr>
+          <w:rFonts w:hint="eastAsia" w:ascii="Times New Roman" w:hAnsi="Times New Roman" w:eastAsia="FangSong" w:cs="Times New Roman"/>
+        </w:rPr>
+        <w:t xml:space="preserve">晶体中</w:t>
+      </w:r>
+      <w:r>
+        <w:rPr>
+          <w:rFonts w:ascii="Times New Roman" w:hAnsi="Times New Roman" w:eastAsia="Times New Roman" w:cs="Times New Roman"/>
+        </w:rPr>
+        <w:t xml:space="preserve"> </w:t>
+      </w:r>
+      <m:oMath>
+        <m:sSup>
+          <m:e>
+            <m:r>
+              <m:rPr>
+                <m:sty m:val="p"/>
+              </m:rPr>
+              <m:t>A</m:t>
+            </m:r>
+            <m:r>
+              <m:rPr>
+                <m:sty m:val="p"/>
+              </m:rPr>
+              <m:t>g</m:t>
+            </m:r>
+          </m:e>
+          <m:sup>
+            <m:r>
+              <m:rPr>
+                <m:sty m:val="p"/>
+              </m:rPr>
+              <m:t>+</m:t>
+            </m:r>
+          </m:sup>
+        </m:sSup>
+      </m:oMath>
+      <w:r>
+        <w:rPr>
+          <w:rFonts w:ascii="Times New Roman" w:hAnsi="Times New Roman" w:eastAsia="Times New Roman" w:cs="Times New Roman"/>
+        </w:rPr>
+        <w:t xml:space="preserve"> </w:t>
+      </w:r>
+      <w:r>
+        <w:rPr>
+          <w:rFonts w:ascii="Times New Roman" w:hAnsi="Times New Roman" w:eastAsia="Times New Roman" w:cs="Times New Roman"/>
+        </w:rPr>
+        <w:t xml:space="preserve">、</w:t>
+      </w:r>
+      <w:r>
+        <w:rPr>
+          <w:rFonts w:ascii="Times New Roman" w:hAnsi="Times New Roman" w:eastAsia="Times New Roman" w:cs="Times New Roman"/>
+        </w:rPr>
+        <w:t xml:space="preserve"> </w:t>
+      </w:r>
+      <m:oMath>
+        <m:sSup>
+          <m:e>
+            <m:r>
+              <m:rPr>
+                <m:sty m:val="p"/>
+              </m:rPr>
+              <m:t>I</m:t>
+            </m:r>
+          </m:e>
+          <m:sup>
+            <m:r>
+              <m:rPr>
+                <m:sty m:val="p"/>
+              </m:rPr>
+              <m:t>−</m:t>
+            </m:r>
+          </m:sup>
+        </m:sSup>
+      </m:oMath>
+      <w:r>
+        <w:rPr>
+          <w:rFonts w:ascii="Times New Roman" w:hAnsi="Times New Roman" w:eastAsia="Times New Roman" w:cs="Times New Roman"/>
+        </w:rPr>
+        <w:t xml:space="preserve"> </w:t>
+      </w:r>
+      <w:r>
+        <w:rPr>
+          <w:rFonts w:hint="eastAsia" w:ascii="Times New Roman" w:hAnsi="Times New Roman" w:eastAsia="FangSong" w:cs="Times New Roman"/>
+        </w:rPr>
+        <w:t>各自的配位数</w:t>
+      </w:r>
+      <w:r>
+        <w:rPr>
+          <w:rFonts w:hint="eastAsia" w:ascii="Times New Roman" w:hAnsi="Times New Roman" w:eastAsia="Times New Roman" w:cs="Times New Roman"/>
+        </w:rPr>
+        <w:t>，</w:t>
+      </w:r>
+      <w:r>
+        <w:rPr>
+          <w:rFonts w:hint="eastAsia" w:ascii="Times New Roman" w:hAnsi="Times New Roman" w:eastAsia="FangSong" w:cs="Times New Roman"/>
+        </w:rPr>
+        <w:t>并画出晶胞图</w:t>
+      </w:r>
+      <w:r>
+        <w:rPr>
+          <w:rFonts w:hint="eastAsia" w:ascii="Times New Roman" w:hAnsi="Times New Roman" w:eastAsia="Times New Roman" w:cs="Times New Roman"/>
+        </w:rPr>
+        <w:t>(</w:t>
+      </w:r>
+      <w:r>
+        <w:rPr>
+          <w:rFonts w:hint="eastAsia" w:ascii="Times New Roman" w:hAnsi="Times New Roman" w:eastAsia="FangSong" w:cs="Times New Roman"/>
+        </w:rPr>
+        <w:t>已知</w:t>
+      </w:r>
+      <w:r>
+        <w:rPr>
+          <w:rFonts w:ascii="Times New Roman" w:hAnsi="Times New Roman" w:eastAsia="Times New Roman" w:cs="Times New Roman"/>
+        </w:rPr>
+        <w:t xml:space="preserve"> </w:t>
+      </w:r>
+      <m:oMath>
+        <m:sSup>
+          <m:e>
+            <m:r>
+              <m:rPr>
+                <m:sty m:val="p"/>
+              </m:rPr>
+              <m:t>I</m:t>
+            </m:r>
+          </m:e>
+          <m:sup>
+            <m:r>
+              <m:rPr>
+                <m:sty m:val="p"/>
+              </m:rPr>
+              <m:t>−</m:t>
+            </m:r>
+          </m:sup>
+        </m:sSup>
+      </m:oMath>
+      <w:r>
+        <w:rPr>
+          <w:rFonts w:ascii="Times New Roman" w:hAnsi="Times New Roman" w:eastAsia="Times New Roman" w:cs="Times New Roman"/>
+        </w:rPr>
+        <w:t xml:space="preserve"> </w:t>
+      </w:r>
+      <w:r>
+        <w:rPr>
+          <w:rFonts w:hint="eastAsia" w:ascii="Times New Roman" w:hAnsi="Times New Roman" w:eastAsia="FangSong" w:cs="Times New Roman"/>
+        </w:rPr>
+        <w:t xml:space="preserve">的半径为</w:t>
+      </w:r>
+      <w:r>
+        <w:rPr>
+          <w:rFonts w:ascii="Times New Roman" w:hAnsi="Times New Roman" w:eastAsia="Times New Roman" w:cs="Times New Roman"/>
+        </w:rPr>
+        <w:t xml:space="preserve"> </w:t>
+      </w:r>
+      <m:oMath>
+        <m:r>
+          <m:t>220</m:t>
+        </m:r>
+        <m:r>
+          <m:rPr>
+            <m:sty m:val="p"/>
+          </m:rPr>
+          <m:t>p</m:t>
+        </m:r>
+        <m:r>
+          <m:rPr>
+            <m:sty m:val="p"/>
+          </m:rPr>
+          <m:t>m</m:t>
+        </m:r>
+      </m:oMath>
+      <w:r>
+        <w:rPr>
+          <w:rFonts w:ascii="Times New Roman" w:hAnsi="Times New Roman" w:eastAsia="Times New Roman" w:cs="Times New Roman"/>
+        </w:rPr>
+        <w:t xml:space="preserve"> </w:t>
+      </w:r>
+      <w:r>
+        <w:rPr>
+          <w:rFonts w:hint="eastAsia" w:ascii="Times New Roman" w:hAnsi="Times New Roman" w:eastAsia="Times New Roman" w:cs="Times New Roman"/>
+        </w:rPr>
+        <w:t xml:space="preserve">，</w:t>
+      </w:r>
+      <w:r>
+        <w:rPr>
+          <w:rFonts w:ascii="Times New Roman" w:hAnsi="Times New Roman" w:eastAsia="Times New Roman" w:cs="Times New Roman"/>
+        </w:rPr>
+        <w:t xml:space="preserve"> </w:t>
+      </w:r>
+      <m:oMath>
+        <m:sSup>
+          <m:e>
+            <m:r>
+              <m:rPr>
+                <m:sty m:val="p"/>
+              </m:rPr>
+              <m:t>A</m:t>
+            </m:r>
+            <m:r>
+              <m:rPr>
+                <m:sty m:val="p"/>
+              </m:rPr>
+              <m:t>g</m:t>
+            </m:r>
+          </m:e>
+          <m:sup>
+            <m:r>
+              <m:rPr>
+                <m:sty m:val="p"/>
+              </m:rPr>
+              <m:t>+</m:t>
+            </m:r>
+          </m:sup>
+        </m:sSup>
+      </m:oMath>
+      <w:r>
+        <w:rPr>
+          <w:rFonts w:ascii="Times New Roman" w:hAnsi="Times New Roman" w:eastAsia="Times New Roman" w:cs="Times New Roman"/>
+        </w:rPr>
+        <w:t xml:space="preserve"> </w:t>
+      </w:r>
+      <w:r>
+        <w:rPr>
+          <w:rFonts w:hint="eastAsia" w:ascii="Times New Roman" w:hAnsi="Times New Roman" w:eastAsia="FangSong" w:cs="Times New Roman"/>
+        </w:rPr>
+        <w:t xml:space="preserve">的半径为</w:t>
+      </w:r>
+      <w:r>
+        <w:rPr>
+          <w:rFonts w:ascii="Times New Roman" w:hAnsi="Times New Roman" w:eastAsia="Times New Roman" w:cs="Times New Roman"/>
+        </w:rPr>
+        <w:t xml:space="preserve"> </w:t>
+      </w:r>
+      <m:oMath>
+        <m:oMathPr>
+          <m:ctrlPr>
+            <w:rPr>
+              <w:sz w:val="28"/>
+              <w:szCs w:val="28"/>
+            </w:rPr>
+          </m:ctrlPr>
+        </m:oMathPr>
+        <m:r>
+          <m:t>100</m:t>
+        </m:r>
+        <m:r>
+          <m:rPr>
+            <m:sty m:val="p"/>
+          </m:rPr>
+          <m:t>∼</m:t>
+        </m:r>
+        <m:r>
+          <m:t>150</m:t>
+        </m:r>
+        <m:r>
+          <m:rPr>
+            <m:sty m:val="p"/>
+          </m:rPr>
+          <m:t>p</m:t>
+        </m:r>
+        <m:r>
+          <m:rPr>
+            <m:sty m:val="p"/>
+          </m:rPr>
+          <m:t>m</m:t>
+        </m:r>
+      </m:oMath>
+      <w:r>
+        <w:rPr>
+          <w:rFonts w:ascii="Times New Roman" w:hAnsi="Times New Roman" w:eastAsia="Times New Roman" w:cs="Times New Roman"/>
+        </w:rPr>
+        <w:t xml:space="preserve"> </w:t>
+      </w:r>
+      <w:r>
+        <w:rPr>
+          <w:rFonts w:ascii="Times New Roman" w:hAnsi="Times New Roman" w:eastAsia="Times New Roman" w:cs="Times New Roman"/>
+        </w:rPr>
+        <w:t xml:space="preserve">)。</w:t>
+      </w:r>
+    </w:p>
+    <w:p>
+      <w:pPr>
+        <w:spacing w:before="160" w:after="80"/>
+      </w:pPr>
+      <w:r>
+        <w:pict>
+          <v:rect style="width:0;height:1.5pt" o:hralign="center" o:hrstd="t" o:hr="t"/>
+        </w:pict>
+      </w:r>
+    </w:p>
+    <w:bookmarkEnd w:id="23"/>
+    <w:bookmarkStart w:id="27" w:name="第13题"/>
+    <w:p>
+      <w:pPr>
+        <w:pStyle w:val="Heading3"/>
+        <w:spacing w:before="280" w:after="120"/>
+      </w:pPr>
+      <w:r>
+        <w:rPr>
+          <w:rFonts w:hint="eastAsia" w:ascii="Times New Roman" w:hAnsi="Times New Roman" w:eastAsia="SimHei" w:cs="Times New Roman"/>
+        </w:rPr>
+        <w:t>第</w:t>
+      </w:r>
+      <w:r>
+        <w:rPr>
+          <w:rFonts w:hint="eastAsia" w:ascii="Times New Roman" w:hAnsi="Times New Roman" w:eastAsia="Times New Roman" w:cs="Times New Roman"/>
+        </w:rPr>
+        <w:t>13</w:t>
+      </w:r>
+      <w:r>
+        <w:rPr>
+          <w:rFonts w:hint="eastAsia" w:ascii="Times New Roman" w:hAnsi="Times New Roman" w:eastAsia="SimHei" w:cs="Times New Roman"/>
+        </w:rPr>
+        <w:t>题</w:t>
+      </w:r>
+    </w:p>
+    <w:p>
+      <w:pPr>
+        <w:pStyle w:val="FirstParagraph"/>
+      </w:pPr>
+      <w:r>
+        <w:rPr>
+          <w:rFonts w:hint="eastAsia" w:ascii="Times New Roman" w:hAnsi="Times New Roman" w:eastAsia="FangSong" w:cs="Times New Roman"/>
+          <w:b/>
+          <w:bCs/>
+        </w:rPr>
+        <w:t xml:space="preserve">题目</w:t>
+      </w:r>
+      <w:r>
+        <w:rPr>
+          <w:rFonts w:hint="eastAsia" w:ascii="Times New Roman" w:hAnsi="Times New Roman" w:eastAsia="Times New Roman" w:cs="Times New Roman"/>
+        </w:rPr>
+        <w:t xml:space="preserve">：</w:t>
+      </w:r>
+      <w:r>
+        <w:rPr>
+          <w:rFonts w:ascii="Times New Roman" w:hAnsi="Times New Roman" w:eastAsia="Times New Roman" w:cs="Times New Roman"/>
+        </w:rPr>
+        <w:t xml:space="preserve"> </w:t>
+      </w:r>
+      <m:oMath>
+        <m:oMathPr>
+          <m:ctrlPr>
+            <w:rPr>
+              <w:sz w:val="28"/>
+              <w:szCs w:val="28"/>
+            </w:rPr>
+          </m:ctrlPr>
+        </m:oMathPr>
+        <m:r>
           <m:rPr>
             <m:sty m:val="p"/>
           </m:rPr>
@@ -6764,7 +6855,7 @@
         <w:pStyle w:val="Compact"/>
         <w:numPr>
           <w:ilvl w:val="0"/>
-          <w:numId w:val="1007"/>
+          <w:numId w:val="1006"/>
         </w:numPr>
       </w:pPr>
       <w:r>
@@ -6863,7 +6954,7 @@
         <w:pStyle w:val="Compact"/>
         <w:numPr>
           <w:ilvl w:val="0"/>
-          <w:numId w:val="1007"/>
+          <w:numId w:val="1006"/>
         </w:numPr>
       </w:pPr>
       <w:r>
@@ -7024,18 +7115,18 @@
           <wp:inline>
             <wp:extent cx="3600000" cy="2426086"/>
             <wp:effectExtent b="0" l="0" r="0" t="0"/>
-            <wp:docPr descr="" title="" id="26" name="Picture"/>
+            <wp:docPr descr="" title="" id="25" name="Picture"/>
             <a:graphic>
               <a:graphicData uri="http://schemas.openxmlformats.org/drawingml/2006/picture">
                 <pic:pic>
                   <pic:nvPicPr>
-                    <pic:cNvPr descr="7937fa3a4ad6d5d9124ba067bca2710abd9c4ab591c0e70741f298f0452bda78.png" id="27" name="Picture"/>
+                    <pic:cNvPr descr="7937fa3a4ad6d5d9124ba067bca2710abd9c4ab591c0e70741f298f0452bda78.png" id="26" name="Picture"/>
                     <pic:cNvPicPr>
                       <a:picLocks noChangeArrowheads="1" noChangeAspect="1"/>
                     </pic:cNvPicPr>
                   </pic:nvPicPr>
                   <pic:blipFill>
-                    <a:blip r:embed="rId25"/>
+                    <a:blip r:embed="rId24"/>
                     <a:stretch>
                       <a:fillRect/>
                     </a:stretch>
@@ -7072,8 +7163,8 @@
         </w:pict>
       </w:r>
     </w:p>
-    <w:bookmarkEnd w:id="28"/>
-    <w:bookmarkStart w:id="29" w:name="第15题"/>
+    <w:bookmarkEnd w:id="27"/>
+    <w:bookmarkStart w:id="28" w:name="第14题"/>
     <w:p>
       <w:pPr>
         <w:pStyle w:val="Heading3"/>
@@ -7089,7 +7180,7 @@
         <w:rPr>
           <w:rFonts w:hint="eastAsia" w:ascii="Times New Roman" w:hAnsi="Times New Roman" w:eastAsia="Times New Roman" w:cs="Times New Roman"/>
         </w:rPr>
-        <w:t>15</w:t>
+        <w:t>14</w:t>
       </w:r>
       <w:r>
         <w:rPr>
@@ -7236,7 +7327,7 @@
         <w:pStyle w:val="Compact"/>
         <w:numPr>
           <w:ilvl w:val="0"/>
-          <w:numId w:val="1008"/>
+          <w:numId w:val="1007"/>
         </w:numPr>
       </w:pPr>
       <w:r>
@@ -7541,7 +7632,7 @@
         <w:pStyle w:val="Compact"/>
         <w:numPr>
           <w:ilvl w:val="0"/>
-          <w:numId w:val="1008"/>
+          <w:numId w:val="1007"/>
         </w:numPr>
       </w:pPr>
       <w:r>
@@ -7870,8 +7961,8 @@
         </w:pict>
       </w:r>
     </w:p>
-    <w:bookmarkEnd w:id="29"/>
-    <w:bookmarkStart w:id="32" w:name="第16题"/>
+    <w:bookmarkEnd w:id="28"/>
+    <w:bookmarkStart w:id="31" w:name="第15题"/>
     <w:p>
       <w:pPr>
         <w:pStyle w:val="Heading3"/>
@@ -7887,7 +7978,7 @@
         <w:rPr>
           <w:rFonts w:hint="eastAsia" w:ascii="Times New Roman" w:hAnsi="Times New Roman" w:eastAsia="Times New Roman" w:cs="Times New Roman"/>
         </w:rPr>
-        <w:t>16</w:t>
+        <w:t>15</w:t>
       </w:r>
       <w:r>
         <w:rPr>
@@ -7938,7 +8029,7 @@
         <w:pStyle w:val="Compact"/>
         <w:numPr>
           <w:ilvl w:val="0"/>
-          <w:numId w:val="1009"/>
+          <w:numId w:val="1008"/>
         </w:numPr>
       </w:pPr>
       <w:r>
@@ -8178,7 +8269,7 @@
         <w:pStyle w:val="Compact"/>
         <w:numPr>
           <w:ilvl w:val="0"/>
-          <w:numId w:val="1009"/>
+          <w:numId w:val="1008"/>
         </w:numPr>
       </w:pPr>
       <w:r>
@@ -8465,7 +8556,7 @@
         <w:pStyle w:val="Compact"/>
         <w:numPr>
           <w:ilvl w:val="0"/>
-          <w:numId w:val="1009"/>
+          <w:numId w:val="1008"/>
         </w:numPr>
       </w:pPr>
       <w:r>
@@ -9014,18 +9105,18 @@
           <wp:inline>
             <wp:extent cx="3600000" cy="2426086"/>
             <wp:effectExtent b="0" l="0" r="0" t="0"/>
-            <wp:docPr descr="" title="" id="30" name="Picture"/>
+            <wp:docPr descr="" title="" id="29" name="Picture"/>
             <a:graphic>
               <a:graphicData uri="http://schemas.openxmlformats.org/drawingml/2006/picture">
                 <pic:pic>
                   <pic:nvPicPr>
-                    <pic:cNvPr descr="7937fa3a4ad6d5d9124ba067bca2710abd9c4ab591c0e70741f298f0452bda78.png" id="31" name="Picture"/>
+                    <pic:cNvPr descr="7937fa3a4ad6d5d9124ba067bca2710abd9c4ab591c0e70741f298f0452bda78.png" id="30" name="Picture"/>
                     <pic:cNvPicPr>
                       <a:picLocks noChangeArrowheads="1" noChangeAspect="1"/>
                     </pic:cNvPicPr>
                   </pic:nvPicPr>
                   <pic:blipFill>
-                    <a:blip r:embed="rId25"/>
+                    <a:blip r:embed="rId24"/>
                     <a:stretch>
                       <a:fillRect/>
                     </a:stretch>
@@ -9062,8 +9153,8 @@
         </w:pict>
       </w:r>
     </w:p>
-    <w:bookmarkEnd w:id="32"/>
-    <w:bookmarkStart w:id="33" w:name="第17题"/>
+    <w:bookmarkEnd w:id="31"/>
+    <w:bookmarkStart w:id="34" w:name="第16题"/>
     <w:p>
       <w:pPr>
         <w:pStyle w:val="Heading3"/>
@@ -9079,7 +9170,7 @@
         <w:rPr>
           <w:rFonts w:hint="eastAsia" w:ascii="Times New Roman" w:hAnsi="Times New Roman" w:eastAsia="Times New Roman" w:cs="Times New Roman"/>
         </w:rPr>
-        <w:t>17</w:t>
+        <w:t>16</w:t>
       </w:r>
       <w:r>
         <w:rPr>
@@ -9098,58 +9189,25 @@
           <w:b/>
           <w:bCs/>
         </w:rPr>
-        <w:t>第</w:t>
-      </w:r>
-      <w:r>
-        <w:rPr>
-          <w:rFonts w:hint="eastAsia" w:ascii="Times New Roman" w:hAnsi="Times New Roman" w:eastAsia="Times New Roman" w:cs="Times New Roman"/>
-          <w:b/>
-          <w:bCs/>
-        </w:rPr>
-        <w:t>7</w:t>
-      </w:r>
-      <w:r>
-        <w:rPr>
-          <w:rFonts w:hint="eastAsia" w:ascii="Times New Roman" w:hAnsi="Times New Roman" w:eastAsia="FangSong" w:cs="Times New Roman"/>
-          <w:b/>
-          <w:bCs/>
-        </w:rPr>
-        <w:t>题</w:t>
-      </w:r>
-      <w:r>
-        <w:rPr>
-          <w:rFonts w:hint="eastAsia" w:ascii="Times New Roman" w:hAnsi="Times New Roman" w:eastAsia="Times New Roman" w:cs="Times New Roman"/>
-          <w:b/>
-          <w:bCs/>
-        </w:rPr>
-        <w:t>（5</w:t>
-      </w:r>
-      <w:r>
-        <w:rPr>
-          <w:rFonts w:hint="eastAsia" w:ascii="Times New Roman" w:hAnsi="Times New Roman" w:eastAsia="FangSong" w:cs="Times New Roman"/>
-          <w:b/>
-          <w:bCs/>
-        </w:rPr>
-        <w:t>分</w:t>
-      </w:r>
-      <w:r>
-        <w:rPr>
-          <w:rFonts w:hint="eastAsia" w:ascii="Times New Roman" w:hAnsi="Times New Roman" w:eastAsia="Times New Roman" w:cs="Times New Roman"/>
-          <w:b/>
-          <w:bCs/>
-        </w:rPr>
-        <w:t>）</w:t>
-      </w:r>
-    </w:p>
-    <w:p>
-      <w:pPr>
-        <w:pStyle w:val="BodyText"/>
-      </w:pPr>
-      <w:r>
-        <w:rPr>
-          <w:rFonts w:hint="eastAsia" w:ascii="Times New Roman" w:hAnsi="Times New Roman" w:eastAsia="FangSong" w:cs="Times New Roman"/>
-        </w:rPr>
-        <w:t>某反应在酸碱催化下进行</w:t>
+        <w:t xml:space="preserve">题目</w:t>
+      </w:r>
+      <w:r>
+        <w:rPr>
+          <w:rFonts w:hint="eastAsia" w:ascii="Times New Roman" w:hAnsi="Times New Roman" w:eastAsia="Times New Roman" w:cs="Times New Roman"/>
+        </w:rPr>
+        <w:t xml:space="preserve">：</w:t>
+      </w:r>
+      <w:r>
+        <w:rPr>
+          <w:rFonts w:ascii="Times New Roman" w:hAnsi="Times New Roman" w:eastAsia="Times New Roman" w:cs="Times New Roman"/>
+        </w:rPr>
+        <w:t xml:space="preserve"> </w:t>
+      </w:r>
+      <w:r>
+        <w:rPr>
+          <w:rFonts w:hint="eastAsia" w:ascii="Times New Roman" w:hAnsi="Times New Roman" w:eastAsia="FangSong" w:cs="Times New Roman"/>
+        </w:rPr>
+        <w:t>本题中</w:t>
       </w:r>
       <w:r>
         <w:rPr>
@@ -9161,103 +9219,19 @@
         <w:rPr>
           <w:rFonts w:hint="eastAsia" w:ascii="Times New Roman" w:hAnsi="Times New Roman" w:eastAsia="FangSong" w:cs="Times New Roman"/>
         </w:rPr>
-        <w:t>反应物</w:t>
-      </w:r>
-      <w:r>
-        <w:rPr>
-          <w:rFonts w:ascii="Times New Roman" w:hAnsi="Times New Roman" w:eastAsia="Times New Roman" w:cs="Times New Roman"/>
-        </w:rPr>
-        <w:t xml:space="preserve"> </w:t>
-      </w:r>
-      <m:oMath>
-        <m:r>
-          <m:rPr>
-            <m:sty m:val="p"/>
-          </m:rPr>
-          <m:t>S</m:t>
-        </m:r>
-      </m:oMath>
-      <w:r>
-        <w:rPr>
-          <w:rFonts w:ascii="Times New Roman" w:hAnsi="Times New Roman" w:eastAsia="Times New Roman" w:cs="Times New Roman"/>
-        </w:rPr>
-        <w:t xml:space="preserve"> </w:t>
-      </w:r>
-      <w:r>
-        <w:rPr>
-          <w:rFonts w:hint="eastAsia" w:ascii="Times New Roman" w:hAnsi="Times New Roman" w:eastAsia="FangSong" w:cs="Times New Roman"/>
-        </w:rPr>
-        <w:t xml:space="preserve">可以以质子化形式</w:t>
-      </w:r>
-      <w:r>
-        <w:rPr>
-          <w:rFonts w:ascii="Times New Roman" w:hAnsi="Times New Roman" w:eastAsia="Times New Roman" w:cs="Times New Roman"/>
-        </w:rPr>
-        <w:t xml:space="preserve"> </w:t>
-      </w:r>
-      <m:oMath>
-        <m:r>
-          <m:rPr>
-            <m:sty m:val="p"/>
-          </m:rPr>
-          <m:t>S</m:t>
-        </m:r>
-        <m:sSup>
-          <m:e>
-            <m:r>
-              <m:rPr>
-                <m:sty m:val="p"/>
-              </m:rPr>
-              <m:t>H</m:t>
-            </m:r>
-          </m:e>
-          <m:sup>
-            <m:r>
-              <m:rPr>
-                <m:sty m:val="p"/>
-              </m:rPr>
-              <m:t>+</m:t>
-            </m:r>
-          </m:sup>
-        </m:sSup>
-      </m:oMath>
-      <w:r>
-        <w:rPr>
-          <w:rFonts w:ascii="Times New Roman" w:hAnsi="Times New Roman" w:eastAsia="Times New Roman" w:cs="Times New Roman"/>
-        </w:rPr>
-        <w:t xml:space="preserve"> </w:t>
-      </w:r>
-      <w:r>
-        <w:rPr>
-          <w:rFonts w:hint="eastAsia" w:ascii="Times New Roman" w:hAnsi="Times New Roman" w:eastAsia="FangSong" w:cs="Times New Roman"/>
-        </w:rPr>
-        <w:t xml:space="preserve">和未质子化形式</w:t>
-      </w:r>
-      <w:r>
-        <w:rPr>
-          <w:rFonts w:ascii="Times New Roman" w:hAnsi="Times New Roman" w:eastAsia="Times New Roman" w:cs="Times New Roman"/>
-        </w:rPr>
-        <w:t xml:space="preserve"> </w:t>
-      </w:r>
-      <m:oMath>
-        <m:r>
-          <m:rPr>
-            <m:sty m:val="p"/>
-          </m:rPr>
-          <m:t>S</m:t>
-        </m:r>
-      </m:oMath>
-      <w:r>
-        <w:rPr>
-          <w:rFonts w:ascii="Times New Roman" w:hAnsi="Times New Roman" w:eastAsia="Times New Roman" w:cs="Times New Roman"/>
-        </w:rPr>
-        <w:t xml:space="preserve"> </w:t>
-      </w:r>
-      <w:r>
-        <w:rPr>
-          <w:rFonts w:hint="eastAsia" w:ascii="Times New Roman" w:hAnsi="Times New Roman" w:eastAsia="FangSong" w:cs="Times New Roman"/>
-        </w:rPr>
-        <w:t>两种形态参与反应</w:t>
+        <w:t>你将对反位效应进行动力学解释</w:t>
+      </w:r>
+      <w:r>
+        <w:rPr>
+          <w:rFonts w:hint="eastAsia" w:ascii="Times New Roman" w:hAnsi="Times New Roman" w:eastAsia="Times New Roman" w:cs="Times New Roman"/>
+        </w:rPr>
+        <w:t>。</w:t>
+      </w:r>
+      <w:r>
+        <w:rPr>
+          <w:rFonts w:hint="eastAsia" w:ascii="Times New Roman" w:hAnsi="Times New Roman" w:eastAsia="FangSong" w:cs="Times New Roman"/>
+        </w:rPr>
+        <w:t>如下图所示</w:t>
       </w:r>
       <w:r>
         <w:rPr>
@@ -9269,433 +9243,7 @@
         <w:rPr>
           <w:rFonts w:hint="eastAsia" w:ascii="Times New Roman" w:hAnsi="Times New Roman" w:eastAsia="FangSong" w:cs="Times New Roman"/>
         </w:rPr>
-        <w:t>两种形态的反应速率常数分别为</w:t>
-      </w:r>
-      <w:r>
-        <w:rPr>
-          <w:rFonts w:ascii="Times New Roman" w:hAnsi="Times New Roman" w:eastAsia="Times New Roman" w:cs="Times New Roman"/>
-        </w:rPr>
-        <w:t xml:space="preserve"> </w:t>
-      </w:r>
-      <m:oMath>
-        <m:sSub>
-          <m:e>
-            <m:r>
-              <m:t>k</m:t>
-            </m:r>
-          </m:e>
-          <m:sub>
-            <m:r>
-              <m:t>1</m:t>
-            </m:r>
-          </m:sub>
-        </m:sSub>
-      </m:oMath>
-      <w:r>
-        <w:rPr>
-          <w:rFonts w:ascii="Times New Roman" w:hAnsi="Times New Roman" w:eastAsia="Times New Roman" w:cs="Times New Roman"/>
-        </w:rPr>
-        <w:t xml:space="preserve"> </w:t>
-      </w:r>
-      <w:r>
-        <w:rPr>
-          <w:rFonts w:hint="eastAsia" w:ascii="Times New Roman" w:hAnsi="Times New Roman" w:eastAsia="FangSong" w:cs="Times New Roman"/>
-        </w:rPr>
-        <w:t xml:space="preserve">和</w:t>
-      </w:r>
-      <w:r>
-        <w:rPr>
-          <w:rFonts w:ascii="Times New Roman" w:hAnsi="Times New Roman" w:eastAsia="Times New Roman" w:cs="Times New Roman"/>
-        </w:rPr>
-        <w:t xml:space="preserve"> </w:t>
-      </w:r>
-      <m:oMath>
-        <m:sSub>
-          <m:e>
-            <m:r>
-              <m:t>k</m:t>
-            </m:r>
-          </m:e>
-          <m:sub>
-            <m:r>
-              <m:t>2</m:t>
-            </m:r>
-          </m:sub>
-        </m:sSub>
-      </m:oMath>
-      <w:r>
-        <w:rPr>
-          <w:rFonts w:ascii="Times New Roman" w:hAnsi="Times New Roman" w:eastAsia="Times New Roman" w:cs="Times New Roman"/>
-        </w:rPr>
-        <w:t xml:space="preserve">。</w:t>
-      </w:r>
-      <m:oMath>
-        <m:r>
-          <m:rPr>
-            <m:sty m:val="p"/>
-          </m:rPr>
-          <m:t>S</m:t>
-        </m:r>
-      </m:oMath>
-      <w:r>
-        <w:rPr>
-          <w:rFonts w:ascii="Times New Roman" w:hAnsi="Times New Roman" w:eastAsia="Times New Roman" w:cs="Times New Roman"/>
-        </w:rPr>
-        <w:t xml:space="preserve"> </w:t>
-      </w:r>
-      <w:r>
-        <w:rPr>
-          <w:rFonts w:hint="eastAsia" w:ascii="Times New Roman" w:hAnsi="Times New Roman" w:eastAsia="FangSong" w:cs="Times New Roman"/>
-        </w:rPr>
-        <w:t xml:space="preserve">的酸解离常数为</w:t>
-      </w:r>
-      <w:r>
-        <w:rPr>
-          <w:rFonts w:ascii="Times New Roman" w:hAnsi="Times New Roman" w:eastAsia="Times New Roman" w:cs="Times New Roman"/>
-        </w:rPr>
-        <w:t xml:space="preserve"> </w:t>
-      </w:r>
-      <m:oMath>
-        <m:sSub>
-          <m:e>
-            <m:r>
-              <m:t>K</m:t>
-            </m:r>
-          </m:e>
-          <m:sub>
-            <m:r>
-              <m:rPr>
-                <m:sty m:val="p"/>
-              </m:rPr>
-              <m:t>a</m:t>
-            </m:r>
-          </m:sub>
-        </m:sSub>
-      </m:oMath>
-      <w:r>
-        <w:rPr>
-          <w:rFonts w:ascii="Times New Roman" w:hAnsi="Times New Roman" w:eastAsia="Times New Roman" w:cs="Times New Roman"/>
-        </w:rPr>
-        <w:t xml:space="preserve">。</w:t>
-      </w:r>
-    </w:p>
-    <w:p>
-      <w:pPr>
-        <w:pStyle w:val="BodyText"/>
-      </w:pPr>
-      <w:r>
-        <w:rPr>
-          <w:rFonts w:ascii="Times New Roman" w:hAnsi="Times New Roman" w:eastAsia="Times New Roman" w:cs="Times New Roman"/>
-          <w:b/>
-          <w:bCs/>
-        </w:rPr>
-        <w:t xml:space="preserve">7-1</w:t>
-      </w:r>
-      <w:r>
-        <w:rPr>
-          <w:rFonts w:hint="eastAsia" w:ascii="Times New Roman" w:hAnsi="Times New Roman" w:eastAsia="Times New Roman" w:cs="Times New Roman"/>
-        </w:rPr>
-        <w:t>（3</w:t>
-      </w:r>
-      <w:r>
-        <w:rPr>
-          <w:rFonts w:hint="eastAsia" w:ascii="Times New Roman" w:hAnsi="Times New Roman" w:eastAsia="FangSong" w:cs="Times New Roman"/>
-        </w:rPr>
-        <w:t>分</w:t>
-      </w:r>
-      <w:r>
-        <w:rPr>
-          <w:rFonts w:hint="eastAsia" w:ascii="Times New Roman" w:hAnsi="Times New Roman" w:eastAsia="Times New Roman" w:cs="Times New Roman"/>
-        </w:rPr>
-        <w:t>）</w:t>
-      </w:r>
-      <w:r>
-        <w:rPr>
-          <w:rFonts w:hint="eastAsia" w:ascii="Times New Roman" w:hAnsi="Times New Roman" w:eastAsia="FangSong" w:cs="Times New Roman"/>
-        </w:rPr>
-        <w:t>推导表观速率常数</w:t>
-      </w:r>
-      <w:r>
-        <w:rPr>
-          <w:rFonts w:ascii="Times New Roman" w:hAnsi="Times New Roman" w:eastAsia="Times New Roman" w:cs="Times New Roman"/>
-        </w:rPr>
-        <w:t xml:space="preserve"> </w:t>
-      </w:r>
-      <m:oMath>
-        <m:sSub>
-          <m:e>
-            <m:r>
-              <m:t>k</m:t>
-            </m:r>
-          </m:e>
-          <m:sub>
-            <m:r>
-              <m:rPr>
-                <m:sty m:val="p"/>
-              </m:rPr>
-              <m:t>e</m:t>
-            </m:r>
-            <m:r>
-              <m:rPr>
-                <m:sty m:val="p"/>
-              </m:rPr>
-              <m:t>x</m:t>
-            </m:r>
-            <m:r>
-              <m:rPr>
-                <m:sty m:val="p"/>
-              </m:rPr>
-              <m:t>p</m:t>
-            </m:r>
-          </m:sub>
-        </m:sSub>
-      </m:oMath>
-      <w:r>
-        <w:rPr>
-          <w:rFonts w:ascii="Times New Roman" w:hAnsi="Times New Roman" w:eastAsia="Times New Roman" w:cs="Times New Roman"/>
-        </w:rPr>
-        <w:t xml:space="preserve"> </w:t>
-      </w:r>
-      <w:r>
-        <w:rPr>
-          <w:rFonts w:hint="eastAsia" w:ascii="Times New Roman" w:hAnsi="Times New Roman" w:eastAsia="FangSong" w:cs="Times New Roman"/>
-        </w:rPr>
-        <w:t>的表达式</w:t>
-      </w:r>
-      <w:r>
-        <w:rPr>
-          <w:rFonts w:hint="eastAsia" w:ascii="Times New Roman" w:hAnsi="Times New Roman" w:eastAsia="Times New Roman" w:cs="Times New Roman"/>
-        </w:rPr>
-        <w:t>，</w:t>
-      </w:r>
-      <w:r>
-        <w:rPr>
-          <w:rFonts w:hint="eastAsia" w:ascii="Times New Roman" w:hAnsi="Times New Roman" w:eastAsia="FangSong" w:cs="Times New Roman"/>
-        </w:rPr>
-        <w:t>其中</w:t>
-      </w:r>
-      <w:r>
-        <w:rPr>
-          <w:rFonts w:ascii="Times New Roman" w:hAnsi="Times New Roman" w:eastAsia="Times New Roman" w:cs="Times New Roman"/>
-        </w:rPr>
-        <w:t xml:space="preserve"> </w:t>
-      </w:r>
-      <m:oMath>
-        <m:sSub>
-          <m:e>
-            <m:r>
-              <m:t>k</m:t>
-            </m:r>
-          </m:e>
-          <m:sub>
-            <m:r>
-              <m:rPr>
-                <m:sty m:val="p"/>
-              </m:rPr>
-              <m:t>e</m:t>
-            </m:r>
-            <m:r>
-              <m:rPr>
-                <m:sty m:val="p"/>
-              </m:rPr>
-              <m:t>x</m:t>
-            </m:r>
-            <m:r>
-              <m:rPr>
-                <m:sty m:val="p"/>
-              </m:rPr>
-              <m:t>p</m:t>
-            </m:r>
-          </m:sub>
-        </m:sSub>
-      </m:oMath>
-      <w:r>
-        <w:rPr>
-          <w:rFonts w:ascii="Times New Roman" w:hAnsi="Times New Roman" w:eastAsia="Times New Roman" w:cs="Times New Roman"/>
-        </w:rPr>
-        <w:t xml:space="preserve"> </w:t>
-      </w:r>
-      <w:r>
-        <w:rPr>
-          <w:rFonts w:hint="eastAsia" w:ascii="Times New Roman" w:hAnsi="Times New Roman" w:eastAsia="FangSong" w:cs="Times New Roman"/>
-        </w:rPr>
-        <w:t xml:space="preserve">表示反应速率对底物总浓度</w:t>
-      </w:r>
-      <w:r>
-        <w:rPr>
-          <w:rFonts w:ascii="Times New Roman" w:hAnsi="Times New Roman" w:eastAsia="Times New Roman" w:cs="Times New Roman"/>
-        </w:rPr>
-        <w:t xml:space="preserve"> </w:t>
-      </w:r>
-      <m:oMath>
-        <m:r>
-          <m:rPr>
-            <m:sty m:val="p"/>
-          </m:rPr>
-          <m:t>[</m:t>
-        </m:r>
-        <m:r>
-          <m:rPr>
-            <m:sty m:val="p"/>
-          </m:rPr>
-          <m:t>S</m:t>
-        </m:r>
-        <m:sSub>
-          <m:e>
-            <m:r>
-              <m:rPr>
-                <m:sty m:val="p"/>
-              </m:rPr>
-              <m:t>]</m:t>
-            </m:r>
-          </m:e>
-          <m:sub>
-            <m:r>
-              <m:rPr>
-                <m:sty m:val="p"/>
-              </m:rPr>
-              <m:t>T</m:t>
-            </m:r>
-          </m:sub>
-        </m:sSub>
-      </m:oMath>
-      <w:r>
-        <w:rPr>
-          <w:rFonts w:ascii="Times New Roman" w:hAnsi="Times New Roman" w:eastAsia="Times New Roman" w:cs="Times New Roman"/>
-        </w:rPr>
-        <w:t xml:space="preserve"> </w:t>
-      </w:r>
-      <w:r>
-        <w:rPr>
-          <w:rFonts w:hint="eastAsia" w:ascii="Times New Roman" w:hAnsi="Times New Roman" w:eastAsia="FangSong" w:cs="Times New Roman"/>
-        </w:rPr>
-        <w:t>的比例常数</w:t>
-      </w:r>
-      <w:r>
-        <w:rPr>
-          <w:rFonts w:hint="eastAsia" w:ascii="Times New Roman" w:hAnsi="Times New Roman" w:eastAsia="Times New Roman" w:cs="Times New Roman"/>
-        </w:rPr>
-        <w:t>。</w:t>
-      </w:r>
-    </w:p>
-    <w:p>
-      <w:pPr>
-        <w:pStyle w:val="BodyText"/>
-      </w:pPr>
-      <w:r>
-        <w:rPr>
-          <w:rFonts w:ascii="Times New Roman" w:hAnsi="Times New Roman" w:eastAsia="Times New Roman" w:cs="Times New Roman"/>
-          <w:b/>
-          <w:bCs/>
-        </w:rPr>
-        <w:t xml:space="preserve">7-2</w:t>
-      </w:r>
-      <w:r>
-        <w:rPr>
-          <w:rFonts w:hint="eastAsia" w:ascii="Times New Roman" w:hAnsi="Times New Roman" w:eastAsia="Times New Roman" w:cs="Times New Roman"/>
-        </w:rPr>
-        <w:t>（2</w:t>
-      </w:r>
-      <w:r>
-        <w:rPr>
-          <w:rFonts w:hint="eastAsia" w:ascii="Times New Roman" w:hAnsi="Times New Roman" w:eastAsia="FangSong" w:cs="Times New Roman"/>
-        </w:rPr>
-        <w:t>分</w:t>
-      </w:r>
-      <w:r>
-        <w:rPr>
-          <w:rFonts w:hint="eastAsia" w:ascii="Times New Roman" w:hAnsi="Times New Roman" w:eastAsia="Times New Roman" w:cs="Times New Roman"/>
-        </w:rPr>
-        <w:t>）</w:t>
-      </w:r>
-      <w:r>
-        <w:rPr>
-          <w:rFonts w:hint="eastAsia" w:ascii="Times New Roman" w:hAnsi="Times New Roman" w:eastAsia="FangSong" w:cs="Times New Roman"/>
-        </w:rPr>
-        <w:t>在什么</w:t>
-      </w:r>
-      <w:r>
-        <w:rPr>
-          <w:rFonts w:ascii="Times New Roman" w:hAnsi="Times New Roman" w:eastAsia="Times New Roman" w:cs="Times New Roman"/>
-        </w:rPr>
-        <w:t xml:space="preserve"> pH </w:t>
-      </w:r>
-      <w:r>
-        <w:rPr>
-          <w:rFonts w:hint="eastAsia" w:ascii="Times New Roman" w:hAnsi="Times New Roman" w:eastAsia="FangSong" w:cs="Times New Roman"/>
-        </w:rPr>
-        <w:t xml:space="preserve">范围内</w:t>
-      </w:r>
-      <w:r>
-        <w:rPr>
-          <w:rFonts w:ascii="Times New Roman" w:hAnsi="Times New Roman" w:eastAsia="Times New Roman" w:cs="Times New Roman"/>
-        </w:rPr>
-        <w:t xml:space="preserve"> </w:t>
-      </w:r>
-      <m:oMath>
-        <m:sSub>
-          <m:e>
-            <m:r>
-              <m:t>k</m:t>
-            </m:r>
-          </m:e>
-          <m:sub>
-            <m:r>
-              <m:rPr>
-                <m:sty m:val="p"/>
-              </m:rPr>
-              <m:t>e</m:t>
-            </m:r>
-            <m:r>
-              <m:rPr>
-                <m:sty m:val="p"/>
-              </m:rPr>
-              <m:t>x</m:t>
-            </m:r>
-            <m:r>
-              <m:rPr>
-                <m:sty m:val="p"/>
-              </m:rPr>
-              <m:t>p</m:t>
-            </m:r>
-          </m:sub>
-        </m:sSub>
-      </m:oMath>
-      <w:r>
-        <w:rPr>
-          <w:rFonts w:ascii="Times New Roman" w:hAnsi="Times New Roman" w:eastAsia="Times New Roman" w:cs="Times New Roman"/>
-        </w:rPr>
-        <w:t xml:space="preserve"> </w:t>
-      </w:r>
-      <w:r>
-        <w:rPr>
-          <w:rFonts w:hint="eastAsia" w:ascii="Times New Roman" w:hAnsi="Times New Roman" w:eastAsia="FangSong" w:cs="Times New Roman"/>
-        </w:rPr>
-        <w:t xml:space="preserve">不随</w:t>
-      </w:r>
-      <w:r>
-        <w:rPr>
-          <w:rFonts w:ascii="Times New Roman" w:hAnsi="Times New Roman" w:eastAsia="Times New Roman" w:cs="Times New Roman"/>
-        </w:rPr>
-        <w:t xml:space="preserve"> pH </w:t>
-      </w:r>
-      <w:r>
-        <w:rPr>
-          <w:rFonts w:hint="eastAsia" w:ascii="Times New Roman" w:hAnsi="Times New Roman" w:eastAsia="FangSong" w:cs="Times New Roman"/>
-        </w:rPr>
-        <w:t>变化</w:t>
-      </w:r>
-      <w:r>
-        <w:rPr>
-          <w:rFonts w:hint="eastAsia" w:ascii="Times New Roman" w:hAnsi="Times New Roman" w:eastAsia="Times New Roman" w:cs="Times New Roman"/>
-        </w:rPr>
-        <w:t>？</w:t>
-      </w:r>
-      <w:r>
-        <w:rPr>
-          <w:rFonts w:hint="eastAsia" w:ascii="Times New Roman" w:hAnsi="Times New Roman" w:eastAsia="FangSong" w:cs="Times New Roman"/>
-        </w:rPr>
-        <w:t>如果</w:t>
+        <w:t>配合物</w:t>
       </w:r>
       <w:r>
         <w:rPr>
@@ -9712,39 +9260,492 @@
             </w:rPr>
           </m:ctrlPr>
         </m:oMathPr>
+        <m:sSub>
+          <m:e>
+            <m:r>
+              <m:rPr>
+                <m:sty m:val="p"/>
+              </m:rPr>
+              <m:t>M</m:t>
+            </m:r>
+            <m:r>
+              <m:rPr>
+                <m:sty m:val="p"/>
+              </m:rPr>
+              <m:t>L</m:t>
+            </m:r>
+          </m:e>
+          <m:sub>
+            <m:r>
+              <m:t>2</m:t>
+            </m:r>
+          </m:sub>
+        </m:sSub>
+        <m:sSub>
+          <m:e>
+            <m:r>
+              <m:rPr>
+                <m:sty m:val="p"/>
+              </m:rPr>
+              <m:t>L</m:t>
+            </m:r>
+          </m:e>
+          <m:sub>
+            <m:r>
+              <m:t>t</m:t>
+            </m:r>
+          </m:sub>
+        </m:sSub>
+        <m:sSub>
+          <m:e>
+            <m:r>
+              <m:rPr>
+                <m:sty m:val="p"/>
+              </m:rPr>
+              <m:t>L</m:t>
+            </m:r>
+          </m:e>
+          <m:sub>
+            <m:r>
+              <m:t>d</m:t>
+            </m:r>
+          </m:sub>
+        </m:sSub>
+      </m:oMath>
+      <w:r>
+        <w:rPr>
+          <w:rFonts w:ascii="Times New Roman" w:hAnsi="Times New Roman" w:eastAsia="Times New Roman" w:cs="Times New Roman"/>
+        </w:rPr>
+        <w:t xml:space="preserve"> </w:t>
+      </w:r>
+      <w:r>
+        <w:rPr>
+          <w:rFonts w:hint="eastAsia" w:ascii="Times New Roman" w:hAnsi="Times New Roman" w:eastAsia="FangSong" w:cs="Times New Roman"/>
+        </w:rPr>
+        <w:t xml:space="preserve">和配体</w:t>
+      </w:r>
+      <w:r>
+        <w:rPr>
+          <w:rFonts w:ascii="Times New Roman" w:hAnsi="Times New Roman" w:eastAsia="Times New Roman" w:cs="Times New Roman"/>
+        </w:rPr>
+        <w:t xml:space="preserve"> </w:t>
+      </w:r>
+      <m:oMath>
+        <m:sSub>
+          <m:e>
+            <m:r>
+              <m:rPr>
+                <m:sty m:val="bi"/>
+              </m:rPr>
+              <m:t>L</m:t>
+            </m:r>
+          </m:e>
+          <m:sub>
+            <m:r>
+              <m:t>i</m:t>
+            </m:r>
+          </m:sub>
+        </m:sSub>
+      </m:oMath>
+      <w:r>
+        <w:rPr>
+          <w:rFonts w:ascii="Times New Roman" w:hAnsi="Times New Roman" w:eastAsia="Times New Roman" w:cs="Times New Roman"/>
+        </w:rPr>
+        <w:t xml:space="preserve"> </w:t>
+      </w:r>
+      <w:r>
+        <w:rPr>
+          <w:rFonts w:hint="eastAsia" w:ascii="Times New Roman" w:hAnsi="Times New Roman" w:eastAsia="FangSong" w:cs="Times New Roman"/>
+        </w:rPr>
+        <w:t>发生取代反应</w:t>
+      </w:r>
+      <w:r>
+        <w:rPr>
+          <w:rFonts w:hint="eastAsia" w:ascii="Times New Roman" w:hAnsi="Times New Roman" w:eastAsia="Times New Roman" w:cs="Times New Roman"/>
+        </w:rPr>
+        <w:t>，</w:t>
+      </w:r>
+      <w:r>
+        <w:rPr>
+          <w:rFonts w:hint="eastAsia" w:ascii="Times New Roman" w:hAnsi="Times New Roman" w:eastAsia="FangSong" w:cs="Times New Roman"/>
+        </w:rPr>
+        <w:t>其中</w:t>
+      </w:r>
+      <w:r>
+        <w:rPr>
+          <w:rFonts w:ascii="Times New Roman" w:hAnsi="Times New Roman" w:eastAsia="Times New Roman" w:cs="Times New Roman"/>
+        </w:rPr>
+        <w:t xml:space="preserve"> </w:t>
+      </w:r>
+      <m:oMath>
+        <m:sSub>
+          <m:e>
+            <m:r>
+              <m:rPr>
+                <m:sty m:val="bi"/>
+              </m:rPr>
+              <m:t>L</m:t>
+            </m:r>
+          </m:e>
+          <m:sub>
+            <m:r>
+              <m:t>t</m:t>
+            </m:r>
+          </m:sub>
+        </m:sSub>
+      </m:oMath>
+      <w:r>
+        <w:rPr>
+          <w:rFonts w:ascii="Times New Roman" w:hAnsi="Times New Roman" w:eastAsia="Times New Roman" w:cs="Times New Roman"/>
+        </w:rPr>
+        <w:t xml:space="preserve"> </w:t>
+      </w:r>
+      <w:r>
+        <w:rPr>
+          <w:rFonts w:hint="eastAsia" w:ascii="Times New Roman" w:hAnsi="Times New Roman" w:eastAsia="FangSong" w:cs="Times New Roman"/>
+        </w:rPr>
+        <w:t>是所谓反位效应特别强的配体</w:t>
+      </w:r>
+      <w:r>
+        <w:rPr>
+          <w:rFonts w:hint="eastAsia" w:ascii="Times New Roman" w:hAnsi="Times New Roman" w:eastAsia="Times New Roman" w:cs="Times New Roman"/>
+        </w:rPr>
+        <w:t>。</w:t>
+      </w:r>
+      <w:r>
+        <w:rPr>
+          <w:rFonts w:ascii="Times New Roman" w:hAnsi="Times New Roman" w:eastAsia="Times New Roman" w:cs="Times New Roman"/>
+        </w:rPr>
+        <w:t xml:space="preserve"> </w:t>
+      </w:r>
+      <m:oMath>
+        <m:sSub>
+          <m:e>
+            <m:r>
+              <m:rPr>
+                <m:sty m:val="bi"/>
+              </m:rPr>
+              <m:t>L</m:t>
+            </m:r>
+          </m:e>
+          <m:sub>
+            <m:r>
+              <m:t>t</m:t>
+            </m:r>
+          </m:sub>
+        </m:sSub>
+      </m:oMath>
+      <w:r>
+        <w:rPr>
+          <w:rFonts w:ascii="Times New Roman" w:hAnsi="Times New Roman" w:eastAsia="Times New Roman" w:cs="Times New Roman"/>
+        </w:rPr>
+        <w:t xml:space="preserve"> </w:t>
+      </w:r>
+      <w:r>
+        <w:rPr>
+          <w:rFonts w:hint="eastAsia" w:ascii="Times New Roman" w:hAnsi="Times New Roman" w:eastAsia="FangSong" w:cs="Times New Roman"/>
+        </w:rPr>
+        <w:t xml:space="preserve">位于</w:t>
+      </w:r>
+      <w:r>
+        <w:rPr>
+          <w:rFonts w:ascii="Times New Roman" w:hAnsi="Times New Roman" w:eastAsia="Times New Roman" w:cs="Times New Roman"/>
+        </w:rPr>
+        <w:t xml:space="preserve"> </w:t>
+      </w:r>
+      <m:oMath>
+        <m:sSub>
+          <m:e>
+            <m:r>
+              <m:rPr>
+                <m:sty m:val="bi"/>
+              </m:rPr>
+              <m:t>L</m:t>
+            </m:r>
+          </m:e>
+          <m:sub>
+            <m:r>
+              <m:t>d</m:t>
+            </m:r>
+          </m:sub>
+        </m:sSub>
+      </m:oMath>
+      <w:r>
+        <w:rPr>
+          <w:rFonts w:ascii="Times New Roman" w:hAnsi="Times New Roman" w:eastAsia="Times New Roman" w:cs="Times New Roman"/>
+        </w:rPr>
+        <w:t xml:space="preserve"> </w:t>
+      </w:r>
+      <w:r>
+        <w:rPr>
+          <w:rFonts w:hint="eastAsia" w:ascii="Times New Roman" w:hAnsi="Times New Roman" w:eastAsia="FangSong" w:cs="Times New Roman"/>
+        </w:rPr>
+        <w:t>的对位</w:t>
+      </w:r>
+      <w:r>
+        <w:rPr>
+          <w:rFonts w:hint="eastAsia" w:ascii="Times New Roman" w:hAnsi="Times New Roman" w:eastAsia="Times New Roman" w:cs="Times New Roman"/>
+        </w:rPr>
+        <w:t>。</w:t>
+      </w:r>
+      <w:r>
+        <w:rPr>
+          <w:rFonts w:hint="eastAsia" w:ascii="Times New Roman" w:hAnsi="Times New Roman" w:eastAsia="FangSong" w:cs="Times New Roman"/>
+        </w:rPr>
+        <w:t>该过程使用配合</w:t>
+      </w:r>
+      <w:r>
+        <w:rPr>
+          <w:rFonts w:hint="eastAsia" w:ascii="Times New Roman" w:hAnsi="Times New Roman" w:eastAsia="Times New Roman" w:cs="Times New Roman"/>
+        </w:rPr>
+        <w:t>-</w:t>
+      </w:r>
+      <w:r>
+        <w:rPr>
+          <w:rFonts w:hint="eastAsia" w:ascii="Times New Roman" w:hAnsi="Times New Roman" w:eastAsia="FangSong" w:cs="Times New Roman"/>
+        </w:rPr>
+        <w:t>解离机理</w:t>
+      </w:r>
+      <w:r>
+        <w:rPr>
+          <w:rFonts w:hint="eastAsia" w:ascii="Times New Roman" w:hAnsi="Times New Roman" w:eastAsia="Times New Roman" w:cs="Times New Roman"/>
+        </w:rPr>
+        <w:t>，</w:t>
+      </w:r>
+      <w:r>
+        <w:rPr>
+          <w:rFonts w:hint="eastAsia" w:ascii="Times New Roman" w:hAnsi="Times New Roman" w:eastAsia="FangSong" w:cs="Times New Roman"/>
+        </w:rPr>
+        <w:t>先形成三角双锥中间体</w:t>
+      </w:r>
+      <w:r>
+        <w:rPr>
+          <w:rFonts w:hint="eastAsia" w:ascii="Times New Roman" w:hAnsi="Times New Roman" w:eastAsia="Times New Roman" w:cs="Times New Roman"/>
+        </w:rPr>
+        <w:t>。</w:t>
+      </w:r>
+    </w:p>
+    <w:p>
+      <w:pPr>
+        <w:pStyle w:val="BodyText"/>
+      </w:pPr>
+      <w:r>
+        <w:rPr>
+          <w:rFonts w:hint="eastAsia" w:ascii="Times New Roman" w:hAnsi="Times New Roman" w:eastAsia="Times New Roman" w:cs="Times New Roman"/>
+        </w:rPr>
+        <w:t>（</w:t>
+      </w:r>
+      <w:r>
+        <w:rPr>
+          <w:rFonts w:hint="eastAsia" w:ascii="Times New Roman" w:hAnsi="Times New Roman" w:eastAsia="FangSong" w:cs="Times New Roman"/>
+        </w:rPr>
+        <w:t>注</w:t>
+      </w:r>
+      <w:r>
+        <w:rPr>
+          <w:rFonts w:hint="eastAsia" w:ascii="Times New Roman" w:hAnsi="Times New Roman" w:eastAsia="Times New Roman" w:cs="Times New Roman"/>
+        </w:rPr>
+        <w:t>：</w:t>
+      </w:r>
+      <w:r>
+        <w:rPr>
+          <w:rFonts w:hint="eastAsia" w:ascii="Times New Roman" w:hAnsi="Times New Roman" w:eastAsia="FangSong" w:cs="Times New Roman"/>
+        </w:rPr>
+        <w:t>原题含分子轨道图</w:t>
+      </w:r>
+      <w:r>
+        <w:rPr>
+          <w:rFonts w:hint="eastAsia" w:ascii="Times New Roman" w:hAnsi="Times New Roman" w:eastAsia="Times New Roman" w:cs="Times New Roman"/>
+        </w:rPr>
+        <w:t>，OCR</w:t>
+      </w:r>
+      <w:r>
+        <w:rPr>
+          <w:rFonts w:hint="eastAsia" w:ascii="Times New Roman" w:hAnsi="Times New Roman" w:eastAsia="FangSong" w:cs="Times New Roman"/>
+        </w:rPr>
+        <w:t>原文中为图片引用</w:t>
+      </w:r>
+      <w:r>
+        <w:rPr>
+          <w:rFonts w:hint="eastAsia" w:ascii="Times New Roman" w:hAnsi="Times New Roman" w:eastAsia="Times New Roman" w:cs="Times New Roman"/>
+        </w:rPr>
+        <w:t>）</w:t>
+      </w:r>
+    </w:p>
+    <w:p>
+      <w:pPr>
+        <w:pStyle w:val="BodyText"/>
+      </w:pPr>
+      <w:r>
+        <w:rPr>
+          <w:rFonts w:hint="eastAsia" w:ascii="Times New Roman" w:hAnsi="Times New Roman" w:eastAsia="FangSong" w:cs="Times New Roman"/>
+        </w:rPr>
+        <w:t xml:space="preserve">反位效应的动力学解释</w:t>
+      </w:r>
+    </w:p>
+    <w:p>
+      <w:pPr>
+        <w:pStyle w:val="BodyText"/>
+      </w:pPr>
+      <w:r>
+        <w:rPr>
+          <w:rFonts w:hint="eastAsia" w:ascii="Times New Roman" w:hAnsi="Times New Roman" w:eastAsia="FangSong" w:cs="Times New Roman"/>
+        </w:rPr>
+        <w:t>我们对反位效应存在的论证如下</w:t>
+      </w:r>
+      <w:r>
+        <w:rPr>
+          <w:rFonts w:hint="eastAsia" w:ascii="Times New Roman" w:hAnsi="Times New Roman" w:eastAsia="Times New Roman" w:cs="Times New Roman"/>
+        </w:rPr>
+        <w:t>：</w:t>
+      </w:r>
+    </w:p>
+    <w:p>
+      <w:pPr>
+        <w:pStyle w:val="Compact"/>
+        <w:numPr>
+          <w:ilvl w:val="0"/>
+          <w:numId w:val="1009"/>
+        </w:numPr>
+      </w:pPr>
+      <w:r>
+        <w:rPr>
+          <w:rFonts w:hint="eastAsia" w:ascii="Times New Roman" w:hAnsi="Times New Roman" w:eastAsia="FangSong" w:cs="Times New Roman"/>
+        </w:rPr>
+        <w:t>在三角双锥中间体中</w:t>
+      </w:r>
+      <w:r>
+        <w:rPr>
+          <w:rFonts w:hint="eastAsia" w:ascii="Times New Roman" w:hAnsi="Times New Roman" w:eastAsia="Times New Roman" w:cs="Times New Roman"/>
+        </w:rPr>
+        <w:t>,</w:t>
+      </w:r>
+      <w:r>
+        <w:rPr>
+          <w:rFonts w:ascii="Times New Roman" w:hAnsi="Times New Roman" w:eastAsia="Times New Roman" w:cs="Times New Roman"/>
+        </w:rPr>
+        <w:t xml:space="preserve"> </w:t>
+      </w:r>
+      <m:oMath>
+        <m:sSub>
+          <m:e>
+            <m:r>
+              <m:t>L</m:t>
+            </m:r>
+          </m:e>
+          <m:sub>
+            <m:r>
+              <m:t>d</m:t>
+            </m:r>
+          </m:sub>
+        </m:sSub>
         <m:r>
           <m:rPr>
             <m:sty m:val="p"/>
           </m:rPr>
-          <m:t>p</m:t>
+          <m:t>,</m:t>
         </m:r>
         <m:sSub>
           <m:e>
             <m:r>
-              <m:t>K</m:t>
+              <m:t>L</m:t>
             </m:r>
           </m:e>
           <m:sub>
             <m:r>
-              <m:rPr>
-                <m:sty m:val="p"/>
-              </m:rPr>
-              <m:t>a</m:t>
+              <m:t>t</m:t>
             </m:r>
           </m:sub>
         </m:sSub>
-        <m:r>
-          <m:rPr>
-            <m:sty m:val="p"/>
-          </m:rPr>
-          <m:t>=</m:t>
-        </m:r>
-        <m:r>
-          <m:t>7.0</m:t>
-        </m:r>
       </m:oMath>
       <w:r>
         <w:rPr>
+          <w:rFonts w:ascii="Times New Roman" w:hAnsi="Times New Roman" w:eastAsia="Times New Roman" w:cs="Times New Roman"/>
+        </w:rPr>
+        <w:t xml:space="preserve"> </w:t>
+      </w:r>
+      <w:r>
+        <w:rPr>
+          <w:rFonts w:hint="eastAsia" w:ascii="Times New Roman" w:hAnsi="Times New Roman" w:eastAsia="FangSong" w:cs="Times New Roman"/>
+        </w:rPr>
+        <w:t>要么位于相对的两个轴向位置</w:t>
+      </w:r>
+      <w:r>
+        <w:rPr>
+          <w:rFonts w:hint="eastAsia" w:ascii="Times New Roman" w:hAnsi="Times New Roman" w:eastAsia="Times New Roman" w:cs="Times New Roman"/>
+        </w:rPr>
+        <w:t>,</w:t>
+      </w:r>
+      <w:r>
+        <w:rPr>
+          <w:rFonts w:ascii="Times New Roman" w:hAnsi="Times New Roman" w:eastAsia="Times New Roman" w:cs="Times New Roman"/>
+        </w:rPr>
+        <w:t xml:space="preserve"> </w:t>
+      </w:r>
+      <w:r>
+        <w:rPr>
+          <w:rFonts w:hint="eastAsia" w:ascii="Times New Roman" w:hAnsi="Times New Roman" w:eastAsia="FangSong" w:cs="Times New Roman"/>
+        </w:rPr>
+        <w:t>要么都位于赤道面</w:t>
+      </w:r>
+      <w:r>
+        <w:rPr>
+          <w:rFonts w:hint="eastAsia" w:ascii="Times New Roman" w:hAnsi="Times New Roman" w:eastAsia="Times New Roman" w:cs="Times New Roman"/>
+        </w:rPr>
+        <w:t>。</w:t>
+      </w:r>
+      <w:r>
+        <w:rPr>
+          <w:rFonts w:ascii="Times New Roman" w:hAnsi="Times New Roman" w:eastAsia="Times New Roman" w:cs="Times New Roman"/>
+        </w:rPr>
+        <w:br/>
+      </w:r>
+      <w:r>
+        <w:rPr>
+          <w:rFonts w:hint="eastAsia" w:ascii="Times New Roman" w:hAnsi="Times New Roman" w:eastAsia="Times New Roman" w:cs="Times New Roman"/>
+        </w:rPr>
+        <w:t>(2)</w:t>
+      </w:r>
+      <w:r>
+        <w:rPr>
+          <w:rFonts w:hint="eastAsia" w:ascii="Times New Roman" w:hAnsi="Times New Roman" w:eastAsia="FangSong" w:cs="Times New Roman"/>
+        </w:rPr>
+        <w:t>由于</w:t>
+      </w:r>
+      <w:r>
+        <w:rPr>
+          <w:rFonts w:ascii="Times New Roman" w:hAnsi="Times New Roman" w:eastAsia="Times New Roman" w:cs="Times New Roman"/>
+        </w:rPr>
+        <w:t xml:space="preserve"> </w:t>
+      </w:r>
+      <m:oMath>
+        <m:sSub>
+          <m:e>
+            <m:r>
+              <m:t>L</m:t>
+            </m:r>
+          </m:e>
+          <m:sub>
+            <m:r>
+              <m:t>i</m:t>
+            </m:r>
+          </m:sub>
+        </m:sSub>
+      </m:oMath>
+      <w:r>
+        <w:rPr>
+          <w:rFonts w:ascii="Times New Roman" w:hAnsi="Times New Roman" w:eastAsia="Times New Roman" w:cs="Times New Roman"/>
+        </w:rPr>
+        <w:t xml:space="preserve"> </w:t>
+      </w:r>
+      <w:r>
+        <w:rPr>
+          <w:rFonts w:hint="eastAsia" w:ascii="Times New Roman" w:hAnsi="Times New Roman" w:eastAsia="FangSong" w:cs="Times New Roman"/>
+        </w:rPr>
+        <w:t>的性质</w:t>
+      </w:r>
+      <w:r>
+        <w:rPr>
           <w:rFonts w:hint="eastAsia" w:ascii="Times New Roman" w:hAnsi="Times New Roman" w:eastAsia="Times New Roman" w:cs="Times New Roman"/>
         </w:rPr>
         <w:t>，</w:t>
@@ -9753,61 +9754,172 @@
         <w:rPr>
           <w:rFonts w:hint="eastAsia" w:ascii="Times New Roman" w:hAnsi="Times New Roman" w:eastAsia="FangSong" w:cs="Times New Roman"/>
         </w:rPr>
-        <w:t>计算该</w:t>
-      </w:r>
-      <w:r>
-        <w:rPr>
-          <w:rFonts w:ascii="Times New Roman" w:hAnsi="Times New Roman" w:eastAsia="Times New Roman" w:cs="Times New Roman"/>
-        </w:rPr>
-        <w:t xml:space="preserve"> pH </w:t>
-      </w:r>
-      <w:r>
-        <w:rPr>
-          <w:rFonts w:hint="eastAsia" w:ascii="Times New Roman" w:hAnsi="Times New Roman" w:eastAsia="FangSong" w:cs="Times New Roman"/>
-        </w:rPr>
-        <w:t>范围</w:t>
+        <w:t>它们应处于赤道面</w:t>
+      </w:r>
+      <w:r>
+        <w:rPr>
+          <w:rFonts w:hint="eastAsia" w:ascii="Times New Roman" w:hAnsi="Times New Roman" w:eastAsia="Times New Roman" w:cs="Times New Roman"/>
+        </w:rPr>
+        <w:t>，</w:t>
+      </w:r>
+      <w:r>
+        <w:rPr>
+          <w:rFonts w:hint="eastAsia" w:ascii="Times New Roman" w:hAnsi="Times New Roman" w:eastAsia="FangSong" w:cs="Times New Roman"/>
+        </w:rPr>
+        <w:t>此时</w:t>
+      </w:r>
+      <w:r>
+        <w:rPr>
+          <w:rFonts w:ascii="Times New Roman" w:hAnsi="Times New Roman" w:eastAsia="Times New Roman" w:cs="Times New Roman"/>
+        </w:rPr>
+        <w:t xml:space="preserve"> </w:t>
+      </w:r>
+      <m:oMath>
+        <m:sSub>
+          <m:e>
+            <m:r>
+              <m:t>L</m:t>
+            </m:r>
+          </m:e>
+          <m:sub>
+            <m:r>
+              <m:t>i</m:t>
+            </m:r>
+          </m:sub>
+        </m:sSub>
+      </m:oMath>
+      <w:r>
+        <w:rPr>
+          <w:rFonts w:ascii="Times New Roman" w:hAnsi="Times New Roman" w:eastAsia="Times New Roman" w:cs="Times New Roman"/>
+        </w:rPr>
+        <w:t xml:space="preserve"> </w:t>
+      </w:r>
+      <w:r>
+        <w:rPr>
+          <w:rFonts w:hint="eastAsia" w:ascii="Times New Roman" w:hAnsi="Times New Roman" w:eastAsia="FangSong" w:cs="Times New Roman"/>
+        </w:rPr>
+        <w:t>位于赤道面</w:t>
       </w:r>
       <w:r>
         <w:rPr>
           <w:rFonts w:hint="eastAsia" w:ascii="Times New Roman" w:hAnsi="Times New Roman" w:eastAsia="Times New Roman" w:cs="Times New Roman"/>
         </w:rPr>
         <w:t>。</w:t>
+      </w:r>
+      <w:r>
+        <w:rPr>
+          <w:rFonts w:ascii="Times New Roman" w:hAnsi="Times New Roman" w:eastAsia="Times New Roman" w:cs="Times New Roman"/>
+        </w:rPr>
+        <w:br/>
       </w:r>
     </w:p>
     <w:p>
       <w:pPr>
-        <w:spacing w:before="160" w:after="80"/>
-      </w:pPr>
-      <w:r>
-        <w:pict>
-          <v:rect style="width:0;height:1.5pt" o:hralign="center" o:hrstd="t" o:hr="t"/>
-        </w:pict>
-      </w:r>
-    </w:p>
-    <w:bookmarkEnd w:id="33"/>
-    <w:bookmarkStart w:id="55" w:name="第18题"/>
-    <w:p>
-      <w:pPr>
-        <w:pStyle w:val="Heading3"/>
-        <w:spacing w:before="280" w:after="120"/>
-      </w:pPr>
-      <w:r>
-        <w:rPr>
-          <w:rFonts w:hint="eastAsia" w:ascii="Times New Roman" w:hAnsi="Times New Roman" w:eastAsia="SimHei" w:cs="Times New Roman"/>
-        </w:rPr>
-        <w:t>第</w:t>
-      </w:r>
-      <w:r>
-        <w:rPr>
-          <w:rFonts w:hint="eastAsia" w:ascii="Times New Roman" w:hAnsi="Times New Roman" w:eastAsia="Times New Roman" w:cs="Times New Roman"/>
-        </w:rPr>
-        <w:t>18</w:t>
-      </w:r>
-      <w:r>
-        <w:rPr>
-          <w:rFonts w:hint="eastAsia" w:ascii="Times New Roman" w:hAnsi="Times New Roman" w:eastAsia="SimHei" w:cs="Times New Roman"/>
-        </w:rPr>
-        <w:t>题</w:t>
+        <w:pStyle w:val="Compact"/>
+        <w:numPr>
+          <w:ilvl w:val="0"/>
+          <w:numId w:val="1009"/>
+        </w:numPr>
+      </w:pPr>
+      <m:oMath>
+        <m:sSub>
+          <m:e>
+            <m:r>
+              <m:t>L</m:t>
+            </m:r>
+          </m:e>
+          <m:sub>
+            <m:r>
+              <m:t>t</m:t>
+            </m:r>
+          </m:sub>
+        </m:sSub>
+      </m:oMath>
+      <w:r>
+        <w:rPr>
+          <w:rFonts w:ascii="Times New Roman" w:hAnsi="Times New Roman" w:eastAsia="Times New Roman" w:cs="Times New Roman"/>
+        </w:rPr>
+        <w:t xml:space="preserve"> </w:t>
+      </w:r>
+      <w:r>
+        <w:rPr>
+          <w:rFonts w:hint="eastAsia" w:ascii="Times New Roman" w:hAnsi="Times New Roman" w:eastAsia="FangSong" w:cs="Times New Roman"/>
+        </w:rPr>
+        <w:t>是较强的配体</w:t>
+      </w:r>
+      <w:r>
+        <w:rPr>
+          <w:rFonts w:hint="eastAsia" w:ascii="Times New Roman" w:hAnsi="Times New Roman" w:eastAsia="Times New Roman" w:cs="Times New Roman"/>
+        </w:rPr>
+        <w:t>，</w:t>
+      </w:r>
+      <w:r>
+        <w:rPr>
+          <w:rFonts w:hint="eastAsia" w:ascii="Times New Roman" w:hAnsi="Times New Roman" w:eastAsia="FangSong" w:cs="Times New Roman"/>
+        </w:rPr>
+        <w:t>不应离去</w:t>
+      </w:r>
+      <w:r>
+        <w:rPr>
+          <w:rFonts w:hint="eastAsia" w:ascii="Times New Roman" w:hAnsi="Times New Roman" w:eastAsia="Times New Roman" w:cs="Times New Roman"/>
+        </w:rPr>
+        <w:t>；</w:t>
+      </w:r>
+      <w:r>
+        <w:rPr>
+          <w:rFonts w:hint="eastAsia" w:ascii="Times New Roman" w:hAnsi="Times New Roman" w:eastAsia="FangSong" w:cs="Times New Roman"/>
+        </w:rPr>
+        <w:t>此时令</w:t>
+      </w:r>
+      <w:r>
+        <w:rPr>
+          <w:rFonts w:ascii="Times New Roman" w:hAnsi="Times New Roman" w:eastAsia="Times New Roman" w:cs="Times New Roman"/>
+        </w:rPr>
+        <w:t xml:space="preserve"> </w:t>
+      </w:r>
+      <m:oMath>
+        <m:sSub>
+          <m:e>
+            <m:r>
+              <m:t>L</m:t>
+            </m:r>
+          </m:e>
+          <m:sub>
+            <m:r>
+              <m:t>d</m:t>
+            </m:r>
+          </m:sub>
+        </m:sSub>
+      </m:oMath>
+      <w:r>
+        <w:rPr>
+          <w:rFonts w:ascii="Times New Roman" w:hAnsi="Times New Roman" w:eastAsia="Times New Roman" w:cs="Times New Roman"/>
+        </w:rPr>
+        <w:t xml:space="preserve"> </w:t>
+      </w:r>
+      <w:r>
+        <w:rPr>
+          <w:rFonts w:hint="eastAsia" w:ascii="Times New Roman" w:hAnsi="Times New Roman" w:eastAsia="FangSong" w:cs="Times New Roman"/>
+        </w:rPr>
+        <w:t>离去较</w:t>
+      </w:r>
+      <w:r>
+        <w:rPr>
+          <w:rFonts w:hint="eastAsia" w:ascii="Times New Roman" w:hAnsi="Times New Roman" w:eastAsia="Times New Roman" w:cs="Times New Roman"/>
+        </w:rPr>
+        <w:t>L</w:t>
+      </w:r>
+      <w:r>
+        <w:rPr>
+          <w:rFonts w:hint="eastAsia" w:ascii="Times New Roman" w:hAnsi="Times New Roman" w:eastAsia="FangSong" w:cs="Times New Roman"/>
+        </w:rPr>
+        <w:t>离去好</w:t>
+      </w:r>
+      <w:r>
+        <w:rPr>
+          <w:rFonts w:hint="eastAsia" w:ascii="Times New Roman" w:hAnsi="Times New Roman" w:eastAsia="Times New Roman" w:cs="Times New Roman"/>
+        </w:rPr>
+        <w:t>。</w:t>
       </w:r>
     </w:p>
     <w:p>
@@ -9816,21 +9928,111 @@
       </w:pPr>
       <w:r>
         <w:rPr>
-          <w:rFonts w:ascii="Times New Roman" w:hAnsi="Times New Roman" w:eastAsia="Times New Roman" w:cs="Times New Roman"/>
-        </w:rPr>
-        <w:t xml:space="preserve">8-1 </w:t>
-      </w:r>
-      <w:r>
-        <w:rPr>
-          <w:rFonts w:hint="eastAsia" w:ascii="Times New Roman" w:hAnsi="Times New Roman" w:eastAsia="FangSong" w:cs="Times New Roman"/>
-        </w:rPr>
-        <w:t>请按酸性从强到弱给以下化合物排序</w:t>
+          <w:rFonts w:hint="eastAsia" w:ascii="Times New Roman" w:hAnsi="Times New Roman" w:eastAsia="FangSong" w:cs="Times New Roman"/>
+        </w:rPr>
+        <w:t xml:space="preserve">请给出上述</w:t>
+      </w:r>
+      <w:r>
+        <w:rPr>
+          <w:rFonts w:ascii="Times New Roman" w:hAnsi="Times New Roman" w:eastAsia="Times New Roman" w:cs="Times New Roman"/>
+        </w:rPr>
+        <w:t xml:space="preserve"> 3 </w:t>
+      </w:r>
+      <w:r>
+        <w:rPr>
+          <w:rFonts w:hint="eastAsia" w:ascii="Times New Roman" w:hAnsi="Times New Roman" w:eastAsia="FangSong" w:cs="Times New Roman"/>
+        </w:rPr>
+        <w:t>句断言成立的原因</w:t>
+      </w:r>
+      <w:r>
+        <w:rPr>
+          <w:rFonts w:hint="eastAsia" w:ascii="Times New Roman" w:hAnsi="Times New Roman" w:eastAsia="Times New Roman" w:cs="Times New Roman"/>
+        </w:rPr>
+        <w:t>。</w:t>
+      </w:r>
+    </w:p>
+    <w:p>
+      <w:pPr>
+        <w:pStyle w:val="BodyText"/>
+      </w:pPr>
+      <w:r>
+        <w:rPr>
+          <w:rFonts w:ascii="Times New Roman" w:hAnsi="Times New Roman" w:eastAsia="Times New Roman" w:cs="Times New Roman"/>
+        </w:rPr>
+        <w:t xml:space="preserve">(Crabtree, Robert H. The Organometallic Chemistry of the Transition Metals. John Wiley &amp; Sons, 2009)</w:t>
+      </w:r>
+    </w:p>
+    <w:p>
+      <w:pPr>
+        <w:pStyle w:val="BodyText"/>
+      </w:pPr>
+      <w:r>
+        <w:rPr>
+          <w:rFonts w:hint="eastAsia" w:ascii="Times New Roman" w:hAnsi="Times New Roman" w:eastAsia="FangSong" w:cs="Times New Roman"/>
+          <w:b/>
+          <w:bCs/>
+        </w:rPr>
+        <w:t xml:space="preserve">来源</w:t>
       </w:r>
       <w:r>
         <w:rPr>
           <w:rFonts w:hint="eastAsia" w:ascii="Times New Roman" w:hAnsi="Times New Roman" w:eastAsia="Times New Roman" w:cs="Times New Roman"/>
         </w:rPr>
         <w:t>：</w:t>
+      </w:r>
+      <w:r>
+        <w:rPr>
+          <w:rFonts w:hint="eastAsia" w:ascii="Times New Roman" w:hAnsi="Times New Roman" w:eastAsia="FangSong" w:cs="Times New Roman"/>
+        </w:rPr>
+        <w:t>化学竞赛初赛讲义</w:t>
+      </w:r>
+      <w:r>
+        <w:rPr>
+          <w:rFonts w:ascii="Times New Roman" w:hAnsi="Times New Roman" w:eastAsia="Times New Roman" w:cs="Times New Roman"/>
+        </w:rPr>
+        <w:t xml:space="preserve"> </w:t>
+      </w:r>
+      <w:r>
+        <w:rPr>
+          <w:rFonts w:hint="eastAsia" w:ascii="Times New Roman" w:hAnsi="Times New Roman" w:eastAsia="FangSong" w:cs="Times New Roman"/>
+        </w:rPr>
+        <w:t>第</w:t>
+      </w:r>
+      <w:r>
+        <w:rPr>
+          <w:rFonts w:hint="eastAsia" w:ascii="Times New Roman" w:hAnsi="Times New Roman" w:eastAsia="Times New Roman" w:cs="Times New Roman"/>
+        </w:rPr>
+        <w:t>4</w:t>
+      </w:r>
+      <w:r>
+        <w:rPr>
+          <w:rFonts w:hint="eastAsia" w:ascii="Times New Roman" w:hAnsi="Times New Roman" w:eastAsia="FangSong" w:cs="Times New Roman"/>
+        </w:rPr>
+        <w:t>讲</w:t>
+      </w:r>
+      <w:r>
+        <w:rPr>
+          <w:rFonts w:ascii="Times New Roman" w:hAnsi="Times New Roman" w:eastAsia="Times New Roman" w:cs="Times New Roman"/>
+        </w:rPr>
+        <w:t xml:space="preserve"> </w:t>
+      </w:r>
+      <w:r>
+        <w:rPr>
+          <w:rFonts w:hint="eastAsia" w:ascii="Times New Roman" w:hAnsi="Times New Roman" w:eastAsia="FangSong" w:cs="Times New Roman"/>
+        </w:rPr>
+        <w:t>第</w:t>
+      </w:r>
+      <w:r>
+        <w:rPr>
+          <w:rFonts w:hint="eastAsia" w:ascii="Times New Roman" w:hAnsi="Times New Roman" w:eastAsia="Times New Roman" w:cs="Times New Roman"/>
+        </w:rPr>
+        <w:t>4</w:t>
+      </w:r>
+      <w:r>
+        <w:rPr>
+          <w:rFonts w:hint="eastAsia" w:ascii="Times New Roman" w:hAnsi="Times New Roman" w:eastAsia="FangSong" w:cs="Times New Roman"/>
+        </w:rPr>
+        <w:t>讲习题</w:t>
       </w:r>
     </w:p>
     <w:p>
@@ -9845,20 +10047,853 @@
         </w:rPr>
         <w:drawing>
           <wp:inline>
-            <wp:extent cx="3600000" cy="702241"/>
+            <wp:extent cx="3600000" cy="2426086"/>
             <wp:effectExtent b="0" l="0" r="0" t="0"/>
-            <wp:docPr descr="" title="" id="35" name="Picture"/>
+            <wp:docPr descr="" title="" id="32" name="Picture"/>
             <a:graphic>
               <a:graphicData uri="http://schemas.openxmlformats.org/drawingml/2006/picture">
                 <pic:pic>
                   <pic:nvPicPr>
-                    <pic:cNvPr descr="9dbc03d40e00eee869e0d07a60db516796caad1e3a7ebe54465edd09b9d840b3.jpg" id="36" name="Picture"/>
+                    <pic:cNvPr descr="7937fa3a4ad6d5d9124ba067bca2710abd9c4ab591c0e70741f298f0452bda78.png" id="33" name="Picture"/>
                     <pic:cNvPicPr>
                       <a:picLocks noChangeArrowheads="1" noChangeAspect="1"/>
                     </pic:cNvPicPr>
                   </pic:nvPicPr>
                   <pic:blipFill>
-                    <a:blip r:embed="rId34"/>
+                    <a:blip r:embed="rId24"/>
+                    <a:stretch>
+                      <a:fillRect/>
+                    </a:stretch>
+                  </pic:blipFill>
+                  <pic:spPr bwMode="auto">
+                    <a:xfrm>
+                      <a:off x="0" y="0"/>
+                      <a:ext cx="3600000" cy="2426086"/>
+                    </a:xfrm>
+                    <a:prstGeom prst="rect">
+                      <a:avLst/>
+                    </a:prstGeom>
+                    <a:noFill/>
+                    <a:ln w="9525">
+                      <a:noFill/>
+                      <a:headEnd/>
+                      <a:tailEnd/>
+                    </a:ln>
+                  </pic:spPr>
+                </pic:pic>
+              </a:graphicData>
+            </a:graphic>
+          </wp:inline>
+        </w:drawing>
+      </w:r>
+    </w:p>
+    <w:p>
+      <w:pPr>
+        <w:spacing w:before="160" w:after="80"/>
+      </w:pPr>
+      <w:r>
+        <w:pict>
+          <v:rect style="width:0;height:1.5pt" o:hralign="center" o:hrstd="t" o:hr="t"/>
+        </w:pict>
+      </w:r>
+    </w:p>
+    <w:bookmarkEnd w:id="34"/>
+    <w:bookmarkStart w:id="35" w:name="第17题"/>
+    <w:p>
+      <w:pPr>
+        <w:pStyle w:val="Heading3"/>
+        <w:spacing w:before="280" w:after="120"/>
+      </w:pPr>
+      <w:r>
+        <w:rPr>
+          <w:rFonts w:hint="eastAsia" w:ascii="Times New Roman" w:hAnsi="Times New Roman" w:eastAsia="SimHei" w:cs="Times New Roman"/>
+        </w:rPr>
+        <w:t>第</w:t>
+      </w:r>
+      <w:r>
+        <w:rPr>
+          <w:rFonts w:hint="eastAsia" w:ascii="Times New Roman" w:hAnsi="Times New Roman" w:eastAsia="Times New Roman" w:cs="Times New Roman"/>
+        </w:rPr>
+        <w:t>17</w:t>
+      </w:r>
+      <w:r>
+        <w:rPr>
+          <w:rFonts w:hint="eastAsia" w:ascii="Times New Roman" w:hAnsi="Times New Roman" w:eastAsia="SimHei" w:cs="Times New Roman"/>
+        </w:rPr>
+        <w:t>题</w:t>
+      </w:r>
+    </w:p>
+    <w:p>
+      <w:pPr>
+        <w:pStyle w:val="FirstParagraph"/>
+      </w:pPr>
+      <w:r>
+        <w:rPr>
+          <w:rFonts w:hint="eastAsia" w:ascii="Times New Roman" w:hAnsi="Times New Roman" w:eastAsia="FangSong" w:cs="Times New Roman"/>
+          <w:b/>
+          <w:bCs/>
+        </w:rPr>
+        <w:t>第</w:t>
+      </w:r>
+      <w:r>
+        <w:rPr>
+          <w:rFonts w:hint="eastAsia" w:ascii="Times New Roman" w:hAnsi="Times New Roman" w:eastAsia="Times New Roman" w:cs="Times New Roman"/>
+          <w:b/>
+          <w:bCs/>
+        </w:rPr>
+        <w:t>7</w:t>
+      </w:r>
+      <w:r>
+        <w:rPr>
+          <w:rFonts w:hint="eastAsia" w:ascii="Times New Roman" w:hAnsi="Times New Roman" w:eastAsia="FangSong" w:cs="Times New Roman"/>
+          <w:b/>
+          <w:bCs/>
+        </w:rPr>
+        <w:t>题</w:t>
+      </w:r>
+      <w:r>
+        <w:rPr>
+          <w:rFonts w:hint="eastAsia" w:ascii="Times New Roman" w:hAnsi="Times New Roman" w:eastAsia="Times New Roman" w:cs="Times New Roman"/>
+          <w:b/>
+          <w:bCs/>
+        </w:rPr>
+        <w:t>（5</w:t>
+      </w:r>
+      <w:r>
+        <w:rPr>
+          <w:rFonts w:hint="eastAsia" w:ascii="Times New Roman" w:hAnsi="Times New Roman" w:eastAsia="FangSong" w:cs="Times New Roman"/>
+          <w:b/>
+          <w:bCs/>
+        </w:rPr>
+        <w:t>分</w:t>
+      </w:r>
+      <w:r>
+        <w:rPr>
+          <w:rFonts w:hint="eastAsia" w:ascii="Times New Roman" w:hAnsi="Times New Roman" w:eastAsia="Times New Roman" w:cs="Times New Roman"/>
+          <w:b/>
+          <w:bCs/>
+        </w:rPr>
+        <w:t>）</w:t>
+      </w:r>
+    </w:p>
+    <w:p>
+      <w:pPr>
+        <w:pStyle w:val="BodyText"/>
+      </w:pPr>
+      <w:r>
+        <w:rPr>
+          <w:rFonts w:hint="eastAsia" w:ascii="Times New Roman" w:hAnsi="Times New Roman" w:eastAsia="FangSong" w:cs="Times New Roman"/>
+        </w:rPr>
+        <w:t>某反应在酸碱催化下进行</w:t>
+      </w:r>
+      <w:r>
+        <w:rPr>
+          <w:rFonts w:hint="eastAsia" w:ascii="Times New Roman" w:hAnsi="Times New Roman" w:eastAsia="Times New Roman" w:cs="Times New Roman"/>
+        </w:rPr>
+        <w:t>，</w:t>
+      </w:r>
+      <w:r>
+        <w:rPr>
+          <w:rFonts w:hint="eastAsia" w:ascii="Times New Roman" w:hAnsi="Times New Roman" w:eastAsia="FangSong" w:cs="Times New Roman"/>
+        </w:rPr>
+        <w:t>反应物</w:t>
+      </w:r>
+      <w:r>
+        <w:rPr>
+          <w:rFonts w:ascii="Times New Roman" w:hAnsi="Times New Roman" w:eastAsia="Times New Roman" w:cs="Times New Roman"/>
+        </w:rPr>
+        <w:t xml:space="preserve"> </w:t>
+      </w:r>
+      <m:oMath>
+        <m:r>
+          <m:rPr>
+            <m:sty m:val="p"/>
+          </m:rPr>
+          <m:t>S</m:t>
+        </m:r>
+      </m:oMath>
+      <w:r>
+        <w:rPr>
+          <w:rFonts w:ascii="Times New Roman" w:hAnsi="Times New Roman" w:eastAsia="Times New Roman" w:cs="Times New Roman"/>
+        </w:rPr>
+        <w:t xml:space="preserve"> </w:t>
+      </w:r>
+      <w:r>
+        <w:rPr>
+          <w:rFonts w:hint="eastAsia" w:ascii="Times New Roman" w:hAnsi="Times New Roman" w:eastAsia="FangSong" w:cs="Times New Roman"/>
+        </w:rPr>
+        <w:t xml:space="preserve">可以以质子化形式</w:t>
+      </w:r>
+      <w:r>
+        <w:rPr>
+          <w:rFonts w:ascii="Times New Roman" w:hAnsi="Times New Roman" w:eastAsia="Times New Roman" w:cs="Times New Roman"/>
+        </w:rPr>
+        <w:t xml:space="preserve"> </w:t>
+      </w:r>
+      <m:oMath>
+        <m:r>
+          <m:rPr>
+            <m:sty m:val="p"/>
+          </m:rPr>
+          <m:t>S</m:t>
+        </m:r>
+        <m:sSup>
+          <m:e>
+            <m:r>
+              <m:rPr>
+                <m:sty m:val="p"/>
+              </m:rPr>
+              <m:t>H</m:t>
+            </m:r>
+          </m:e>
+          <m:sup>
+            <m:r>
+              <m:rPr>
+                <m:sty m:val="p"/>
+              </m:rPr>
+              <m:t>+</m:t>
+            </m:r>
+          </m:sup>
+        </m:sSup>
+      </m:oMath>
+      <w:r>
+        <w:rPr>
+          <w:rFonts w:ascii="Times New Roman" w:hAnsi="Times New Roman" w:eastAsia="Times New Roman" w:cs="Times New Roman"/>
+        </w:rPr>
+        <w:t xml:space="preserve"> </w:t>
+      </w:r>
+      <w:r>
+        <w:rPr>
+          <w:rFonts w:hint="eastAsia" w:ascii="Times New Roman" w:hAnsi="Times New Roman" w:eastAsia="FangSong" w:cs="Times New Roman"/>
+        </w:rPr>
+        <w:t xml:space="preserve">和未质子化形式</w:t>
+      </w:r>
+      <w:r>
+        <w:rPr>
+          <w:rFonts w:ascii="Times New Roman" w:hAnsi="Times New Roman" w:eastAsia="Times New Roman" w:cs="Times New Roman"/>
+        </w:rPr>
+        <w:t xml:space="preserve"> </w:t>
+      </w:r>
+      <m:oMath>
+        <m:r>
+          <m:rPr>
+            <m:sty m:val="p"/>
+          </m:rPr>
+          <m:t>S</m:t>
+        </m:r>
+      </m:oMath>
+      <w:r>
+        <w:rPr>
+          <w:rFonts w:ascii="Times New Roman" w:hAnsi="Times New Roman" w:eastAsia="Times New Roman" w:cs="Times New Roman"/>
+        </w:rPr>
+        <w:t xml:space="preserve"> </w:t>
+      </w:r>
+      <w:r>
+        <w:rPr>
+          <w:rFonts w:hint="eastAsia" w:ascii="Times New Roman" w:hAnsi="Times New Roman" w:eastAsia="FangSong" w:cs="Times New Roman"/>
+        </w:rPr>
+        <w:t>两种形态参与反应</w:t>
+      </w:r>
+      <w:r>
+        <w:rPr>
+          <w:rFonts w:hint="eastAsia" w:ascii="Times New Roman" w:hAnsi="Times New Roman" w:eastAsia="Times New Roman" w:cs="Times New Roman"/>
+        </w:rPr>
+        <w:t>，</w:t>
+      </w:r>
+      <w:r>
+        <w:rPr>
+          <w:rFonts w:hint="eastAsia" w:ascii="Times New Roman" w:hAnsi="Times New Roman" w:eastAsia="FangSong" w:cs="Times New Roman"/>
+        </w:rPr>
+        <w:t>两种形态的反应速率常数分别为</w:t>
+      </w:r>
+      <w:r>
+        <w:rPr>
+          <w:rFonts w:ascii="Times New Roman" w:hAnsi="Times New Roman" w:eastAsia="Times New Roman" w:cs="Times New Roman"/>
+        </w:rPr>
+        <w:t xml:space="preserve"> </w:t>
+      </w:r>
+      <m:oMath>
+        <m:sSub>
+          <m:e>
+            <m:r>
+              <m:t>k</m:t>
+            </m:r>
+          </m:e>
+          <m:sub>
+            <m:r>
+              <m:t>1</m:t>
+            </m:r>
+          </m:sub>
+        </m:sSub>
+      </m:oMath>
+      <w:r>
+        <w:rPr>
+          <w:rFonts w:ascii="Times New Roman" w:hAnsi="Times New Roman" w:eastAsia="Times New Roman" w:cs="Times New Roman"/>
+        </w:rPr>
+        <w:t xml:space="preserve"> </w:t>
+      </w:r>
+      <w:r>
+        <w:rPr>
+          <w:rFonts w:hint="eastAsia" w:ascii="Times New Roman" w:hAnsi="Times New Roman" w:eastAsia="FangSong" w:cs="Times New Roman"/>
+        </w:rPr>
+        <w:t xml:space="preserve">和</w:t>
+      </w:r>
+      <w:r>
+        <w:rPr>
+          <w:rFonts w:ascii="Times New Roman" w:hAnsi="Times New Roman" w:eastAsia="Times New Roman" w:cs="Times New Roman"/>
+        </w:rPr>
+        <w:t xml:space="preserve"> </w:t>
+      </w:r>
+      <m:oMath>
+        <m:sSub>
+          <m:e>
+            <m:r>
+              <m:t>k</m:t>
+            </m:r>
+          </m:e>
+          <m:sub>
+            <m:r>
+              <m:t>2</m:t>
+            </m:r>
+          </m:sub>
+        </m:sSub>
+      </m:oMath>
+      <w:r>
+        <w:rPr>
+          <w:rFonts w:ascii="Times New Roman" w:hAnsi="Times New Roman" w:eastAsia="Times New Roman" w:cs="Times New Roman"/>
+        </w:rPr>
+        <w:t xml:space="preserve">。</w:t>
+      </w:r>
+      <m:oMath>
+        <m:r>
+          <m:rPr>
+            <m:sty m:val="p"/>
+          </m:rPr>
+          <m:t>S</m:t>
+        </m:r>
+      </m:oMath>
+      <w:r>
+        <w:rPr>
+          <w:rFonts w:ascii="Times New Roman" w:hAnsi="Times New Roman" w:eastAsia="Times New Roman" w:cs="Times New Roman"/>
+        </w:rPr>
+        <w:t xml:space="preserve"> </w:t>
+      </w:r>
+      <w:r>
+        <w:rPr>
+          <w:rFonts w:hint="eastAsia" w:ascii="Times New Roman" w:hAnsi="Times New Roman" w:eastAsia="FangSong" w:cs="Times New Roman"/>
+        </w:rPr>
+        <w:t xml:space="preserve">的酸解离常数为</w:t>
+      </w:r>
+      <w:r>
+        <w:rPr>
+          <w:rFonts w:ascii="Times New Roman" w:hAnsi="Times New Roman" w:eastAsia="Times New Roman" w:cs="Times New Roman"/>
+        </w:rPr>
+        <w:t xml:space="preserve"> </w:t>
+      </w:r>
+      <m:oMath>
+        <m:sSub>
+          <m:e>
+            <m:r>
+              <m:t>K</m:t>
+            </m:r>
+          </m:e>
+          <m:sub>
+            <m:r>
+              <m:rPr>
+                <m:sty m:val="p"/>
+              </m:rPr>
+              <m:t>a</m:t>
+            </m:r>
+          </m:sub>
+        </m:sSub>
+      </m:oMath>
+      <w:r>
+        <w:rPr>
+          <w:rFonts w:ascii="Times New Roman" w:hAnsi="Times New Roman" w:eastAsia="Times New Roman" w:cs="Times New Roman"/>
+        </w:rPr>
+        <w:t xml:space="preserve">。</w:t>
+      </w:r>
+    </w:p>
+    <w:p>
+      <w:pPr>
+        <w:pStyle w:val="BodyText"/>
+      </w:pPr>
+      <w:r>
+        <w:rPr>
+          <w:rFonts w:ascii="Times New Roman" w:hAnsi="Times New Roman" w:eastAsia="Times New Roman" w:cs="Times New Roman"/>
+          <w:b/>
+          <w:bCs/>
+        </w:rPr>
+        <w:t xml:space="preserve">7-1</w:t>
+      </w:r>
+      <w:r>
+        <w:rPr>
+          <w:rFonts w:hint="eastAsia" w:ascii="Times New Roman" w:hAnsi="Times New Roman" w:eastAsia="Times New Roman" w:cs="Times New Roman"/>
+        </w:rPr>
+        <w:t>（3</w:t>
+      </w:r>
+      <w:r>
+        <w:rPr>
+          <w:rFonts w:hint="eastAsia" w:ascii="Times New Roman" w:hAnsi="Times New Roman" w:eastAsia="FangSong" w:cs="Times New Roman"/>
+        </w:rPr>
+        <w:t>分</w:t>
+      </w:r>
+      <w:r>
+        <w:rPr>
+          <w:rFonts w:hint="eastAsia" w:ascii="Times New Roman" w:hAnsi="Times New Roman" w:eastAsia="Times New Roman" w:cs="Times New Roman"/>
+        </w:rPr>
+        <w:t>）</w:t>
+      </w:r>
+      <w:r>
+        <w:rPr>
+          <w:rFonts w:hint="eastAsia" w:ascii="Times New Roman" w:hAnsi="Times New Roman" w:eastAsia="FangSong" w:cs="Times New Roman"/>
+        </w:rPr>
+        <w:t>推导表观速率常数</w:t>
+      </w:r>
+      <w:r>
+        <w:rPr>
+          <w:rFonts w:ascii="Times New Roman" w:hAnsi="Times New Roman" w:eastAsia="Times New Roman" w:cs="Times New Roman"/>
+        </w:rPr>
+        <w:t xml:space="preserve"> </w:t>
+      </w:r>
+      <m:oMath>
+        <m:sSub>
+          <m:e>
+            <m:r>
+              <m:t>k</m:t>
+            </m:r>
+          </m:e>
+          <m:sub>
+            <m:r>
+              <m:rPr>
+                <m:sty m:val="p"/>
+              </m:rPr>
+              <m:t>e</m:t>
+            </m:r>
+            <m:r>
+              <m:rPr>
+                <m:sty m:val="p"/>
+              </m:rPr>
+              <m:t>x</m:t>
+            </m:r>
+            <m:r>
+              <m:rPr>
+                <m:sty m:val="p"/>
+              </m:rPr>
+              <m:t>p</m:t>
+            </m:r>
+          </m:sub>
+        </m:sSub>
+      </m:oMath>
+      <w:r>
+        <w:rPr>
+          <w:rFonts w:ascii="Times New Roman" w:hAnsi="Times New Roman" w:eastAsia="Times New Roman" w:cs="Times New Roman"/>
+        </w:rPr>
+        <w:t xml:space="preserve"> </w:t>
+      </w:r>
+      <w:r>
+        <w:rPr>
+          <w:rFonts w:hint="eastAsia" w:ascii="Times New Roman" w:hAnsi="Times New Roman" w:eastAsia="FangSong" w:cs="Times New Roman"/>
+        </w:rPr>
+        <w:t>的表达式</w:t>
+      </w:r>
+      <w:r>
+        <w:rPr>
+          <w:rFonts w:hint="eastAsia" w:ascii="Times New Roman" w:hAnsi="Times New Roman" w:eastAsia="Times New Roman" w:cs="Times New Roman"/>
+        </w:rPr>
+        <w:t>，</w:t>
+      </w:r>
+      <w:r>
+        <w:rPr>
+          <w:rFonts w:hint="eastAsia" w:ascii="Times New Roman" w:hAnsi="Times New Roman" w:eastAsia="FangSong" w:cs="Times New Roman"/>
+        </w:rPr>
+        <w:t>其中</w:t>
+      </w:r>
+      <w:r>
+        <w:rPr>
+          <w:rFonts w:ascii="Times New Roman" w:hAnsi="Times New Roman" w:eastAsia="Times New Roman" w:cs="Times New Roman"/>
+        </w:rPr>
+        <w:t xml:space="preserve"> </w:t>
+      </w:r>
+      <m:oMath>
+        <m:sSub>
+          <m:e>
+            <m:r>
+              <m:t>k</m:t>
+            </m:r>
+          </m:e>
+          <m:sub>
+            <m:r>
+              <m:rPr>
+                <m:sty m:val="p"/>
+              </m:rPr>
+              <m:t>e</m:t>
+            </m:r>
+            <m:r>
+              <m:rPr>
+                <m:sty m:val="p"/>
+              </m:rPr>
+              <m:t>x</m:t>
+            </m:r>
+            <m:r>
+              <m:rPr>
+                <m:sty m:val="p"/>
+              </m:rPr>
+              <m:t>p</m:t>
+            </m:r>
+          </m:sub>
+        </m:sSub>
+      </m:oMath>
+      <w:r>
+        <w:rPr>
+          <w:rFonts w:ascii="Times New Roman" w:hAnsi="Times New Roman" w:eastAsia="Times New Roman" w:cs="Times New Roman"/>
+        </w:rPr>
+        <w:t xml:space="preserve"> </w:t>
+      </w:r>
+      <w:r>
+        <w:rPr>
+          <w:rFonts w:hint="eastAsia" w:ascii="Times New Roman" w:hAnsi="Times New Roman" w:eastAsia="FangSong" w:cs="Times New Roman"/>
+        </w:rPr>
+        <w:t xml:space="preserve">表示反应速率对底物总浓度</w:t>
+      </w:r>
+      <w:r>
+        <w:rPr>
+          <w:rFonts w:ascii="Times New Roman" w:hAnsi="Times New Roman" w:eastAsia="Times New Roman" w:cs="Times New Roman"/>
+        </w:rPr>
+        <w:t xml:space="preserve"> </w:t>
+      </w:r>
+      <m:oMath>
+        <m:r>
+          <m:rPr>
+            <m:sty m:val="p"/>
+          </m:rPr>
+          <m:t>[</m:t>
+        </m:r>
+        <m:r>
+          <m:rPr>
+            <m:sty m:val="p"/>
+          </m:rPr>
+          <m:t>S</m:t>
+        </m:r>
+        <m:sSub>
+          <m:e>
+            <m:r>
+              <m:rPr>
+                <m:sty m:val="p"/>
+              </m:rPr>
+              <m:t>]</m:t>
+            </m:r>
+          </m:e>
+          <m:sub>
+            <m:r>
+              <m:rPr>
+                <m:sty m:val="p"/>
+              </m:rPr>
+              <m:t>T</m:t>
+            </m:r>
+          </m:sub>
+        </m:sSub>
+      </m:oMath>
+      <w:r>
+        <w:rPr>
+          <w:rFonts w:ascii="Times New Roman" w:hAnsi="Times New Roman" w:eastAsia="Times New Roman" w:cs="Times New Roman"/>
+        </w:rPr>
+        <w:t xml:space="preserve"> </w:t>
+      </w:r>
+      <w:r>
+        <w:rPr>
+          <w:rFonts w:hint="eastAsia" w:ascii="Times New Roman" w:hAnsi="Times New Roman" w:eastAsia="FangSong" w:cs="Times New Roman"/>
+        </w:rPr>
+        <w:t>的比例常数</w:t>
+      </w:r>
+      <w:r>
+        <w:rPr>
+          <w:rFonts w:hint="eastAsia" w:ascii="Times New Roman" w:hAnsi="Times New Roman" w:eastAsia="Times New Roman" w:cs="Times New Roman"/>
+        </w:rPr>
+        <w:t>。</w:t>
+      </w:r>
+    </w:p>
+    <w:p>
+      <w:pPr>
+        <w:pStyle w:val="BodyText"/>
+      </w:pPr>
+      <w:r>
+        <w:rPr>
+          <w:rFonts w:ascii="Times New Roman" w:hAnsi="Times New Roman" w:eastAsia="Times New Roman" w:cs="Times New Roman"/>
+          <w:b/>
+          <w:bCs/>
+        </w:rPr>
+        <w:t xml:space="preserve">7-2</w:t>
+      </w:r>
+      <w:r>
+        <w:rPr>
+          <w:rFonts w:hint="eastAsia" w:ascii="Times New Roman" w:hAnsi="Times New Roman" w:eastAsia="Times New Roman" w:cs="Times New Roman"/>
+        </w:rPr>
+        <w:t>（2</w:t>
+      </w:r>
+      <w:r>
+        <w:rPr>
+          <w:rFonts w:hint="eastAsia" w:ascii="Times New Roman" w:hAnsi="Times New Roman" w:eastAsia="FangSong" w:cs="Times New Roman"/>
+        </w:rPr>
+        <w:t>分</w:t>
+      </w:r>
+      <w:r>
+        <w:rPr>
+          <w:rFonts w:hint="eastAsia" w:ascii="Times New Roman" w:hAnsi="Times New Roman" w:eastAsia="Times New Roman" w:cs="Times New Roman"/>
+        </w:rPr>
+        <w:t>）</w:t>
+      </w:r>
+      <w:r>
+        <w:rPr>
+          <w:rFonts w:hint="eastAsia" w:ascii="Times New Roman" w:hAnsi="Times New Roman" w:eastAsia="FangSong" w:cs="Times New Roman"/>
+        </w:rPr>
+        <w:t>在什么</w:t>
+      </w:r>
+      <w:r>
+        <w:rPr>
+          <w:rFonts w:ascii="Times New Roman" w:hAnsi="Times New Roman" w:eastAsia="Times New Roman" w:cs="Times New Roman"/>
+        </w:rPr>
+        <w:t xml:space="preserve"> pH </w:t>
+      </w:r>
+      <w:r>
+        <w:rPr>
+          <w:rFonts w:hint="eastAsia" w:ascii="Times New Roman" w:hAnsi="Times New Roman" w:eastAsia="FangSong" w:cs="Times New Roman"/>
+        </w:rPr>
+        <w:t xml:space="preserve">范围内</w:t>
+      </w:r>
+      <w:r>
+        <w:rPr>
+          <w:rFonts w:ascii="Times New Roman" w:hAnsi="Times New Roman" w:eastAsia="Times New Roman" w:cs="Times New Roman"/>
+        </w:rPr>
+        <w:t xml:space="preserve"> </w:t>
+      </w:r>
+      <m:oMath>
+        <m:sSub>
+          <m:e>
+            <m:r>
+              <m:t>k</m:t>
+            </m:r>
+          </m:e>
+          <m:sub>
+            <m:r>
+              <m:rPr>
+                <m:sty m:val="p"/>
+              </m:rPr>
+              <m:t>e</m:t>
+            </m:r>
+            <m:r>
+              <m:rPr>
+                <m:sty m:val="p"/>
+              </m:rPr>
+              <m:t>x</m:t>
+            </m:r>
+            <m:r>
+              <m:rPr>
+                <m:sty m:val="p"/>
+              </m:rPr>
+              <m:t>p</m:t>
+            </m:r>
+          </m:sub>
+        </m:sSub>
+      </m:oMath>
+      <w:r>
+        <w:rPr>
+          <w:rFonts w:ascii="Times New Roman" w:hAnsi="Times New Roman" w:eastAsia="Times New Roman" w:cs="Times New Roman"/>
+        </w:rPr>
+        <w:t xml:space="preserve"> </w:t>
+      </w:r>
+      <w:r>
+        <w:rPr>
+          <w:rFonts w:hint="eastAsia" w:ascii="Times New Roman" w:hAnsi="Times New Roman" w:eastAsia="FangSong" w:cs="Times New Roman"/>
+        </w:rPr>
+        <w:t xml:space="preserve">不随</w:t>
+      </w:r>
+      <w:r>
+        <w:rPr>
+          <w:rFonts w:ascii="Times New Roman" w:hAnsi="Times New Roman" w:eastAsia="Times New Roman" w:cs="Times New Roman"/>
+        </w:rPr>
+        <w:t xml:space="preserve"> pH </w:t>
+      </w:r>
+      <w:r>
+        <w:rPr>
+          <w:rFonts w:hint="eastAsia" w:ascii="Times New Roman" w:hAnsi="Times New Roman" w:eastAsia="FangSong" w:cs="Times New Roman"/>
+        </w:rPr>
+        <w:t>变化</w:t>
+      </w:r>
+      <w:r>
+        <w:rPr>
+          <w:rFonts w:hint="eastAsia" w:ascii="Times New Roman" w:hAnsi="Times New Roman" w:eastAsia="Times New Roman" w:cs="Times New Roman"/>
+        </w:rPr>
+        <w:t>？</w:t>
+      </w:r>
+      <w:r>
+        <w:rPr>
+          <w:rFonts w:hint="eastAsia" w:ascii="Times New Roman" w:hAnsi="Times New Roman" w:eastAsia="FangSong" w:cs="Times New Roman"/>
+        </w:rPr>
+        <w:t>如果</w:t>
+      </w:r>
+      <w:r>
+        <w:rPr>
+          <w:rFonts w:ascii="Times New Roman" w:hAnsi="Times New Roman" w:eastAsia="Times New Roman" w:cs="Times New Roman"/>
+        </w:rPr>
+        <w:t xml:space="preserve"> </w:t>
+      </w:r>
+      <m:oMath>
+        <m:oMathPr>
+          <m:ctrlPr>
+            <w:rPr>
+              <w:sz w:val="28"/>
+              <w:szCs w:val="28"/>
+            </w:rPr>
+          </m:ctrlPr>
+        </m:oMathPr>
+        <m:r>
+          <m:rPr>
+            <m:sty m:val="p"/>
+          </m:rPr>
+          <m:t>p</m:t>
+        </m:r>
+        <m:sSub>
+          <m:e>
+            <m:r>
+              <m:t>K</m:t>
+            </m:r>
+          </m:e>
+          <m:sub>
+            <m:r>
+              <m:rPr>
+                <m:sty m:val="p"/>
+              </m:rPr>
+              <m:t>a</m:t>
+            </m:r>
+          </m:sub>
+        </m:sSub>
+        <m:r>
+          <m:rPr>
+            <m:sty m:val="p"/>
+          </m:rPr>
+          <m:t>=</m:t>
+        </m:r>
+        <m:r>
+          <m:t>7.0</m:t>
+        </m:r>
+      </m:oMath>
+      <w:r>
+        <w:rPr>
+          <w:rFonts w:hint="eastAsia" w:ascii="Times New Roman" w:hAnsi="Times New Roman" w:eastAsia="Times New Roman" w:cs="Times New Roman"/>
+        </w:rPr>
+        <w:t>，</w:t>
+      </w:r>
+      <w:r>
+        <w:rPr>
+          <w:rFonts w:hint="eastAsia" w:ascii="Times New Roman" w:hAnsi="Times New Roman" w:eastAsia="FangSong" w:cs="Times New Roman"/>
+        </w:rPr>
+        <w:t>计算该</w:t>
+      </w:r>
+      <w:r>
+        <w:rPr>
+          <w:rFonts w:ascii="Times New Roman" w:hAnsi="Times New Roman" w:eastAsia="Times New Roman" w:cs="Times New Roman"/>
+        </w:rPr>
+        <w:t xml:space="preserve"> pH </w:t>
+      </w:r>
+      <w:r>
+        <w:rPr>
+          <w:rFonts w:hint="eastAsia" w:ascii="Times New Roman" w:hAnsi="Times New Roman" w:eastAsia="FangSong" w:cs="Times New Roman"/>
+        </w:rPr>
+        <w:t>范围</w:t>
+      </w:r>
+      <w:r>
+        <w:rPr>
+          <w:rFonts w:hint="eastAsia" w:ascii="Times New Roman" w:hAnsi="Times New Roman" w:eastAsia="Times New Roman" w:cs="Times New Roman"/>
+        </w:rPr>
+        <w:t>。</w:t>
+      </w:r>
+    </w:p>
+    <w:p>
+      <w:pPr>
+        <w:spacing w:before="160" w:after="80"/>
+      </w:pPr>
+      <w:r>
+        <w:pict>
+          <v:rect style="width:0;height:1.5pt" o:hralign="center" o:hrstd="t" o:hr="t"/>
+        </w:pict>
+      </w:r>
+    </w:p>
+    <w:bookmarkEnd w:id="35"/>
+    <w:bookmarkStart w:id="57" w:name="第18题"/>
+    <w:p>
+      <w:pPr>
+        <w:pStyle w:val="Heading3"/>
+        <w:spacing w:before="280" w:after="120"/>
+      </w:pPr>
+      <w:r>
+        <w:rPr>
+          <w:rFonts w:hint="eastAsia" w:ascii="Times New Roman" w:hAnsi="Times New Roman" w:eastAsia="SimHei" w:cs="Times New Roman"/>
+        </w:rPr>
+        <w:t>第</w:t>
+      </w:r>
+      <w:r>
+        <w:rPr>
+          <w:rFonts w:hint="eastAsia" w:ascii="Times New Roman" w:hAnsi="Times New Roman" w:eastAsia="Times New Roman" w:cs="Times New Roman"/>
+        </w:rPr>
+        <w:t>18</w:t>
+      </w:r>
+      <w:r>
+        <w:rPr>
+          <w:rFonts w:hint="eastAsia" w:ascii="Times New Roman" w:hAnsi="Times New Roman" w:eastAsia="SimHei" w:cs="Times New Roman"/>
+        </w:rPr>
+        <w:t>题</w:t>
+      </w:r>
+    </w:p>
+    <w:p>
+      <w:pPr>
+        <w:pStyle w:val="FirstParagraph"/>
+      </w:pPr>
+      <w:r>
+        <w:rPr>
+          <w:rFonts w:ascii="Times New Roman" w:hAnsi="Times New Roman" w:eastAsia="Times New Roman" w:cs="Times New Roman"/>
+        </w:rPr>
+        <w:t xml:space="preserve">8-1 </w:t>
+      </w:r>
+      <w:r>
+        <w:rPr>
+          <w:rFonts w:hint="eastAsia" w:ascii="Times New Roman" w:hAnsi="Times New Roman" w:eastAsia="FangSong" w:cs="Times New Roman"/>
+        </w:rPr>
+        <w:t>请按酸性从强到弱给以下化合物排序</w:t>
+      </w:r>
+      <w:r>
+        <w:rPr>
+          <w:rFonts w:hint="eastAsia" w:ascii="Times New Roman" w:hAnsi="Times New Roman" w:eastAsia="Times New Roman" w:cs="Times New Roman"/>
+        </w:rPr>
+        <w:t>：</w:t>
+      </w:r>
+    </w:p>
+    <w:p>
+      <w:pPr>
+        <w:pStyle w:val="BodyText"/>
+        <w:spacing w:before="160" w:after="80"/>
+        <w:jc w:val="center"/>
+      </w:pPr>
+      <w:r>
+        <w:rPr>
+          <w:rFonts w:ascii="Times New Roman" w:hAnsi="Times New Roman" w:eastAsia="Times New Roman" w:cs="Times New Roman"/>
+        </w:rPr>
+        <w:drawing>
+          <wp:inline>
+            <wp:extent cx="3600000" cy="702241"/>
+            <wp:effectExtent b="0" l="0" r="0" t="0"/>
+            <wp:docPr descr="" title="" id="37" name="Picture"/>
+            <a:graphic>
+              <a:graphicData uri="http://schemas.openxmlformats.org/drawingml/2006/picture">
+                <pic:pic>
+                  <pic:nvPicPr>
+                    <pic:cNvPr descr="9dbc03d40e00eee869e0d07a60db516796caad1e3a7ebe54465edd09b9d840b3.jpg" id="38" name="Picture"/>
+                    <pic:cNvPicPr>
+                      <a:picLocks noChangeArrowheads="1" noChangeAspect="1"/>
+                    </pic:cNvPicPr>
+                  </pic:nvPicPr>
+                  <pic:blipFill>
+                    <a:blip r:embed="rId36"/>
                     <a:stretch>
                       <a:fillRect/>
                     </a:stretch>
@@ -9922,18 +10957,18 @@
           <wp:inline>
             <wp:extent cx="1600200" cy="1104900"/>
             <wp:effectExtent b="0" l="0" r="0" t="0"/>
-            <wp:docPr descr="" title="" id="38" name="Picture"/>
+            <wp:docPr descr="" title="" id="40" name="Picture"/>
             <a:graphic>
               <a:graphicData uri="http://schemas.openxmlformats.org/drawingml/2006/picture">
                 <pic:pic>
                   <pic:nvPicPr>
-                    <pic:cNvPr descr="473ef40e7d909686b1c173bcf1141963b055652428cac462d67c5488c4c81581.jpg" id="39" name="Picture"/>
+                    <pic:cNvPr descr="473ef40e7d909686b1c173bcf1141963b055652428cac462d67c5488c4c81581.jpg" id="41" name="Picture"/>
                     <pic:cNvPicPr>
                       <a:picLocks noChangeArrowheads="1" noChangeAspect="1"/>
                     </pic:cNvPicPr>
                   </pic:nvPicPr>
                   <pic:blipFill>
-                    <a:blip r:embed="rId37"/>
+                    <a:blip r:embed="rId39"/>
                     <a:stretch>
                       <a:fillRect/>
                     </a:stretch>
@@ -9986,18 +11021,18 @@
           <wp:inline>
             <wp:extent cx="2298700" cy="1066800"/>
             <wp:effectExtent b="0" l="0" r="0" t="0"/>
-            <wp:docPr descr="" title="" id="41" name="Picture"/>
+            <wp:docPr descr="" title="" id="43" name="Picture"/>
             <a:graphic>
               <a:graphicData uri="http://schemas.openxmlformats.org/drawingml/2006/picture">
                 <pic:pic>
                   <pic:nvPicPr>
-                    <pic:cNvPr descr="4c49b3b9f5a1710cd6ef2d8e3b3926d5a2abab3c6e631932a381476e0b80f3bb.jpg" id="42" name="Picture"/>
+                    <pic:cNvPr descr="4c49b3b9f5a1710cd6ef2d8e3b3926d5a2abab3c6e631932a381476e0b80f3bb.jpg" id="44" name="Picture"/>
                     <pic:cNvPicPr>
                       <a:picLocks noChangeArrowheads="1" noChangeAspect="1"/>
                     </pic:cNvPicPr>
                   </pic:nvPicPr>
                   <pic:blipFill>
-                    <a:blip r:embed="rId40"/>
+                    <a:blip r:embed="rId42"/>
                     <a:stretch>
                       <a:fillRect/>
                     </a:stretch>
@@ -10050,18 +11085,18 @@
           <wp:inline>
             <wp:extent cx="1765300" cy="1168400"/>
             <wp:effectExtent b="0" l="0" r="0" t="0"/>
-            <wp:docPr descr="" title="" id="44" name="Picture"/>
+            <wp:docPr descr="" title="" id="46" name="Picture"/>
             <a:graphic>
               <a:graphicData uri="http://schemas.openxmlformats.org/drawingml/2006/picture">
                 <pic:pic>
                   <pic:nvPicPr>
-                    <pic:cNvPr descr="09b3b4f9e06a7d2fdd94ce8ade777db3bf6e62c4bc53e14b454fc18815bbc848.jpg" id="45" name="Picture"/>
+                    <pic:cNvPr descr="09b3b4f9e06a7d2fdd94ce8ade777db3bf6e62c4bc53e14b454fc18815bbc848.jpg" id="47" name="Picture"/>
                     <pic:cNvPicPr>
                       <a:picLocks noChangeArrowheads="1" noChangeAspect="1"/>
                     </pic:cNvPicPr>
                   </pic:nvPicPr>
                   <pic:blipFill>
-                    <a:blip r:embed="rId43"/>
+                    <a:blip r:embed="rId45"/>
                     <a:stretch>
                       <a:fillRect/>
                     </a:stretch>
@@ -10114,18 +11149,18 @@
           <wp:inline>
             <wp:extent cx="1800000" cy="1467961"/>
             <wp:effectExtent b="0" l="0" r="0" t="0"/>
-            <wp:docPr descr="" title="" id="47" name="Picture"/>
+            <wp:docPr descr="" title="" id="49" name="Picture"/>
             <a:graphic>
               <a:graphicData uri="http://schemas.openxmlformats.org/drawingml/2006/picture">
                 <pic:pic>
                   <pic:nvPicPr>
-                    <pic:cNvPr descr="2c26c69b5926a2fbda621c40de7fd99352adadde76670fa05a0dd816093a5675.jpg" id="48" name="Picture"/>
+                    <pic:cNvPr descr="2c26c69b5926a2fbda621c40de7fd99352adadde76670fa05a0dd816093a5675.jpg" id="50" name="Picture"/>
                     <pic:cNvPicPr>
                       <a:picLocks noChangeArrowheads="1" noChangeAspect="1"/>
                     </pic:cNvPicPr>
                   </pic:nvPicPr>
                   <pic:blipFill>
-                    <a:blip r:embed="rId46"/>
+                    <a:blip r:embed="rId48"/>
                     <a:stretch>
                       <a:fillRect/>
                     </a:stretch>
@@ -10178,18 +11213,18 @@
           <wp:inline>
             <wp:extent cx="1485900" cy="787400"/>
             <wp:effectExtent b="0" l="0" r="0" t="0"/>
-            <wp:docPr descr="" title="" id="50" name="Picture"/>
+            <wp:docPr descr="" title="" id="52" name="Picture"/>
             <a:graphic>
               <a:graphicData uri="http://schemas.openxmlformats.org/drawingml/2006/picture">
                 <pic:pic>
                   <pic:nvPicPr>
-                    <pic:cNvPr descr="ae55e7926328f37669afaffb33f8a756490fbb0342567c4157870ba8320893f0.jpg" id="51" name="Picture"/>
+                    <pic:cNvPr descr="ae55e7926328f37669afaffb33f8a756490fbb0342567c4157870ba8320893f0.jpg" id="53" name="Picture"/>
                     <pic:cNvPicPr>
                       <a:picLocks noChangeArrowheads="1" noChangeAspect="1"/>
                     </pic:cNvPicPr>
                   </pic:nvPicPr>
                   <pic:blipFill>
-                    <a:blip r:embed="rId49"/>
+                    <a:blip r:embed="rId51"/>
                     <a:stretch>
                       <a:fillRect/>
                     </a:stretch>
@@ -10313,18 +11348,18 @@
           <wp:inline>
             <wp:extent cx="3600000" cy="555498"/>
             <wp:effectExtent b="0" l="0" r="0" t="0"/>
-            <wp:docPr descr="" title="" id="53" name="Picture"/>
+            <wp:docPr descr="" title="" id="55" name="Picture"/>
             <a:graphic>
               <a:graphicData uri="http://schemas.openxmlformats.org/drawingml/2006/picture">
                 <pic:pic>
                   <pic:nvPicPr>
-                    <pic:cNvPr descr="b9d9ce0faf6e35313613c598990dfe6118ffe166da848b3b16efc62ed49c2cb0.jpg" id="54" name="Picture"/>
+                    <pic:cNvPr descr="b9d9ce0faf6e35313613c598990dfe6118ffe166da848b3b16efc62ed49c2cb0.jpg" id="56" name="Picture"/>
                     <pic:cNvPicPr>
                       <a:picLocks noChangeArrowheads="1" noChangeAspect="1"/>
                     </pic:cNvPicPr>
                   </pic:nvPicPr>
                   <pic:blipFill>
-                    <a:blip r:embed="rId52"/>
+                    <a:blip r:embed="rId54"/>
                     <a:stretch>
                       <a:fillRect/>
                     </a:stretch>
@@ -10361,8 +11396,8 @@
         </w:pict>
       </w:r>
     </w:p>
-    <w:bookmarkEnd w:id="55"/>
-    <w:bookmarkStart w:id="56" w:name="第19题"/>
+    <w:bookmarkEnd w:id="57"/>
+    <w:bookmarkStart w:id="58" w:name="第19题"/>
     <w:p>
       <w:pPr>
         <w:pStyle w:val="Heading3"/>
@@ -11800,8 +12835,8 @@
         </w:pict>
       </w:r>
     </w:p>
-    <w:bookmarkEnd w:id="56"/>
-    <w:bookmarkStart w:id="57" w:name="第20题"/>
+    <w:bookmarkEnd w:id="58"/>
+    <w:bookmarkStart w:id="59" w:name="第20题"/>
     <w:p>
       <w:pPr>
         <w:pStyle w:val="Heading3"/>
@@ -12416,8 +13451,8 @@
         </w:pict>
       </w:r>
     </w:p>
-    <w:bookmarkEnd w:id="57"/>
-    <w:bookmarkStart w:id="58" w:name="第21题"/>
+    <w:bookmarkEnd w:id="59"/>
+    <w:bookmarkStart w:id="60" w:name="第21题"/>
     <w:p>
       <w:pPr>
         <w:pStyle w:val="Heading3"/>
@@ -12817,8 +13852,8 @@
         </w:pict>
       </w:r>
     </w:p>
-    <w:bookmarkEnd w:id="58"/>
-    <w:bookmarkStart w:id="59" w:name="第22题"/>
+    <w:bookmarkEnd w:id="60"/>
+    <w:bookmarkStart w:id="61" w:name="第22题"/>
     <w:p>
       <w:pPr>
         <w:pStyle w:val="Heading3"/>
@@ -13529,8 +14564,8 @@
         </w:pict>
       </w:r>
     </w:p>
-    <w:bookmarkEnd w:id="59"/>
-    <w:bookmarkStart w:id="66" w:name="第23题"/>
+    <w:bookmarkEnd w:id="61"/>
+    <w:bookmarkStart w:id="68" w:name="第23题"/>
     <w:p>
       <w:pPr>
         <w:pStyle w:val="Heading3"/>
@@ -14158,18 +15193,18 @@
           <wp:inline>
             <wp:extent cx="1800000" cy="1325274"/>
             <wp:effectExtent b="0" l="0" r="0" t="0"/>
-            <wp:docPr descr="" title="" id="61" name="Picture"/>
+            <wp:docPr descr="" title="" id="63" name="Picture"/>
             <a:graphic>
               <a:graphicData uri="http://schemas.openxmlformats.org/drawingml/2006/picture">
                 <pic:pic>
                   <pic:nvPicPr>
-                    <pic:cNvPr descr="c8767bf33ff5ad4f4509cbd42c6679450df22648ce99e2f1f7e4f33f74553dc9.jpg" id="62" name="Picture"/>
+                    <pic:cNvPr descr="c8767bf33ff5ad4f4509cbd42c6679450df22648ce99e2f1f7e4f33f74553dc9.jpg" id="64" name="Picture"/>
                     <pic:cNvPicPr>
                       <a:picLocks noChangeArrowheads="1" noChangeAspect="1"/>
                     </pic:cNvPicPr>
                   </pic:nvPicPr>
                   <pic:blipFill>
-                    <a:blip r:embed="rId60"/>
+                    <a:blip r:embed="rId62"/>
                     <a:stretch>
                       <a:fillRect/>
                     </a:stretch>
@@ -14210,18 +15245,18 @@
           <wp:inline>
             <wp:extent cx="1800000" cy="1377777"/>
             <wp:effectExtent b="0" l="0" r="0" t="0"/>
-            <wp:docPr descr="" title="" id="64" name="Picture"/>
+            <wp:docPr descr="" title="" id="66" name="Picture"/>
             <a:graphic>
               <a:graphicData uri="http://schemas.openxmlformats.org/drawingml/2006/picture">
                 <pic:pic>
                   <pic:nvPicPr>
-                    <pic:cNvPr descr="34373af9b6973fd52431a95ef66159a5e89329071ccf346362e4a8338a3c3a4b.jpg" id="65" name="Picture"/>
+                    <pic:cNvPr descr="34373af9b6973fd52431a95ef66159a5e89329071ccf346362e4a8338a3c3a4b.jpg" id="67" name="Picture"/>
                     <pic:cNvPicPr>
                       <a:picLocks noChangeArrowheads="1" noChangeAspect="1"/>
                     </pic:cNvPicPr>
                   </pic:nvPicPr>
                   <pic:blipFill>
-                    <a:blip r:embed="rId63"/>
+                    <a:blip r:embed="rId65"/>
                     <a:stretch>
                       <a:fillRect/>
                     </a:stretch>
@@ -15308,8 +16343,8 @@
         </w:pict>
       </w:r>
     </w:p>
-    <w:bookmarkEnd w:id="66"/>
-    <w:bookmarkStart w:id="67" w:name="第24题"/>
+    <w:bookmarkEnd w:id="68"/>
+    <w:bookmarkStart w:id="69" w:name="第24题"/>
     <w:p>
       <w:pPr>
         <w:pStyle w:val="Heading3"/>
@@ -17942,8 +18977,8 @@
         </w:pict>
       </w:r>
     </w:p>
-    <w:bookmarkEnd w:id="67"/>
-    <w:bookmarkStart w:id="68" w:name="第25题"/>
+    <w:bookmarkEnd w:id="69"/>
+    <w:bookmarkStart w:id="70" w:name="第25题"/>
     <w:p>
       <w:pPr>
         <w:pStyle w:val="Heading3"/>
@@ -19048,8 +20083,8 @@
         </w:pict>
       </w:r>
     </w:p>
-    <w:bookmarkEnd w:id="68"/>
-    <w:bookmarkStart w:id="75" w:name="第26题"/>
+    <w:bookmarkEnd w:id="70"/>
+    <w:bookmarkStart w:id="77" w:name="第26题"/>
     <w:p>
       <w:pPr>
         <w:pStyle w:val="Heading3"/>
@@ -19282,18 +20317,18 @@
           <wp:inline>
             <wp:extent cx="2654300" cy="1816100"/>
             <wp:effectExtent b="0" l="0" r="0" t="0"/>
-            <wp:docPr descr="" title="" id="70" name="Picture"/>
+            <wp:docPr descr="" title="" id="72" name="Picture"/>
             <a:graphic>
               <a:graphicData uri="http://schemas.openxmlformats.org/drawingml/2006/picture">
                 <pic:pic>
                   <pic:nvPicPr>
-                    <pic:cNvPr descr="f7d1189b37a09b50253b53792883563ae8eb6868f82a7445cb43180e89aabfd7.jpg" id="71" name="Picture"/>
+                    <pic:cNvPr descr="f7d1189b37a09b50253b53792883563ae8eb6868f82a7445cb43180e89aabfd7.jpg" id="73" name="Picture"/>
                     <pic:cNvPicPr>
                       <a:picLocks noChangeArrowheads="1" noChangeAspect="1"/>
                     </pic:cNvPicPr>
                   </pic:nvPicPr>
                   <pic:blipFill>
-                    <a:blip r:embed="rId69"/>
+                    <a:blip r:embed="rId71"/>
                     <a:stretch>
                       <a:fillRect/>
                     </a:stretch>
@@ -19648,18 +20683,18 @@
           <wp:inline>
             <wp:extent cx="3600000" cy="2543119"/>
             <wp:effectExtent b="0" l="0" r="0" t="0"/>
-            <wp:docPr descr="" title="" id="73" name="Picture"/>
+            <wp:docPr descr="" title="" id="75" name="Picture"/>
             <a:graphic>
               <a:graphicData uri="http://schemas.openxmlformats.org/drawingml/2006/picture">
                 <pic:pic>
                   <pic:nvPicPr>
-                    <pic:cNvPr descr="5b14386fb0b452fff0a37af3bf785b303ac550ebc7b4183db003f61e6424b355.jpg" id="74" name="Picture"/>
+                    <pic:cNvPr descr="5b14386fb0b452fff0a37af3bf785b303ac550ebc7b4183db003f61e6424b355.jpg" id="76" name="Picture"/>
                     <pic:cNvPicPr>
                       <a:picLocks noChangeArrowheads="1" noChangeAspect="1"/>
                     </pic:cNvPicPr>
                   </pic:nvPicPr>
                   <pic:blipFill>
-                    <a:blip r:embed="rId72"/>
+                    <a:blip r:embed="rId74"/>
                     <a:stretch>
                       <a:fillRect/>
                     </a:stretch>
@@ -19970,8 +21005,8 @@
         </w:pict>
       </w:r>
     </w:p>
-    <w:bookmarkEnd w:id="75"/>
-    <w:bookmarkStart w:id="76" w:name="第27题"/>
+    <w:bookmarkEnd w:id="77"/>
+    <w:bookmarkStart w:id="78" w:name="第27题"/>
     <w:p>
       <w:pPr>
         <w:pStyle w:val="Heading3"/>
@@ -20755,8 +21790,8 @@
         </w:pict>
       </w:r>
     </w:p>
-    <w:bookmarkEnd w:id="76"/>
-    <w:bookmarkStart w:id="77" w:name="第28题"/>
+    <w:bookmarkEnd w:id="78"/>
+    <w:bookmarkStart w:id="79" w:name="第28题"/>
     <w:p>
       <w:pPr>
         <w:pStyle w:val="Heading3"/>
@@ -21918,8 +22953,8 @@
         </w:pict>
       </w:r>
     </w:p>
-    <w:bookmarkEnd w:id="77"/>
-    <w:bookmarkStart w:id="90" w:name="第29题"/>
+    <w:bookmarkEnd w:id="79"/>
+    <w:bookmarkStart w:id="92" w:name="第29题"/>
     <w:p>
       <w:pPr>
         <w:pStyle w:val="Heading3"/>
@@ -22065,18 +23100,18 @@
           <wp:inline>
             <wp:extent cx="3240000" cy="2626468"/>
             <wp:effectExtent b="0" l="0" r="0" t="0"/>
-            <wp:docPr descr="" title="" id="79" name="Picture"/>
+            <wp:docPr descr="" title="" id="81" name="Picture"/>
             <a:graphic>
               <a:graphicData uri="http://schemas.openxmlformats.org/drawingml/2006/picture">
                 <pic:pic>
                   <pic:nvPicPr>
-                    <pic:cNvPr descr="747615873d9e347b461ed30e988d3cc4d8e52c741db182637d71f3e32aad8724.jpg" id="80" name="Picture"/>
+                    <pic:cNvPr descr="747615873d9e347b461ed30e988d3cc4d8e52c741db182637d71f3e32aad8724.jpg" id="82" name="Picture"/>
                     <pic:cNvPicPr>
                       <a:picLocks noChangeArrowheads="1" noChangeAspect="1"/>
                     </pic:cNvPicPr>
                   </pic:nvPicPr>
                   <pic:blipFill>
-                    <a:blip r:embed="rId78"/>
+                    <a:blip r:embed="rId80"/>
                     <a:stretch>
                       <a:fillRect/>
                     </a:stretch>
@@ -22135,18 +23170,18 @@
           <wp:inline>
             <wp:extent cx="3240000" cy="2589259"/>
             <wp:effectExtent b="0" l="0" r="0" t="0"/>
-            <wp:docPr descr="" title="" id="82" name="Picture"/>
+            <wp:docPr descr="" title="" id="84" name="Picture"/>
             <a:graphic>
               <a:graphicData uri="http://schemas.openxmlformats.org/drawingml/2006/picture">
                 <pic:pic>
                   <pic:nvPicPr>
-                    <pic:cNvPr descr="3c2268ddba9cf22031b5c872a91523e2739287496d47cef821bb98078098c3db.jpg" id="83" name="Picture"/>
+                    <pic:cNvPr descr="3c2268ddba9cf22031b5c872a91523e2739287496d47cef821bb98078098c3db.jpg" id="85" name="Picture"/>
                     <pic:cNvPicPr>
                       <a:picLocks noChangeArrowheads="1" noChangeAspect="1"/>
                     </pic:cNvPicPr>
                   </pic:nvPicPr>
                   <pic:blipFill>
-                    <a:blip r:embed="rId81"/>
+                    <a:blip r:embed="rId83"/>
                     <a:stretch>
                       <a:fillRect/>
                     </a:stretch>
@@ -22205,18 +23240,18 @@
           <wp:inline>
             <wp:extent cx="3240000" cy="2634201"/>
             <wp:effectExtent b="0" l="0" r="0" t="0"/>
-            <wp:docPr descr="" title="" id="85" name="Picture"/>
+            <wp:docPr descr="" title="" id="87" name="Picture"/>
             <a:graphic>
               <a:graphicData uri="http://schemas.openxmlformats.org/drawingml/2006/picture">
                 <pic:pic>
                   <pic:nvPicPr>
-                    <pic:cNvPr descr="b242158c022aac6ab5c3eaa39b61fd900638873cf411149764c43e01e621b3c0.jpg" id="86" name="Picture"/>
+                    <pic:cNvPr descr="b242158c022aac6ab5c3eaa39b61fd900638873cf411149764c43e01e621b3c0.jpg" id="88" name="Picture"/>
                     <pic:cNvPicPr>
                       <a:picLocks noChangeArrowheads="1" noChangeAspect="1"/>
                     </pic:cNvPicPr>
                   </pic:nvPicPr>
                   <pic:blipFill>
-                    <a:blip r:embed="rId84"/>
+                    <a:blip r:embed="rId86"/>
                     <a:stretch>
                       <a:fillRect/>
                     </a:stretch>
@@ -22275,18 +23310,18 @@
           <wp:inline>
             <wp:extent cx="3240000" cy="2641528"/>
             <wp:effectExtent b="0" l="0" r="0" t="0"/>
-            <wp:docPr descr="" title="" id="88" name="Picture"/>
+            <wp:docPr descr="" title="" id="90" name="Picture"/>
             <a:graphic>
               <a:graphicData uri="http://schemas.openxmlformats.org/drawingml/2006/picture">
                 <pic:pic>
                   <pic:nvPicPr>
-                    <pic:cNvPr descr="a44f112f6baaa046068ea7471dd7d4615746e325f47e1c0fecf2c6c6aa0d88a1.jpg" id="89" name="Picture"/>
+                    <pic:cNvPr descr="a44f112f6baaa046068ea7471dd7d4615746e325f47e1c0fecf2c6c6aa0d88a1.jpg" id="91" name="Picture"/>
                     <pic:cNvPicPr>
                       <a:picLocks noChangeArrowheads="1" noChangeAspect="1"/>
                     </pic:cNvPicPr>
                   </pic:nvPicPr>
                   <pic:blipFill>
-                    <a:blip r:embed="rId87"/>
+                    <a:blip r:embed="rId89"/>
                     <a:stretch>
                       <a:fillRect/>
                     </a:stretch>
@@ -22527,8 +23562,8 @@
         </w:pict>
       </w:r>
     </w:p>
-    <w:bookmarkEnd w:id="90"/>
-    <w:bookmarkStart w:id="94" w:name="第30题"/>
+    <w:bookmarkEnd w:id="92"/>
+    <w:bookmarkStart w:id="96" w:name="第30题"/>
     <w:p>
       <w:pPr>
         <w:pStyle w:val="Heading3"/>
@@ -23543,18 +24578,18 @@
           <wp:inline>
             <wp:extent cx="3600000" cy="2068749"/>
             <wp:effectExtent b="0" l="0" r="0" t="0"/>
-            <wp:docPr descr="" title="" id="92" name="Picture"/>
+            <wp:docPr descr="" title="" id="94" name="Picture"/>
             <a:graphic>
               <a:graphicData uri="http://schemas.openxmlformats.org/drawingml/2006/picture">
                 <pic:pic>
                   <pic:nvPicPr>
-                    <pic:cNvPr descr="e5f6533710ba521473b9fe152fdebb93579c9b7336e62cfb358535fd88733598.jpg" id="93" name="Picture"/>
+                    <pic:cNvPr descr="e5f6533710ba521473b9fe152fdebb93579c9b7336e62cfb358535fd88733598.jpg" id="95" name="Picture"/>
                     <pic:cNvPicPr>
                       <a:picLocks noChangeArrowheads="1" noChangeAspect="1"/>
                     </pic:cNvPicPr>
                   </pic:nvPicPr>
                   <pic:blipFill>
-                    <a:blip r:embed="rId91"/>
+                    <a:blip r:embed="rId93"/>
                     <a:stretch>
                       <a:fillRect/>
                     </a:stretch>
@@ -23591,9 +24626,9 @@
         </w:pict>
       </w:r>
     </w:p>
-    <w:bookmarkEnd w:id="94"/>
-    <w:bookmarkEnd w:id="95"/>
     <w:bookmarkEnd w:id="96"/>
+    <w:bookmarkEnd w:id="97"/>
+    <w:bookmarkEnd w:id="98"/>
     <w:sectPr>
       <w:footerReference w:type="default" r:id="rId9"/>
       <w:footnotePr>
@@ -24572,7 +25607,7 @@
     </w:lvlOverride>
   </w:num>
   <w:num w:numId="1009">
-    <w:abstractNumId w:val="99411"/>
+    <w:abstractNumId w:val="99431"/>
     <w:lvlOverride w:ilvl="0">
       <w:startOverride w:val="1"/>
     </w:lvlOverride>

--- a/00-首页/题组Word/第一轮·综合套卷/第一轮综合卷08-学生版.docx
+++ b/00-首页/题组Word/第一轮·综合套卷/第一轮综合卷08-学生版.docx
@@ -7031,79 +7031,6 @@
     <w:p>
       <w:pPr>
         <w:pStyle w:val="BodyText"/>
-      </w:pPr>
-      <w:r>
-        <w:rPr>
-          <w:rFonts w:hint="eastAsia" w:ascii="Times New Roman" w:hAnsi="Times New Roman" w:eastAsia="FangSong" w:cs="Times New Roman"/>
-          <w:b/>
-          <w:bCs/>
-        </w:rPr>
-        <w:t xml:space="preserve">来源</w:t>
-      </w:r>
-      <w:r>
-        <w:rPr>
-          <w:rFonts w:hint="eastAsia" w:ascii="Times New Roman" w:hAnsi="Times New Roman" w:eastAsia="Times New Roman" w:cs="Times New Roman"/>
-        </w:rPr>
-        <w:t>：</w:t>
-      </w:r>
-      <w:r>
-        <w:rPr>
-          <w:rFonts w:hint="eastAsia" w:ascii="Times New Roman" w:hAnsi="Times New Roman" w:eastAsia="FangSong" w:cs="Times New Roman"/>
-        </w:rPr>
-        <w:t>化学竞赛初赛讲义</w:t>
-      </w:r>
-      <w:r>
-        <w:rPr>
-          <w:rFonts w:ascii="Times New Roman" w:hAnsi="Times New Roman" w:eastAsia="Times New Roman" w:cs="Times New Roman"/>
-        </w:rPr>
-        <w:t xml:space="preserve"> </w:t>
-      </w:r>
-      <w:r>
-        <w:rPr>
-          <w:rFonts w:hint="eastAsia" w:ascii="Times New Roman" w:hAnsi="Times New Roman" w:eastAsia="FangSong" w:cs="Times New Roman"/>
-        </w:rPr>
-        <w:t>第</w:t>
-      </w:r>
-      <w:r>
-        <w:rPr>
-          <w:rFonts w:hint="eastAsia" w:ascii="Times New Roman" w:hAnsi="Times New Roman" w:eastAsia="Times New Roman" w:cs="Times New Roman"/>
-        </w:rPr>
-        <w:t>4</w:t>
-      </w:r>
-      <w:r>
-        <w:rPr>
-          <w:rFonts w:hint="eastAsia" w:ascii="Times New Roman" w:hAnsi="Times New Roman" w:eastAsia="FangSong" w:cs="Times New Roman"/>
-        </w:rPr>
-        <w:t>讲</w:t>
-      </w:r>
-      <w:r>
-        <w:rPr>
-          <w:rFonts w:ascii="Times New Roman" w:hAnsi="Times New Roman" w:eastAsia="Times New Roman" w:cs="Times New Roman"/>
-        </w:rPr>
-        <w:t xml:space="preserve"> </w:t>
-      </w:r>
-      <w:r>
-        <w:rPr>
-          <w:rFonts w:hint="eastAsia" w:ascii="Times New Roman" w:hAnsi="Times New Roman" w:eastAsia="FangSong" w:cs="Times New Roman"/>
-        </w:rPr>
-        <w:t>第</w:t>
-      </w:r>
-      <w:r>
-        <w:rPr>
-          <w:rFonts w:hint="eastAsia" w:ascii="Times New Roman" w:hAnsi="Times New Roman" w:eastAsia="Times New Roman" w:cs="Times New Roman"/>
-        </w:rPr>
-        <w:t>4</w:t>
-      </w:r>
-      <w:r>
-        <w:rPr>
-          <w:rFonts w:hint="eastAsia" w:ascii="Times New Roman" w:hAnsi="Times New Roman" w:eastAsia="FangSong" w:cs="Times New Roman"/>
-        </w:rPr>
-        <w:t>讲习题</w:t>
-      </w:r>
-    </w:p>
-    <w:p>
-      <w:pPr>
-        <w:pStyle w:val="BodyText"/>
         <w:spacing w:before="160" w:after="80"/>
         <w:jc w:val="center"/>
       </w:pPr>
@@ -7876,79 +7803,6 @@
           <w:rFonts w:hint="eastAsia" w:ascii="Times New Roman" w:hAnsi="Times New Roman" w:eastAsia="Times New Roman" w:cs="Times New Roman"/>
         </w:rPr>
         <w:t>。</w:t>
-      </w:r>
-    </w:p>
-    <w:p>
-      <w:pPr>
-        <w:pStyle w:val="FirstParagraph"/>
-      </w:pPr>
-      <w:r>
-        <w:rPr>
-          <w:rFonts w:hint="eastAsia" w:ascii="Times New Roman" w:hAnsi="Times New Roman" w:eastAsia="FangSong" w:cs="Times New Roman"/>
-          <w:b/>
-          <w:bCs/>
-        </w:rPr>
-        <w:t xml:space="preserve">来源</w:t>
-      </w:r>
-      <w:r>
-        <w:rPr>
-          <w:rFonts w:hint="eastAsia" w:ascii="Times New Roman" w:hAnsi="Times New Roman" w:eastAsia="Times New Roman" w:cs="Times New Roman"/>
-        </w:rPr>
-        <w:t>：</w:t>
-      </w:r>
-      <w:r>
-        <w:rPr>
-          <w:rFonts w:hint="eastAsia" w:ascii="Times New Roman" w:hAnsi="Times New Roman" w:eastAsia="FangSong" w:cs="Times New Roman"/>
-        </w:rPr>
-        <w:t>化学竞赛初赛讲义</w:t>
-      </w:r>
-      <w:r>
-        <w:rPr>
-          <w:rFonts w:ascii="Times New Roman" w:hAnsi="Times New Roman" w:eastAsia="Times New Roman" w:cs="Times New Roman"/>
-        </w:rPr>
-        <w:t xml:space="preserve"> </w:t>
-      </w:r>
-      <w:r>
-        <w:rPr>
-          <w:rFonts w:hint="eastAsia" w:ascii="Times New Roman" w:hAnsi="Times New Roman" w:eastAsia="FangSong" w:cs="Times New Roman"/>
-        </w:rPr>
-        <w:t>第</w:t>
-      </w:r>
-      <w:r>
-        <w:rPr>
-          <w:rFonts w:hint="eastAsia" w:ascii="Times New Roman" w:hAnsi="Times New Roman" w:eastAsia="Times New Roman" w:cs="Times New Roman"/>
-        </w:rPr>
-        <w:t>4</w:t>
-      </w:r>
-      <w:r>
-        <w:rPr>
-          <w:rFonts w:hint="eastAsia" w:ascii="Times New Roman" w:hAnsi="Times New Roman" w:eastAsia="FangSong" w:cs="Times New Roman"/>
-        </w:rPr>
-        <w:t>讲</w:t>
-      </w:r>
-      <w:r>
-        <w:rPr>
-          <w:rFonts w:ascii="Times New Roman" w:hAnsi="Times New Roman" w:eastAsia="Times New Roman" w:cs="Times New Roman"/>
-        </w:rPr>
-        <w:t xml:space="preserve"> </w:t>
-      </w:r>
-      <w:r>
-        <w:rPr>
-          <w:rFonts w:hint="eastAsia" w:ascii="Times New Roman" w:hAnsi="Times New Roman" w:eastAsia="FangSong" w:cs="Times New Roman"/>
-        </w:rPr>
-        <w:t>第</w:t>
-      </w:r>
-      <w:r>
-        <w:rPr>
-          <w:rFonts w:hint="eastAsia" w:ascii="Times New Roman" w:hAnsi="Times New Roman" w:eastAsia="Times New Roman" w:cs="Times New Roman"/>
-        </w:rPr>
-        <w:t>4</w:t>
-      </w:r>
-      <w:r>
-        <w:rPr>
-          <w:rFonts w:hint="eastAsia" w:ascii="Times New Roman" w:hAnsi="Times New Roman" w:eastAsia="FangSong" w:cs="Times New Roman"/>
-        </w:rPr>
-        <w:t>讲习题</w:t>
       </w:r>
     </w:p>
     <w:p>
@@ -9021,79 +8875,6 @@
     <w:p>
       <w:pPr>
         <w:pStyle w:val="FirstParagraph"/>
-      </w:pPr>
-      <w:r>
-        <w:rPr>
-          <w:rFonts w:hint="eastAsia" w:ascii="Times New Roman" w:hAnsi="Times New Roman" w:eastAsia="FangSong" w:cs="Times New Roman"/>
-          <w:b/>
-          <w:bCs/>
-        </w:rPr>
-        <w:t xml:space="preserve">来源</w:t>
-      </w:r>
-      <w:r>
-        <w:rPr>
-          <w:rFonts w:hint="eastAsia" w:ascii="Times New Roman" w:hAnsi="Times New Roman" w:eastAsia="Times New Roman" w:cs="Times New Roman"/>
-        </w:rPr>
-        <w:t>：</w:t>
-      </w:r>
-      <w:r>
-        <w:rPr>
-          <w:rFonts w:hint="eastAsia" w:ascii="Times New Roman" w:hAnsi="Times New Roman" w:eastAsia="FangSong" w:cs="Times New Roman"/>
-        </w:rPr>
-        <w:t>化学竞赛初赛讲义</w:t>
-      </w:r>
-      <w:r>
-        <w:rPr>
-          <w:rFonts w:ascii="Times New Roman" w:hAnsi="Times New Roman" w:eastAsia="Times New Roman" w:cs="Times New Roman"/>
-        </w:rPr>
-        <w:t xml:space="preserve"> </w:t>
-      </w:r>
-      <w:r>
-        <w:rPr>
-          <w:rFonts w:hint="eastAsia" w:ascii="Times New Roman" w:hAnsi="Times New Roman" w:eastAsia="FangSong" w:cs="Times New Roman"/>
-        </w:rPr>
-        <w:t>第</w:t>
-      </w:r>
-      <w:r>
-        <w:rPr>
-          <w:rFonts w:hint="eastAsia" w:ascii="Times New Roman" w:hAnsi="Times New Roman" w:eastAsia="Times New Roman" w:cs="Times New Roman"/>
-        </w:rPr>
-        <w:t>4</w:t>
-      </w:r>
-      <w:r>
-        <w:rPr>
-          <w:rFonts w:hint="eastAsia" w:ascii="Times New Roman" w:hAnsi="Times New Roman" w:eastAsia="FangSong" w:cs="Times New Roman"/>
-        </w:rPr>
-        <w:t>讲</w:t>
-      </w:r>
-      <w:r>
-        <w:rPr>
-          <w:rFonts w:ascii="Times New Roman" w:hAnsi="Times New Roman" w:eastAsia="Times New Roman" w:cs="Times New Roman"/>
-        </w:rPr>
-        <w:t xml:space="preserve"> </w:t>
-      </w:r>
-      <w:r>
-        <w:rPr>
-          <w:rFonts w:hint="eastAsia" w:ascii="Times New Roman" w:hAnsi="Times New Roman" w:eastAsia="FangSong" w:cs="Times New Roman"/>
-        </w:rPr>
-        <w:t>第</w:t>
-      </w:r>
-      <w:r>
-        <w:rPr>
-          <w:rFonts w:hint="eastAsia" w:ascii="Times New Roman" w:hAnsi="Times New Roman" w:eastAsia="Times New Roman" w:cs="Times New Roman"/>
-        </w:rPr>
-        <w:t>4</w:t>
-      </w:r>
-      <w:r>
-        <w:rPr>
-          <w:rFonts w:hint="eastAsia" w:ascii="Times New Roman" w:hAnsi="Times New Roman" w:eastAsia="FangSong" w:cs="Times New Roman"/>
-        </w:rPr>
-        <w:t>讲习题</w:t>
-      </w:r>
-    </w:p>
-    <w:p>
-      <w:pPr>
-        <w:pStyle w:val="BodyText"/>
         <w:spacing w:before="160" w:after="80"/>
         <w:jc w:val="center"/>
       </w:pPr>
@@ -9960,79 +9741,6 @@
           <w:rFonts w:ascii="Times New Roman" w:hAnsi="Times New Roman" w:eastAsia="Times New Roman" w:cs="Times New Roman"/>
         </w:rPr>
         <w:t xml:space="preserve">(Crabtree, Robert H. The Organometallic Chemistry of the Transition Metals. John Wiley &amp; Sons, 2009)</w:t>
-      </w:r>
-    </w:p>
-    <w:p>
-      <w:pPr>
-        <w:pStyle w:val="BodyText"/>
-      </w:pPr>
-      <w:r>
-        <w:rPr>
-          <w:rFonts w:hint="eastAsia" w:ascii="Times New Roman" w:hAnsi="Times New Roman" w:eastAsia="FangSong" w:cs="Times New Roman"/>
-          <w:b/>
-          <w:bCs/>
-        </w:rPr>
-        <w:t xml:space="preserve">来源</w:t>
-      </w:r>
-      <w:r>
-        <w:rPr>
-          <w:rFonts w:hint="eastAsia" w:ascii="Times New Roman" w:hAnsi="Times New Roman" w:eastAsia="Times New Roman" w:cs="Times New Roman"/>
-        </w:rPr>
-        <w:t>：</w:t>
-      </w:r>
-      <w:r>
-        <w:rPr>
-          <w:rFonts w:hint="eastAsia" w:ascii="Times New Roman" w:hAnsi="Times New Roman" w:eastAsia="FangSong" w:cs="Times New Roman"/>
-        </w:rPr>
-        <w:t>化学竞赛初赛讲义</w:t>
-      </w:r>
-      <w:r>
-        <w:rPr>
-          <w:rFonts w:ascii="Times New Roman" w:hAnsi="Times New Roman" w:eastAsia="Times New Roman" w:cs="Times New Roman"/>
-        </w:rPr>
-        <w:t xml:space="preserve"> </w:t>
-      </w:r>
-      <w:r>
-        <w:rPr>
-          <w:rFonts w:hint="eastAsia" w:ascii="Times New Roman" w:hAnsi="Times New Roman" w:eastAsia="FangSong" w:cs="Times New Roman"/>
-        </w:rPr>
-        <w:t>第</w:t>
-      </w:r>
-      <w:r>
-        <w:rPr>
-          <w:rFonts w:hint="eastAsia" w:ascii="Times New Roman" w:hAnsi="Times New Roman" w:eastAsia="Times New Roman" w:cs="Times New Roman"/>
-        </w:rPr>
-        <w:t>4</w:t>
-      </w:r>
-      <w:r>
-        <w:rPr>
-          <w:rFonts w:hint="eastAsia" w:ascii="Times New Roman" w:hAnsi="Times New Roman" w:eastAsia="FangSong" w:cs="Times New Roman"/>
-        </w:rPr>
-        <w:t>讲</w:t>
-      </w:r>
-      <w:r>
-        <w:rPr>
-          <w:rFonts w:ascii="Times New Roman" w:hAnsi="Times New Roman" w:eastAsia="Times New Roman" w:cs="Times New Roman"/>
-        </w:rPr>
-        <w:t xml:space="preserve"> </w:t>
-      </w:r>
-      <w:r>
-        <w:rPr>
-          <w:rFonts w:hint="eastAsia" w:ascii="Times New Roman" w:hAnsi="Times New Roman" w:eastAsia="FangSong" w:cs="Times New Roman"/>
-        </w:rPr>
-        <w:t>第</w:t>
-      </w:r>
-      <w:r>
-        <w:rPr>
-          <w:rFonts w:hint="eastAsia" w:ascii="Times New Roman" w:hAnsi="Times New Roman" w:eastAsia="Times New Roman" w:cs="Times New Roman"/>
-        </w:rPr>
-        <w:t>4</w:t>
-      </w:r>
-      <w:r>
-        <w:rPr>
-          <w:rFonts w:hint="eastAsia" w:ascii="Times New Roman" w:hAnsi="Times New Roman" w:eastAsia="FangSong" w:cs="Times New Roman"/>
-        </w:rPr>
-        <w:t>讲习题</w:t>
       </w:r>
     </w:p>
     <w:p>
@@ -13779,67 +13487,6 @@
           <w:rFonts w:hint="eastAsia" w:ascii="Times New Roman" w:hAnsi="Times New Roman" w:eastAsia="Times New Roman" w:cs="Times New Roman"/>
         </w:rPr>
         <w:t>。</w:t>
-      </w:r>
-    </w:p>
-    <w:p>
-      <w:pPr>
-        <w:pStyle w:val="BodyText"/>
-      </w:pPr>
-      <w:r>
-        <w:rPr>
-          <w:rFonts w:hint="eastAsia" w:ascii="Times New Roman" w:hAnsi="Times New Roman" w:eastAsia="FangSong" w:cs="Times New Roman"/>
-          <w:b/>
-          <w:bCs/>
-        </w:rPr>
-        <w:t xml:space="preserve">来源</w:t>
-      </w:r>
-      <w:r>
-        <w:rPr>
-          <w:rFonts w:hint="eastAsia" w:ascii="Times New Roman" w:hAnsi="Times New Roman" w:eastAsia="Times New Roman" w:cs="Times New Roman"/>
-        </w:rPr>
-        <w:t>：</w:t>
-      </w:r>
-      <w:r>
-        <w:rPr>
-          <w:rFonts w:hint="eastAsia" w:ascii="Times New Roman" w:hAnsi="Times New Roman" w:eastAsia="FangSong" w:cs="Times New Roman"/>
-        </w:rPr>
-        <w:t>化学竞赛初赛讲义</w:t>
-      </w:r>
-      <w:r>
-        <w:rPr>
-          <w:rFonts w:ascii="Times New Roman" w:hAnsi="Times New Roman" w:eastAsia="Times New Roman" w:cs="Times New Roman"/>
-        </w:rPr>
-        <w:t xml:space="preserve"> </w:t>
-      </w:r>
-      <w:r>
-        <w:rPr>
-          <w:rFonts w:hint="eastAsia" w:ascii="Times New Roman" w:hAnsi="Times New Roman" w:eastAsia="FangSong" w:cs="Times New Roman"/>
-        </w:rPr>
-        <w:t>第</w:t>
-      </w:r>
-      <w:r>
-        <w:rPr>
-          <w:rFonts w:hint="eastAsia" w:ascii="Times New Roman" w:hAnsi="Times New Roman" w:eastAsia="Times New Roman" w:cs="Times New Roman"/>
-        </w:rPr>
-        <w:t>1</w:t>
-      </w:r>
-      <w:r>
-        <w:rPr>
-          <w:rFonts w:hint="eastAsia" w:ascii="Times New Roman" w:hAnsi="Times New Roman" w:eastAsia="FangSong" w:cs="Times New Roman"/>
-        </w:rPr>
-        <w:t>讲</w:t>
-      </w:r>
-      <w:r>
-        <w:rPr>
-          <w:rFonts w:ascii="Times New Roman" w:hAnsi="Times New Roman" w:eastAsia="Times New Roman" w:cs="Times New Roman"/>
-        </w:rPr>
-        <w:t xml:space="preserve"> §1.5 </w:t>
-      </w:r>
-      <w:r>
-        <w:rPr>
-          <w:rFonts w:hint="eastAsia" w:ascii="Times New Roman" w:hAnsi="Times New Roman" w:eastAsia="FangSong" w:cs="Times New Roman"/>
-        </w:rPr>
-        <w:t xml:space="preserve">习题</w:t>
       </w:r>
     </w:p>
     <w:p>
